--- a/docs/portfolio/zenodo/Mya_Brown_Zenodo_Master_Catalog_and_Development_Pipeline.docx
+++ b/docs/portfolio/zenodo/Mya_Brown_Zenodo_Master_Catalog_and_Development_Pipeline.docx
@@ -27,7 +27,7 @@
         <w:keepLines/>
       </w:pPr>
       <w:r>
-        <w:t>This document organizes the Zenodo records recovered from the preserved profile pages and routes each record toward publication, validation, partnership, prototyping, or a controlled research hold. Sixty exact records are currently reconstructed. Earlier profile captures showed 262 to 272 results, so 202 to 212 records remain in the acquisition queue. The catalog must expand as those records are recovered.</w:t>
+        <w:t>This document organizes the Zenodo records recovered from preserved profile pages and routes each record toward publication, validation, partnership, prototyping, or a controlled research hold. Sixty exact Zenodo records are currently reconstructed. Batches 1–5 add fifty local files representing thirty-nine unique works; the remainder are duplicate, expanded-version, supplement, component, external-reference, support, or empty files. None increases the verified Zenodo count until an exact live record is matched. One supplement states DOI 10.5281/zenodo.18571384, but that match remains pending independent verification. Earlier profile captures showed 262 to 272 results, so 202 to 212 exact records remain in the acquisition queue.</w:t>
       </w:r>
     </w:p>
     <w:p>
@@ -124,7 +124,7 @@
           </w:tcPr>
           <w:p>
             <w:r>
-              <w:t>Exact records recovered</w:t>
+              <w:t>Exact Zenodo records recovered</w:t>
             </w:r>
           </w:p>
         </w:tc>
@@ -142,6 +142,45 @@
           <w:p>
             <w:r>
               <w:t>60</w:t>
+            </w:r>
+          </w:p>
+        </w:tc>
+      </w:tr>
+      <w:tr>
+        <w:trPr>
+          <w:cantSplit/>
+        </w:trPr>
+        <w:tc>
+          <w:tcPr>
+            <w:tcW w:type="dxa" w:w="3528"/>
+            <w:vAlign w:val="center"/>
+            <w:tcMar>
+              <w:top w:w="90" w:type="dxa"/>
+              <w:start w:w="110" w:type="dxa"/>
+              <w:bottom w:w="90" w:type="dxa"/>
+              <w:end w:w="110" w:type="dxa"/>
+            </w:tcMar>
+          </w:tcPr>
+          <w:p>
+            <w:r>
+              <w:t>Local files / unique works processed</w:t>
+            </w:r>
+          </w:p>
+        </w:tc>
+        <w:tc>
+          <w:tcPr>
+            <w:tcW w:type="dxa" w:w="6264"/>
+            <w:vAlign w:val="center"/>
+            <w:tcMar>
+              <w:top w:w="90" w:type="dxa"/>
+              <w:start w:w="110" w:type="dxa"/>
+              <w:bottom w:w="90" w:type="dxa"/>
+              <w:end w:w="110" w:type="dxa"/>
+            </w:tcMar>
+          </w:tcPr>
+          <w:p>
+            <w:r>
+              <w:t>59 files / 45 unique works (Batches 1–6)</w:t>
             </w:r>
           </w:p>
         </w:tc>
@@ -202,7 +241,7 @@
           </w:tcPr>
           <w:p>
             <w:r>
-              <w:t>Remaining recovery gap</w:t>
+              <w:t>Remaining exact-record recovery gap</w:t>
             </w:r>
           </w:p>
         </w:tc>
@@ -220,45 +259,6 @@
           <w:p>
             <w:r>
               <w:t>202 to 212</w:t>
-            </w:r>
-          </w:p>
-        </w:tc>
-      </w:tr>
-      <w:tr>
-        <w:trPr>
-          <w:cantSplit/>
-        </w:trPr>
-        <w:tc>
-          <w:tcPr>
-            <w:tcW w:type="dxa" w:w="3528"/>
-            <w:vAlign w:val="center"/>
-            <w:tcMar>
-              <w:top w:w="90" w:type="dxa"/>
-              <w:start w:w="110" w:type="dxa"/>
-              <w:bottom w:w="90" w:type="dxa"/>
-              <w:end w:w="110" w:type="dxa"/>
-            </w:tcMar>
-          </w:tcPr>
-          <w:p>
-            <w:r>
-              <w:t>Technical and research records routed to execution</w:t>
-            </w:r>
-          </w:p>
-        </w:tc>
-        <w:tc>
-          <w:tcPr>
-            <w:tcW w:type="dxa" w:w="6264"/>
-            <w:vAlign w:val="center"/>
-            <w:tcMar>
-              <w:top w:w="90" w:type="dxa"/>
-              <w:start w:w="110" w:type="dxa"/>
-              <w:bottom w:w="90" w:type="dxa"/>
-              <w:end w:w="110" w:type="dxa"/>
-            </w:tcMar>
-          </w:tcPr>
-          <w:p>
-            <w:r>
-              <w:t>44</w:t>
             </w:r>
           </w:p>
         </w:tc>
@@ -5865,6 +5865,4982 @@
       </w:pPr>
       <w:r>
         <w:t>Priority recovery targets include missing books and long-form works such as Practicing Violence, The Cure for Death, and Finishing the World, plus additional curricula, manuals, protocols, datasets, and technical artifacts not present in the three preserved pages.</w:t>
+      </w:r>
+    </w:p>
+    <w:p>
+      <w:pPr>
+        <w:keepLines/>
+      </w:pPr>
+      <w:r>
+        <w:br w:type="page"/>
+      </w:r>
+    </w:p>
+    <w:p>
+      <w:pPr>
+        <w:pStyle w:val="Heading1"/>
+        <w:keepLines/>
+      </w:pPr>
+      <w:r>
+        <w:t>Local source-document intake — Batches 1 through 5</w:t>
+      </w:r>
+    </w:p>
+    <w:p>
+      <w:pPr>
+        <w:keepLines/>
+      </w:pPr>
+      <w:r>
+        <w:t>These fifty files were recovered directly from Mya P. Brown's Word/PDF archive on September 18, 2026. They represent thirty-nine unique works. Duplicate drafts, expanded versions, supplements, curriculum components, external references, support artifacts, and an empty placeholder are preserved without inflating the work count. They extend the working portfolio but do not increase the verified Zenodo count without an exact live record match. Public-release disposition is conservative: legal evidence, personal records, health material, technical designs, business plans, rights-restricted works, and insufficiently reviewed sources remain private.</w:t>
+      </w:r>
+    </w:p>
+    <w:p>
+      <w:pPr>
+        <w:pStyle w:val="Heading2"/>
+        <w:keepLines/>
+      </w:pPr>
+      <w:r>
+        <w:t>1. Civilizational Maturity and the Collision Prevention Principle</w:t>
+      </w:r>
+    </w:p>
+    <w:p>
+      <w:pPr>
+        <w:keepLines/>
+      </w:pPr>
+      <w:r>
+        <w:rPr>
+          <w:b/>
+        </w:rPr>
+        <w:t xml:space="preserve">Type  </w:t>
+      </w:r>
+      <w:r>
+        <w:t>Conceptual research paper / systems governance</w:t>
+      </w:r>
+    </w:p>
+    <w:p>
+      <w:pPr>
+        <w:keepLines/>
+      </w:pPr>
+      <w:r>
+        <w:rPr>
+          <w:b/>
+        </w:rPr>
+        <w:t xml:space="preserve">Release disposition  </w:t>
+      </w:r>
+      <w:r>
+        <w:t>Public candidate</w:t>
+      </w:r>
+    </w:p>
+    <w:p>
+      <w:pPr>
+        <w:keepLines/>
+      </w:pPr>
+      <w:r>
+        <w:rPr>
+          <w:b/>
+        </w:rPr>
+        <w:t xml:space="preserve">Zenodo match  </w:t>
+      </w:r>
+      <w:r>
+        <w:t>No match in the 60-record recovered Zenodo set</w:t>
+      </w:r>
+    </w:p>
+    <w:p>
+      <w:pPr>
+        <w:keepLines/>
+      </w:pPr>
+      <w:r>
+        <w:rPr>
+          <w:b/>
+        </w:rPr>
+        <w:t xml:space="preserve">Working description  </w:t>
+      </w:r>
+      <w:r>
+        <w:t>A civilizational-risk framework linking catastrophic capability, restraint, collision prevention, material security, and lifelong education.</w:t>
+      </w:r>
+    </w:p>
+    <w:p>
+      <w:pPr>
+        <w:keepLines/>
+      </w:pPr>
+      <w:r>
+        <w:rPr>
+          <w:b/>
+        </w:rPr>
+        <w:t xml:space="preserve">Next evidence gate  </w:t>
+      </w:r>
+      <w:r>
+        <w:t>Normalize citations and claims, attach the complete CERL text, generate the final PDF, then conduct independent subject-matter and legal review before publication.</w:t>
+      </w:r>
+    </w:p>
+    <w:p>
+      <w:pPr>
+        <w:keepLines/>
+      </w:pPr>
+    </w:p>
+    <w:p>
+      <w:pPr>
+        <w:pStyle w:val="Heading2"/>
+        <w:keepLines/>
+      </w:pPr>
+      <w:r>
+        <w:t>2. From Continuity-Governed AI to Adversarially Governed Technology</w:t>
+      </w:r>
+    </w:p>
+    <w:p>
+      <w:pPr>
+        <w:keepLines/>
+      </w:pPr>
+      <w:r>
+        <w:rPr>
+          <w:b/>
+        </w:rPr>
+        <w:t xml:space="preserve">Type  </w:t>
+      </w:r>
+      <w:r>
+        <w:t>Research update / technical note</w:t>
+      </w:r>
+    </w:p>
+    <w:p>
+      <w:pPr>
+        <w:keepLines/>
+      </w:pPr>
+      <w:r>
+        <w:rPr>
+          <w:b/>
+        </w:rPr>
+        <w:t xml:space="preserve">Release disposition  </w:t>
+      </w:r>
+      <w:r>
+        <w:t>Public candidate</w:t>
+      </w:r>
+    </w:p>
+    <w:p>
+      <w:pPr>
+        <w:keepLines/>
+      </w:pPr>
+      <w:r>
+        <w:rPr>
+          <w:b/>
+        </w:rPr>
+        <w:t xml:space="preserve">Zenodo match  </w:t>
+      </w:r>
+      <w:r>
+        <w:t>No match in the 60-record recovered Zenodo set</w:t>
+      </w:r>
+    </w:p>
+    <w:p>
+      <w:pPr>
+        <w:keepLines/>
+      </w:pPr>
+      <w:r>
+        <w:rPr>
+          <w:b/>
+        </w:rPr>
+        <w:t xml:space="preserve">Working description  </w:t>
+      </w:r>
+      <w:r>
+        <w:t>Integration lessons across the Commons Sentience Sandbox, MAYA Node, SAGE, CERL-Preemptive, and Commons governance architecture.</w:t>
+      </w:r>
+    </w:p>
+    <w:p>
+      <w:pPr>
+        <w:keepLines/>
+      </w:pPr>
+      <w:r>
+        <w:rPr>
+          <w:b/>
+        </w:rPr>
+        <w:t xml:space="preserve">Next evidence gate  </w:t>
+      </w:r>
+      <w:r>
+        <w:t>Repair citation artifacts and source links, verify implementation claims against repositories, add explicit evidence labels, and obtain independent security and governance review.</w:t>
+      </w:r>
+    </w:p>
+    <w:p>
+      <w:pPr>
+        <w:keepLines/>
+      </w:pPr>
+    </w:p>
+    <w:p>
+      <w:pPr>
+        <w:pStyle w:val="Heading2"/>
+        <w:keepLines/>
+      </w:pPr>
+      <w:r>
+        <w:t>3. The Pathology of Unaccountable Power</w:t>
+      </w:r>
+    </w:p>
+    <w:p>
+      <w:pPr>
+        <w:keepLines/>
+      </w:pPr>
+      <w:r>
+        <w:rPr>
+          <w:b/>
+        </w:rPr>
+        <w:t xml:space="preserve">Type  </w:t>
+      </w:r>
+      <w:r>
+        <w:t>Research and governance paper</w:t>
+      </w:r>
+    </w:p>
+    <w:p>
+      <w:pPr>
+        <w:keepLines/>
+      </w:pPr>
+      <w:r>
+        <w:rPr>
+          <w:b/>
+        </w:rPr>
+        <w:t xml:space="preserve">Release disposition  </w:t>
+      </w:r>
+      <w:r>
+        <w:t>Public candidate after source audit</w:t>
+      </w:r>
+    </w:p>
+    <w:p>
+      <w:pPr>
+        <w:keepLines/>
+      </w:pPr>
+      <w:r>
+        <w:rPr>
+          <w:b/>
+        </w:rPr>
+        <w:t xml:space="preserve">Zenodo match  </w:t>
+      </w:r>
+      <w:r>
+        <w:t>No match in the 60-record recovered Zenodo set</w:t>
+      </w:r>
+    </w:p>
+    <w:p>
+      <w:pPr>
+        <w:keepLines/>
+      </w:pPr>
+      <w:r>
+        <w:rPr>
+          <w:b/>
+        </w:rPr>
+        <w:t xml:space="preserve">Working description  </w:t>
+      </w:r>
+      <w:r>
+        <w:t>An adversarial-governance argument supported by an evidence file of institutional abuse, concealment, and failure cases.</w:t>
+      </w:r>
+    </w:p>
+    <w:p>
+      <w:pPr>
+        <w:keepLines/>
+      </w:pPr>
+      <w:r>
+        <w:rPr>
+          <w:b/>
+        </w:rPr>
+        <w:t xml:space="preserve">Next evidence gate  </w:t>
+      </w:r>
+      <w:r>
+        <w:t>Audit every factual claim and citation, separate evidence from inference, add successful safeguard counter-cases, and obtain historical, legal, and policy review.</w:t>
+      </w:r>
+    </w:p>
+    <w:p>
+      <w:pPr>
+        <w:keepLines/>
+      </w:pPr>
+    </w:p>
+    <w:p>
+      <w:pPr>
+        <w:pStyle w:val="Heading2"/>
+        <w:keepLines/>
+      </w:pPr>
+      <w:r>
+        <w:t>4. The Blue Book: Systems Accountability Engineering</w:t>
+      </w:r>
+    </w:p>
+    <w:p>
+      <w:pPr>
+        <w:keepLines/>
+      </w:pPr>
+      <w:r>
+        <w:rPr>
+          <w:b/>
+        </w:rPr>
+        <w:t xml:space="preserve">Type  </w:t>
+      </w:r>
+      <w:r>
+        <w:t>Governance and engineering framework</w:t>
+      </w:r>
+    </w:p>
+    <w:p>
+      <w:pPr>
+        <w:keepLines/>
+      </w:pPr>
+      <w:r>
+        <w:rPr>
+          <w:b/>
+        </w:rPr>
+        <w:t xml:space="preserve">Release disposition  </w:t>
+      </w:r>
+      <w:r>
+        <w:t>Public candidate after editorial review</w:t>
+      </w:r>
+    </w:p>
+    <w:p>
+      <w:pPr>
+        <w:keepLines/>
+      </w:pPr>
+      <w:r>
+        <w:rPr>
+          <w:b/>
+        </w:rPr>
+        <w:t xml:space="preserve">Zenodo match  </w:t>
+      </w:r>
+      <w:r>
+        <w:t>No match in the 60-record recovered Zenodo set</w:t>
+      </w:r>
+    </w:p>
+    <w:p>
+      <w:pPr>
+        <w:keepLines/>
+      </w:pPr>
+      <w:r>
+        <w:rPr>
+          <w:b/>
+        </w:rPr>
+        <w:t xml:space="preserve">Working description  </w:t>
+      </w:r>
+      <w:r>
+        <w:t>The refined publication-oriented version of the SAE framework for measurable outcomes, failure resilience, accountability, correction, rights, and succession.</w:t>
+      </w:r>
+    </w:p>
+    <w:p>
+      <w:pPr>
+        <w:keepLines/>
+      </w:pPr>
+      <w:r>
+        <w:rPr>
+          <w:b/>
+        </w:rPr>
+        <w:t xml:space="preserve">Next evidence gate  </w:t>
+      </w:r>
+      <w:r>
+        <w:t>Treat as the canonical Blue Book candidate; reconcile citations, define version metadata and license, remove conversational residue, and obtain technical, legal, accessibility, and editorial review.</w:t>
+      </w:r>
+    </w:p>
+    <w:p>
+      <w:pPr>
+        <w:keepLines/>
+      </w:pPr>
+    </w:p>
+    <w:p>
+      <w:pPr>
+        <w:pStyle w:val="Heading2"/>
+        <w:keepLines/>
+      </w:pPr>
+      <w:r>
+        <w:t>5. The Blue Book: A Systems Accountability Engineering Framework for Building Things That Actually Work</w:t>
+      </w:r>
+    </w:p>
+    <w:p>
+      <w:pPr>
+        <w:keepLines/>
+      </w:pPr>
+      <w:r>
+        <w:rPr>
+          <w:b/>
+        </w:rPr>
+        <w:t xml:space="preserve">Type  </w:t>
+      </w:r>
+      <w:r>
+        <w:t>Earlier working draft / duplicate lineage</w:t>
+      </w:r>
+    </w:p>
+    <w:p>
+      <w:pPr>
+        <w:keepLines/>
+      </w:pPr>
+      <w:r>
+        <w:rPr>
+          <w:b/>
+        </w:rPr>
+        <w:t xml:space="preserve">Release disposition  </w:t>
+      </w:r>
+      <w:r>
+        <w:t>Private working source</w:t>
+      </w:r>
+    </w:p>
+    <w:p>
+      <w:pPr>
+        <w:keepLines/>
+      </w:pPr>
+      <w:r>
+        <w:rPr>
+          <w:b/>
+        </w:rPr>
+        <w:t xml:space="preserve">Zenodo match  </w:t>
+      </w:r>
+      <w:r>
+        <w:t>Related to the refined Blue Book; not a separate exact record</w:t>
+      </w:r>
+    </w:p>
+    <w:p>
+      <w:pPr>
+        <w:keepLines/>
+      </w:pPr>
+      <w:r>
+        <w:rPr>
+          <w:b/>
+        </w:rPr>
+        <w:t xml:space="preserve">Working description  </w:t>
+      </w:r>
+      <w:r>
+        <w:t>An earlier conversational draft containing the core seven questions, lifecycle loop, accountability layer, and fictional-character test labels.</w:t>
+      </w:r>
+    </w:p>
+    <w:p>
+      <w:pPr>
+        <w:keepLines/>
+      </w:pPr>
+      <w:r>
+        <w:rPr>
+          <w:b/>
+        </w:rPr>
+        <w:t xml:space="preserve">Next evidence gate  </w:t>
+      </w:r>
+      <w:r>
+        <w:t>Diff against the refined Blue Book, preserve unique material in version history, and do not publish as a second independent work unless its lineage is made explicit.</w:t>
+      </w:r>
+    </w:p>
+    <w:p>
+      <w:pPr>
+        <w:keepLines/>
+      </w:pPr>
+    </w:p>
+    <w:p>
+      <w:pPr>
+        <w:pStyle w:val="Heading2"/>
+        <w:keepLines/>
+      </w:pPr>
+      <w:r>
+        <w:t>6. Titan-Grip Brake Project — Engineering Handoff DR-01 / Pre-Level-0.5</w:t>
+      </w:r>
+    </w:p>
+    <w:p>
+      <w:pPr>
+        <w:keepLines/>
+      </w:pPr>
+      <w:r>
+        <w:rPr>
+          <w:b/>
+        </w:rPr>
+        <w:t xml:space="preserve">Type  </w:t>
+      </w:r>
+      <w:r>
+        <w:t>Invention / mechanical engineering development</w:t>
+      </w:r>
+    </w:p>
+    <w:p>
+      <w:pPr>
+        <w:keepLines/>
+      </w:pPr>
+      <w:r>
+        <w:rPr>
+          <w:b/>
+        </w:rPr>
+        <w:t xml:space="preserve">Release disposition  </w:t>
+      </w:r>
+      <w:r>
+        <w:t>Private technical development</w:t>
+      </w:r>
+    </w:p>
+    <w:p>
+      <w:pPr>
+        <w:keepLines/>
+      </w:pPr>
+      <w:r>
+        <w:rPr>
+          <w:b/>
+        </w:rPr>
+        <w:t xml:space="preserve">Zenodo match  </w:t>
+      </w:r>
+      <w:r>
+        <w:t>No match in the 60-record recovered Zenodo set</w:t>
+      </w:r>
+    </w:p>
+    <w:p>
+      <w:pPr>
+        <w:keepLines/>
+      </w:pPr>
+      <w:r>
+        <w:rPr>
+          <w:b/>
+        </w:rPr>
+        <w:t xml:space="preserve">Working description  </w:t>
+      </w:r>
+      <w:r>
+        <w:t>A brake-system investigation and staged experimental handoff covering physical evidence, failure hypotheses, corrected-system baseline testing, and candidate architectures.</w:t>
+      </w:r>
+    </w:p>
+    <w:p>
+      <w:pPr>
+        <w:keepLines/>
+      </w:pPr>
+      <w:r>
+        <w:rPr>
+          <w:b/>
+        </w:rPr>
+        <w:t xml:space="preserve">Next evidence gate  </w:t>
+      </w:r>
+      <w:r>
+        <w:t>Keep detailed design and commercialization material out of public GitHub; complete baseline pad replacement and calibrated measurements, obtain independent bicycle-brake and test-safety review, then decide whether a new architecture is warranted.</w:t>
+      </w:r>
+    </w:p>
+    <w:p>
+      <w:pPr>
+        <w:keepLines/>
+      </w:pPr>
+    </w:p>
+    <w:p>
+      <w:pPr>
+        <w:pStyle w:val="Heading2"/>
+        <w:keepLines/>
+      </w:pPr>
+      <w:r>
+        <w:t>7. The Queen AE86 — Royal Blue Book, Vehicle No. 086</w:t>
+      </w:r>
+    </w:p>
+    <w:p>
+      <w:pPr>
+        <w:keepLines/>
+      </w:pPr>
+      <w:r>
+        <w:rPr>
+          <w:b/>
+        </w:rPr>
+        <w:t xml:space="preserve">Type  </w:t>
+      </w:r>
+      <w:r>
+        <w:t>Vehicle restoration and build manual</w:t>
+      </w:r>
+    </w:p>
+    <w:p>
+      <w:pPr>
+        <w:keepLines/>
+      </w:pPr>
+      <w:r>
+        <w:rPr>
+          <w:b/>
+        </w:rPr>
+        <w:t xml:space="preserve">Release disposition  </w:t>
+      </w:r>
+      <w:r>
+        <w:t>Private working publication</w:t>
+      </w:r>
+    </w:p>
+    <w:p>
+      <w:pPr>
+        <w:keepLines/>
+      </w:pPr>
+      <w:r>
+        <w:rPr>
+          <w:b/>
+        </w:rPr>
+        <w:t xml:space="preserve">Zenodo match  </w:t>
+      </w:r>
+      <w:r>
+        <w:t>No match in the 60-record recovered Zenodo set</w:t>
+      </w:r>
+    </w:p>
+    <w:p>
+      <w:pPr>
+        <w:keepLines/>
+      </w:pPr>
+      <w:r>
+        <w:rPr>
+          <w:b/>
+        </w:rPr>
+        <w:t xml:space="preserve">Working description  </w:t>
+      </w:r>
+      <w:r>
+        <w:t>A detailed Toyota AE86 history, inspection, restoration, modification, safety, maintenance, and build-record book.</w:t>
+      </w:r>
+    </w:p>
+    <w:p>
+      <w:pPr>
+        <w:keepLines/>
+      </w:pPr>
+      <w:r>
+        <w:rPr>
+          <w:b/>
+        </w:rPr>
+        <w:t xml:space="preserve">Next evidence gate  </w:t>
+      </w:r>
+      <w:r>
+        <w:t>Verify all factory specifications against primary service sources; add market and chassis-specific caveats; conduct trademark, image, quotation, safety, and editorial review before public or commercial release.</w:t>
+      </w:r>
+    </w:p>
+    <w:p>
+      <w:pPr>
+        <w:keepLines/>
+      </w:pPr>
+    </w:p>
+    <w:p>
+      <w:pPr>
+        <w:pStyle w:val="Heading2"/>
+        <w:keepLines/>
+      </w:pPr>
+      <w:r>
+        <w:t>8. Starfleet Academy — San Francisco Campus</w:t>
+      </w:r>
+    </w:p>
+    <w:p>
+      <w:pPr>
+        <w:keepLines/>
+      </w:pPr>
+      <w:r>
+        <w:rPr>
+          <w:b/>
+        </w:rPr>
+        <w:t xml:space="preserve">Type  </w:t>
+      </w:r>
+      <w:r>
+        <w:t>Fiction-based curriculum / interactive learning program</w:t>
+      </w:r>
+    </w:p>
+    <w:p>
+      <w:pPr>
+        <w:keepLines/>
+      </w:pPr>
+      <w:r>
+        <w:rPr>
+          <w:b/>
+        </w:rPr>
+        <w:t xml:space="preserve">Release disposition  </w:t>
+      </w:r>
+      <w:r>
+        <w:t>Rights-restricted working source</w:t>
+      </w:r>
+    </w:p>
+    <w:p>
+      <w:pPr>
+        <w:keepLines/>
+      </w:pPr>
+      <w:r>
+        <w:rPr>
+          <w:b/>
+        </w:rPr>
+        <w:t xml:space="preserve">Zenodo match  </w:t>
+      </w:r>
+      <w:r>
+        <w:t>No match in the 60-record recovered Zenodo set</w:t>
+      </w:r>
+    </w:p>
+    <w:p>
+      <w:pPr>
+        <w:keepLines/>
+      </w:pPr>
+      <w:r>
+        <w:rPr>
+          <w:b/>
+        </w:rPr>
+        <w:t xml:space="preserve">Working description  </w:t>
+      </w:r>
+      <w:r>
+        <w:t>A four-year Starfleet-inspired cadet curriculum with daily orders, academic lectures, simulations, evaluations, and command-development exercises.</w:t>
+      </w:r>
+    </w:p>
+    <w:p>
+      <w:pPr>
+        <w:keepLines/>
+      </w:pPr>
+      <w:r>
+        <w:rPr>
+          <w:b/>
+        </w:rPr>
+        <w:t xml:space="preserve">Next evidence gate  </w:t>
+      </w:r>
+      <w:r>
+        <w:t>Do not commercialize or present as official; separate original pedagogy from third-party IP, obtain rights review, or create a rights-cleared original academy before publication.</w:t>
+      </w:r>
+    </w:p>
+    <w:p>
+      <w:pPr>
+        <w:keepLines/>
+      </w:pPr>
+    </w:p>
+    <w:p>
+      <w:pPr>
+        <w:pStyle w:val="Heading2"/>
+        <w:keepLines/>
+      </w:pPr>
+      <w:r>
+        <w:t>9. The Gotham Anomaly Archive — Recovered Research Edition</w:t>
+      </w:r>
+    </w:p>
+    <w:p>
+      <w:pPr>
+        <w:keepLines/>
+      </w:pPr>
+      <w:r>
+        <w:rPr>
+          <w:b/>
+        </w:rPr>
+        <w:t xml:space="preserve">Type  </w:t>
+      </w:r>
+      <w:r>
+        <w:t>Transformative fan scholarship and original fiction</w:t>
+      </w:r>
+    </w:p>
+    <w:p>
+      <w:pPr>
+        <w:keepLines/>
+      </w:pPr>
+      <w:r>
+        <w:rPr>
+          <w:b/>
+        </w:rPr>
+        <w:t xml:space="preserve">Release disposition  </w:t>
+      </w:r>
+      <w:r>
+        <w:t>Rights-restricted publication candidate</w:t>
+      </w:r>
+    </w:p>
+    <w:p>
+      <w:pPr>
+        <w:keepLines/>
+      </w:pPr>
+      <w:r>
+        <w:rPr>
+          <w:b/>
+        </w:rPr>
+        <w:t xml:space="preserve">Zenodo match  </w:t>
+      </w:r>
+      <w:r>
+        <w:t>No match in the 60-record recovered Zenodo set</w:t>
+      </w:r>
+    </w:p>
+    <w:p>
+      <w:pPr>
+        <w:keepLines/>
+      </w:pPr>
+      <w:r>
+        <w:rPr>
+          <w:b/>
+        </w:rPr>
+        <w:t xml:space="preserve">Working description  </w:t>
+      </w:r>
+      <w:r>
+        <w:t>A 75-page continuity-aware Gotham research dossier and documentary-horror narrative with an explicit unofficial fan-scholarship notice.</w:t>
+      </w:r>
+    </w:p>
+    <w:p>
+      <w:pPr>
+        <w:keepLines/>
+      </w:pPr>
+      <w:r>
+        <w:rPr>
+          <w:b/>
+        </w:rPr>
+        <w:t xml:space="preserve">Next evidence gate  </w:t>
+      </w:r>
+      <w:r>
+        <w:t>Keep the full PDF out of public GitHub; complete citation, quotation, image, trademark, fan-work, accessibility, and distribution review before public or commercial release.</w:t>
+      </w:r>
+    </w:p>
+    <w:p>
+      <w:pPr>
+        <w:keepLines/>
+      </w:pPr>
+    </w:p>
+    <w:p>
+      <w:pPr>
+        <w:pStyle w:val="Heading2"/>
+        <w:keepLines/>
+      </w:pPr>
+      <w:r>
+        <w:t>10. The Cost of the Foundation</w:t>
+      </w:r>
+    </w:p>
+    <w:p>
+      <w:pPr>
+        <w:keepLines/>
+      </w:pPr>
+      <w:r>
+        <w:rPr>
+          <w:b/>
+        </w:rPr>
+        <w:t xml:space="preserve">Type  </w:t>
+      </w:r>
+      <w:r>
+        <w:t>Historical and reparations essay / working manuscript</w:t>
+      </w:r>
+    </w:p>
+    <w:p>
+      <w:pPr>
+        <w:keepLines/>
+      </w:pPr>
+      <w:r>
+        <w:rPr>
+          <w:b/>
+        </w:rPr>
+        <w:t xml:space="preserve">Release disposition  </w:t>
+      </w:r>
+      <w:r>
+        <w:t>Private until evidence and editorial review</w:t>
+      </w:r>
+    </w:p>
+    <w:p>
+      <w:pPr>
+        <w:keepLines/>
+      </w:pPr>
+      <w:r>
+        <w:rPr>
+          <w:b/>
+        </w:rPr>
+        <w:t xml:space="preserve">Zenodo match  </w:t>
+      </w:r>
+      <w:r>
+        <w:t>No match in the 60-record recovered Zenodo set</w:t>
+      </w:r>
+    </w:p>
+    <w:p>
+      <w:pPr>
+        <w:keepLines/>
+      </w:pPr>
+      <w:r>
+        <w:rPr>
+          <w:b/>
+        </w:rPr>
+        <w:t xml:space="preserve">Working description  </w:t>
+      </w:r>
+      <w:r>
+        <w:t>A working essay connecting the transatlantic slave trade, African-American history, reparations, institutional resistance, racial hierarchy, and broader human development.</w:t>
+      </w:r>
+    </w:p>
+    <w:p>
+      <w:pPr>
+        <w:keepLines/>
+      </w:pPr>
+      <w:r>
+        <w:rPr>
+          <w:b/>
+        </w:rPr>
+        <w:t xml:space="preserve">Next evidence gate  </w:t>
+      </w:r>
+      <w:r>
+        <w:t>Consolidate repeated drafts; replace broad or unsupported assertions with source-grounded language; add primary and scholarly citations; obtain Black-studies, African-history, legal, and sensitivity review.</w:t>
+      </w:r>
+    </w:p>
+    <w:p>
+      <w:pPr>
+        <w:keepLines/>
+      </w:pPr>
+    </w:p>
+    <w:p>
+      <w:pPr>
+        <w:pStyle w:val="Heading2"/>
+        <w:keepLines/>
+      </w:pPr>
+      <w:r>
+        <w:t>11. 260701_CP Brown_STMT</w:t>
+      </w:r>
+    </w:p>
+    <w:p>
+      <w:pPr>
+        <w:keepLines/>
+      </w:pPr>
+      <w:r>
+        <w:rPr>
+          <w:b/>
+        </w:rPr>
+        <w:t xml:space="preserve">Type  </w:t>
+      </w:r>
+      <w:r>
+        <w:t>Private legal / civil-rights case record</w:t>
+      </w:r>
+    </w:p>
+    <w:p>
+      <w:pPr>
+        <w:keepLines/>
+      </w:pPr>
+      <w:r>
+        <w:rPr>
+          <w:b/>
+        </w:rPr>
+        <w:t xml:space="preserve">Release disposition  </w:t>
+      </w:r>
+      <w:r>
+        <w:t>Strictly private — excluded from public repository</w:t>
+      </w:r>
+    </w:p>
+    <w:p>
+      <w:pPr>
+        <w:keepLines/>
+      </w:pPr>
+      <w:r>
+        <w:rPr>
+          <w:b/>
+        </w:rPr>
+        <w:t xml:space="preserve">Zenodo match  </w:t>
+      </w:r>
+      <w:r>
+        <w:t>Not a Zenodo publication candidate</w:t>
+      </w:r>
+    </w:p>
+    <w:p>
+      <w:pPr>
+        <w:keepLines/>
+      </w:pPr>
+      <w:r>
+        <w:rPr>
+          <w:b/>
+        </w:rPr>
+        <w:t xml:space="preserve">Working description  </w:t>
+      </w:r>
+      <w:r>
+        <w:t>A signed or signable interview statement prepared for a civil-rights investigation and containing personal, case, housing, and third-party information.</w:t>
+      </w:r>
+    </w:p>
+    <w:p>
+      <w:pPr>
+        <w:keepLines/>
+      </w:pPr>
+      <w:r>
+        <w:rPr>
+          <w:b/>
+        </w:rPr>
+        <w:t xml:space="preserve">Next evidence gate  </w:t>
+      </w:r>
+      <w:r>
+        <w:t>Preserve the original file unchanged; keep it outside public GitHub and portfolio marketing; route only through authorized legal or civil-rights counsel and the responsible agency.</w:t>
+      </w:r>
+    </w:p>
+    <w:p>
+      <w:pPr>
+        <w:keepLines/>
+      </w:pPr>
+    </w:p>
+    <w:p>
+      <w:pPr>
+        <w:pStyle w:val="Heading2"/>
+        <w:keepLines/>
+      </w:pPr>
+      <w:r>
+        <w:t>12. The Summer It Gave Me — Songbook Page</w:t>
+      </w:r>
+    </w:p>
+    <w:p>
+      <w:pPr>
+        <w:keepLines/>
+      </w:pPr>
+      <w:r>
+        <w:rPr>
+          <w:b/>
+        </w:rPr>
+        <w:t xml:space="preserve">Type  </w:t>
+      </w:r>
+      <w:r>
+        <w:t>Original song / music publication</w:t>
+      </w:r>
+    </w:p>
+    <w:p>
+      <w:pPr>
+        <w:keepLines/>
+      </w:pPr>
+      <w:r>
+        <w:rPr>
+          <w:b/>
+        </w:rPr>
+        <w:t xml:space="preserve">Release disposition  </w:t>
+      </w:r>
+      <w:r>
+        <w:t>Public candidate after authorship and rights check</w:t>
+      </w:r>
+    </w:p>
+    <w:p>
+      <w:pPr>
+        <w:keepLines/>
+      </w:pPr>
+      <w:r>
+        <w:rPr>
+          <w:b/>
+        </w:rPr>
+        <w:t xml:space="preserve">Zenodo match  </w:t>
+      </w:r>
+      <w:r>
+        <w:t>No match in the 60-record recovered Zenodo set</w:t>
+      </w:r>
+    </w:p>
+    <w:p>
+      <w:pPr>
+        <w:keepLines/>
+      </w:pPr>
+      <w:r>
+        <w:rPr>
+          <w:b/>
+        </w:rPr>
+        <w:t xml:space="preserve">Working description  </w:t>
+      </w:r>
+      <w:r>
+        <w:t>An original reflective song page with lyrics, chord progression, tempo, strumming pattern, and authorship notice.</w:t>
+      </w:r>
+    </w:p>
+    <w:p>
+      <w:pPr>
+        <w:keepLines/>
+      </w:pPr>
+      <w:r>
+        <w:rPr>
+          <w:b/>
+        </w:rPr>
+        <w:t xml:space="preserve">Next evidence gate  </w:t>
+      </w:r>
+      <w:r>
+        <w:t>Confirm all credited human and tool contributions, register the final lyric and composition metadata as appropriate, create an accessible clean lead sheet, and perform music-rights review before distribution.</w:t>
+      </w:r>
+    </w:p>
+    <w:p>
+      <w:pPr>
+        <w:keepLines/>
+      </w:pPr>
+    </w:p>
+    <w:p>
+      <w:pPr>
+        <w:pStyle w:val="Heading2"/>
+        <w:keepLines/>
+      </w:pPr>
+      <w:r>
+        <w:t>13. Zenodo(1)</w:t>
+      </w:r>
+    </w:p>
+    <w:p>
+      <w:pPr>
+        <w:keepLines/>
+      </w:pPr>
+      <w:r>
+        <w:rPr>
+          <w:b/>
+        </w:rPr>
+        <w:t xml:space="preserve">Type  </w:t>
+      </w:r>
+      <w:r>
+        <w:t>Duplicate local copy of The Cost of the Foundation</w:t>
+      </w:r>
+    </w:p>
+    <w:p>
+      <w:pPr>
+        <w:keepLines/>
+      </w:pPr>
+      <w:r>
+        <w:rPr>
+          <w:b/>
+        </w:rPr>
+        <w:t xml:space="preserve">Release disposition  </w:t>
+      </w:r>
+      <w:r>
+        <w:t>Duplicate — do not count as a separate work</w:t>
+      </w:r>
+    </w:p>
+    <w:p>
+      <w:pPr>
+        <w:keepLines/>
+      </w:pPr>
+      <w:r>
+        <w:rPr>
+          <w:b/>
+        </w:rPr>
+        <w:t xml:space="preserve">Zenodo match  </w:t>
+      </w:r>
+      <w:r>
+        <w:t>Exact local content duplicate; no record match in recovered 60</w:t>
+      </w:r>
+    </w:p>
+    <w:p>
+      <w:pPr>
+        <w:keepLines/>
+      </w:pPr>
+      <w:r>
+        <w:rPr>
+          <w:b/>
+        </w:rPr>
+        <w:t xml:space="preserve">Working description  </w:t>
+      </w:r>
+      <w:r>
+        <w:t>A duplicate local Word copy of The Cost of the Foundation under a generic filename.</w:t>
+      </w:r>
+    </w:p>
+    <w:p>
+      <w:pPr>
+        <w:keepLines/>
+      </w:pPr>
+      <w:r>
+        <w:rPr>
+          <w:b/>
+        </w:rPr>
+        <w:t xml:space="preserve">Next evidence gate  </w:t>
+      </w:r>
+      <w:r>
+        <w:t>Retain checksum and provenance, designate the descriptive filename as canonical, and exclude this duplicate from work and publication counts.</w:t>
+      </w:r>
+    </w:p>
+    <w:p>
+      <w:pPr>
+        <w:keepLines/>
+      </w:pPr>
+    </w:p>
+    <w:p>
+      <w:pPr>
+        <w:pStyle w:val="Heading2"/>
+        <w:keepLines/>
+      </w:pPr>
+      <w:r>
+        <w:t>14. My Evidence Files</w:t>
+      </w:r>
+    </w:p>
+    <w:p>
+      <w:pPr>
+        <w:keepLines/>
+      </w:pPr>
+      <w:r>
+        <w:rPr>
+          <w:b/>
+        </w:rPr>
+        <w:t xml:space="preserve">Type  </w:t>
+      </w:r>
+      <w:r>
+        <w:t>Private legal evidence index / analytical notes</w:t>
+      </w:r>
+    </w:p>
+    <w:p>
+      <w:pPr>
+        <w:keepLines/>
+      </w:pPr>
+      <w:r>
+        <w:rPr>
+          <w:b/>
+        </w:rPr>
+        <w:t xml:space="preserve">Release disposition  </w:t>
+      </w:r>
+      <w:r>
+        <w:t>Strictly private — excluded from public repository</w:t>
+      </w:r>
+    </w:p>
+    <w:p>
+      <w:pPr>
+        <w:keepLines/>
+      </w:pPr>
+      <w:r>
+        <w:rPr>
+          <w:b/>
+        </w:rPr>
+        <w:t xml:space="preserve">Zenodo match  </w:t>
+      </w:r>
+      <w:r>
+        <w:t>Not a Zenodo publication candidate</w:t>
+      </w:r>
+    </w:p>
+    <w:p>
+      <w:pPr>
+        <w:keepLines/>
+      </w:pPr>
+      <w:r>
+        <w:rPr>
+          <w:b/>
+        </w:rPr>
+        <w:t xml:space="preserve">Working description  </w:t>
+      </w:r>
+      <w:r>
+        <w:t>An organizational checklist and evidence map for a personal housing and civil-rights matter, including names, dates, records, and investigative questions.</w:t>
+      </w:r>
+    </w:p>
+    <w:p>
+      <w:pPr>
+        <w:keepLines/>
+      </w:pPr>
+      <w:r>
+        <w:rPr>
+          <w:b/>
+        </w:rPr>
+        <w:t xml:space="preserve">Next evidence gate  </w:t>
+      </w:r>
+      <w:r>
+        <w:t>Preserve originals and chain of custody; do not rewrite factual evidence; share only with authorized legal or agency recipients; keep all names and case details out of public catalog text.</w:t>
+      </w:r>
+    </w:p>
+    <w:p>
+      <w:pPr>
+        <w:keepLines/>
+      </w:pPr>
+    </w:p>
+    <w:p>
+      <w:pPr>
+        <w:pStyle w:val="Heading2"/>
+        <w:keepLines/>
+      </w:pPr>
+      <w:r>
+        <w:t>15. Emergency Response Systems Under Institutional Inertia</w:t>
+      </w:r>
+    </w:p>
+    <w:p>
+      <w:pPr>
+        <w:keepLines/>
+      </w:pPr>
+      <w:r>
+        <w:rPr>
+          <w:b/>
+        </w:rPr>
+        <w:t xml:space="preserve">Type  </w:t>
+      </w:r>
+      <w:r>
+        <w:t>Research thesis / public-safety systems design</w:t>
+      </w:r>
+    </w:p>
+    <w:p>
+      <w:pPr>
+        <w:keepLines/>
+      </w:pPr>
+      <w:r>
+        <w:rPr>
+          <w:b/>
+        </w:rPr>
+        <w:t xml:space="preserve">Release disposition  </w:t>
+      </w:r>
+      <w:r>
+        <w:t>Public candidate after evidence and safety review</w:t>
+      </w:r>
+    </w:p>
+    <w:p>
+      <w:pPr>
+        <w:keepLines/>
+      </w:pPr>
+      <w:r>
+        <w:rPr>
+          <w:b/>
+        </w:rPr>
+        <w:t xml:space="preserve">Zenodo match  </w:t>
+      </w:r>
+      <w:r>
+        <w:t>No match in the 60-record recovered Zenodo set</w:t>
+      </w:r>
+    </w:p>
+    <w:p>
+      <w:pPr>
+        <w:keepLines/>
+      </w:pPr>
+      <w:r>
+        <w:rPr>
+          <w:b/>
+        </w:rPr>
+        <w:t xml:space="preserve">Working description  </w:t>
+      </w:r>
+      <w:r>
+        <w:t>A thesis on emergency communications history, dispatcher cognitive load, adoption barriers, and a human-led AI cooperative dispatch architecture.</w:t>
+      </w:r>
+    </w:p>
+    <w:p>
+      <w:pPr>
+        <w:keepLines/>
+      </w:pPr>
+      <w:r>
+        <w:rPr>
+          <w:b/>
+        </w:rPr>
+        <w:t xml:space="preserve">Next evidence gate  </w:t>
+      </w:r>
+      <w:r>
+        <w:t>Complete missing chapter structure; cite primary and peer-reviewed sources; define bounded prototype tasks and failure metrics; require public-safety, disability-access, cybersecurity, privacy, labor, legal, and human-factors review before any operational pilot.</w:t>
+      </w:r>
+    </w:p>
+    <w:p>
+      <w:pPr>
+        <w:keepLines/>
+      </w:pPr>
+    </w:p>
+    <w:p>
+      <w:pPr>
+        <w:pStyle w:val="Heading2"/>
+        <w:keepLines/>
+      </w:pPr>
+      <w:r>
+        <w:t>16. The Chicken-Leg Tax</w:t>
+      </w:r>
+    </w:p>
+    <w:p>
+      <w:pPr>
+        <w:keepLines/>
+      </w:pPr>
+      <w:r>
+        <w:rPr>
+          <w:b/>
+        </w:rPr>
+        <w:t xml:space="preserve">Type  </w:t>
+      </w:r>
+      <w:r>
+        <w:t>Social-science essay / research paper</w:t>
+      </w:r>
+    </w:p>
+    <w:p>
+      <w:pPr>
+        <w:keepLines/>
+      </w:pPr>
+      <w:r>
+        <w:rPr>
+          <w:b/>
+        </w:rPr>
+        <w:t xml:space="preserve">Release disposition  </w:t>
+      </w:r>
+      <w:r>
+        <w:t>Public candidate after source and sensitivity review</w:t>
+      </w:r>
+    </w:p>
+    <w:p>
+      <w:pPr>
+        <w:keepLines/>
+      </w:pPr>
+      <w:r>
+        <w:rPr>
+          <w:b/>
+        </w:rPr>
+        <w:t xml:space="preserve">Zenodo match  </w:t>
+      </w:r>
+      <w:r>
+        <w:t>No match in the 60-record recovered Zenodo set</w:t>
+      </w:r>
+    </w:p>
+    <w:p>
+      <w:pPr>
+        <w:keepLines/>
+      </w:pPr>
+      <w:r>
+        <w:rPr>
+          <w:b/>
+        </w:rPr>
+        <w:t xml:space="preserve">Working description  </w:t>
+      </w:r>
+      <w:r>
+        <w:t>A paper about misogynoir, racial vigilance, emotional safety labor, weathering, and the burdens Black women face in ordinary public life.</w:t>
+      </w:r>
+    </w:p>
+    <w:p>
+      <w:pPr>
+        <w:keepLines/>
+      </w:pPr>
+      <w:r>
+        <w:rPr>
+          <w:b/>
+        </w:rPr>
+        <w:t xml:space="preserve">Next evidence gate  </w:t>
+      </w:r>
+      <w:r>
+        <w:t>Remove conversational scaffolding; verify every research citation; distinguish lived experience from general claims; obtain Black-feminist scholarship, public-health, and sensitivity review.</w:t>
+      </w:r>
+    </w:p>
+    <w:p>
+      <w:pPr>
+        <w:keepLines/>
+      </w:pPr>
+    </w:p>
+    <w:p>
+      <w:pPr>
+        <w:pStyle w:val="Heading2"/>
+        <w:keepLines/>
+      </w:pPr>
+      <w:r>
+        <w:t>17. Designed to Die</w:t>
+      </w:r>
+    </w:p>
+    <w:p>
+      <w:pPr>
+        <w:keepLines/>
+      </w:pPr>
+      <w:r>
+        <w:rPr>
+          <w:b/>
+        </w:rPr>
+        <w:t xml:space="preserve">Type  </w:t>
+      </w:r>
+      <w:r>
+        <w:t>Systems-exhaustion manifesto / speculative essay</w:t>
+      </w:r>
+    </w:p>
+    <w:p>
+      <w:pPr>
+        <w:keepLines/>
+      </w:pPr>
+      <w:r>
+        <w:rPr>
+          <w:b/>
+        </w:rPr>
+        <w:t xml:space="preserve">Release disposition  </w:t>
+      </w:r>
+      <w:r>
+        <w:t>Editorial development</w:t>
+      </w:r>
+    </w:p>
+    <w:p>
+      <w:pPr>
+        <w:keepLines/>
+      </w:pPr>
+      <w:r>
+        <w:rPr>
+          <w:b/>
+        </w:rPr>
+        <w:t xml:space="preserve">Zenodo match  </w:t>
+      </w:r>
+      <w:r>
+        <w:t>No match in the 60-record recovered Zenodo set</w:t>
+      </w:r>
+    </w:p>
+    <w:p>
+      <w:pPr>
+        <w:keepLines/>
+      </w:pPr>
+      <w:r>
+        <w:rPr>
+          <w:b/>
+        </w:rPr>
+        <w:t xml:space="preserve">Working description  </w:t>
+      </w:r>
+      <w:r>
+        <w:t>A satirical manifesto connecting planned obsolescence, housing and income traps, business precarity, subscription access, ecological strain, and systems exhaustion.</w:t>
+      </w:r>
+    </w:p>
+    <w:p>
+      <w:pPr>
+        <w:keepLines/>
+      </w:pPr>
+      <w:r>
+        <w:rPr>
+          <w:b/>
+        </w:rPr>
+        <w:t xml:space="preserve">Next evidence gate  </w:t>
+      </w:r>
+      <w:r>
+        <w:t>Separate memoir, satire, policy claims, and fiction; fact-check economic and housing claims; edit for structure and audience; conduct legal and sensitivity review.</w:t>
+      </w:r>
+    </w:p>
+    <w:p>
+      <w:pPr>
+        <w:keepLines/>
+      </w:pPr>
+    </w:p>
+    <w:p>
+      <w:pPr>
+        <w:pStyle w:val="Heading2"/>
+        <w:keepLines/>
+      </w:pPr>
+      <w:r>
+        <w:t>18. Dragon Café Sanctuary — Phase 1 Baby-Step Deployment Plan</w:t>
+      </w:r>
+    </w:p>
+    <w:p>
+      <w:pPr>
+        <w:keepLines/>
+      </w:pPr>
+      <w:r>
+        <w:rPr>
+          <w:b/>
+        </w:rPr>
+        <w:t xml:space="preserve">Type  </w:t>
+      </w:r>
+      <w:r>
+        <w:t>Business validation and audience-development plan</w:t>
+      </w:r>
+    </w:p>
+    <w:p>
+      <w:pPr>
+        <w:keepLines/>
+      </w:pPr>
+      <w:r>
+        <w:rPr>
+          <w:b/>
+        </w:rPr>
+        <w:t xml:space="preserve">Release disposition  </w:t>
+      </w:r>
+      <w:r>
+        <w:t>Private operating plan; sanitized public summary only</w:t>
+      </w:r>
+    </w:p>
+    <w:p>
+      <w:pPr>
+        <w:keepLines/>
+      </w:pPr>
+      <w:r>
+        <w:rPr>
+          <w:b/>
+        </w:rPr>
+        <w:t xml:space="preserve">Zenodo match  </w:t>
+      </w:r>
+      <w:r>
+        <w:t>No match in the 60-record recovered Zenodo set</w:t>
+      </w:r>
+    </w:p>
+    <w:p>
+      <w:pPr>
+        <w:keepLines/>
+      </w:pPr>
+      <w:r>
+        <w:rPr>
+          <w:b/>
+        </w:rPr>
+        <w:t xml:space="preserve">Working description  </w:t>
+      </w:r>
+      <w:r>
+        <w:t>A low-capital sequence for brand setup, audience validation, research folders, and a future pop-up rather than immediate premises acquisition.</w:t>
+      </w:r>
+    </w:p>
+    <w:p>
+      <w:pPr>
+        <w:keepLines/>
+      </w:pPr>
+      <w:r>
+        <w:rPr>
+          <w:b/>
+        </w:rPr>
+        <w:t xml:space="preserve">Next evidence gate  </w:t>
+      </w:r>
+      <w:r>
+        <w:t>Validate names and handles; research permits, insurance, food service, animal welfare, zoonotic-risk, accessibility, and venue restrictions; run content-only demand tests before any live-animal event.</w:t>
+      </w:r>
+    </w:p>
+    <w:p>
+      <w:pPr>
+        <w:keepLines/>
+      </w:pPr>
+    </w:p>
+    <w:p>
+      <w:pPr>
+        <w:pStyle w:val="Heading2"/>
+        <w:keepLines/>
+      </w:pPr>
+      <w:r>
+        <w:t>19. Professional Reptilian Capture &amp; Control System — Master Product Specification</w:t>
+      </w:r>
+    </w:p>
+    <w:p>
+      <w:pPr>
+        <w:keepLines/>
+      </w:pPr>
+      <w:r>
+        <w:rPr>
+          <w:b/>
+        </w:rPr>
+        <w:t xml:space="preserve">Type  </w:t>
+      </w:r>
+      <w:r>
+        <w:t>Animal-handling product specification / invention</w:t>
+      </w:r>
+    </w:p>
+    <w:p>
+      <w:pPr>
+        <w:keepLines/>
+      </w:pPr>
+      <w:r>
+        <w:rPr>
+          <w:b/>
+        </w:rPr>
+        <w:t xml:space="preserve">Release disposition  </w:t>
+      </w:r>
+      <w:r>
+        <w:t>Private technical development</w:t>
+      </w:r>
+    </w:p>
+    <w:p>
+      <w:pPr>
+        <w:keepLines/>
+      </w:pPr>
+      <w:r>
+        <w:rPr>
+          <w:b/>
+        </w:rPr>
+        <w:t xml:space="preserve">Zenodo match  </w:t>
+      </w:r>
+      <w:r>
+        <w:t>No match in the 60-record recovered Zenodo set</w:t>
+      </w:r>
+    </w:p>
+    <w:p>
+      <w:pPr>
+        <w:keepLines/>
+      </w:pPr>
+      <w:r>
+        <w:rPr>
+          <w:b/>
+        </w:rPr>
+        <w:t xml:space="preserve">Working description  </w:t>
+      </w:r>
+      <w:r>
+        <w:t>A product specification for a modular snake-hook and capture-tong platform covering dimensions, materials, ergonomics, safety, transport, and configurations.</w:t>
+      </w:r>
+    </w:p>
+    <w:p>
+      <w:pPr>
+        <w:keepLines/>
+      </w:pPr>
+      <w:r>
+        <w:rPr>
+          <w:b/>
+        </w:rPr>
+        <w:t xml:space="preserve">Next evidence gate  </w:t>
+      </w:r>
+      <w:r>
+        <w:t>Freeze unverified numerical claims; conduct prior-art and standards review; obtain credentialed herpetologist, veterinarian, animal-welfare, materials, mechanical, product-liability, and field-safety review before prototyping or use.</w:t>
+      </w:r>
+    </w:p>
+    <w:p>
+      <w:pPr>
+        <w:keepLines/>
+      </w:pPr>
+    </w:p>
+    <w:p>
+      <w:pPr>
+        <w:pStyle w:val="Heading2"/>
+        <w:keepLines/>
+      </w:pPr>
+      <w:r>
+        <w:t>20. Dragon Café Sanctuary — Master Business Plan and Immersive Hospitality Blueprint</w:t>
+      </w:r>
+    </w:p>
+    <w:p>
+      <w:pPr>
+        <w:keepLines/>
+      </w:pPr>
+      <w:r>
+        <w:rPr>
+          <w:b/>
+        </w:rPr>
+        <w:t xml:space="preserve">Type  </w:t>
+      </w:r>
+      <w:r>
+        <w:t>Hospitality, education, and animal-sanctuary business plan</w:t>
+      </w:r>
+    </w:p>
+    <w:p>
+      <w:pPr>
+        <w:keepLines/>
+      </w:pPr>
+      <w:r>
+        <w:rPr>
+          <w:b/>
+        </w:rPr>
+        <w:t xml:space="preserve">Release disposition  </w:t>
+      </w:r>
+      <w:r>
+        <w:t>Private business plan; sanitized public concept only</w:t>
+      </w:r>
+    </w:p>
+    <w:p>
+      <w:pPr>
+        <w:keepLines/>
+      </w:pPr>
+      <w:r>
+        <w:rPr>
+          <w:b/>
+        </w:rPr>
+        <w:t xml:space="preserve">Zenodo match  </w:t>
+      </w:r>
+      <w:r>
+        <w:t>No match in the 60-record recovered Zenodo set</w:t>
+      </w:r>
+    </w:p>
+    <w:p>
+      <w:pPr>
+        <w:keepLines/>
+      </w:pPr>
+      <w:r>
+        <w:rPr>
+          <w:b/>
+        </w:rPr>
+        <w:t xml:space="preserve">Working description  </w:t>
+      </w:r>
+      <w:r>
+        <w:t>A concept for a luxury reptile lounge combining education, supervised animal interaction, café service, fantasy hospitality, sanctuary values, merchandise, and events.</w:t>
+      </w:r>
+    </w:p>
+    <w:p>
+      <w:pPr>
+        <w:keepLines/>
+      </w:pPr>
+      <w:r>
+        <w:rPr>
+          <w:b/>
+        </w:rPr>
+        <w:t xml:space="preserve">Next evidence gate  </w:t>
+      </w:r>
+      <w:r>
+        <w:t>Build a jurisdiction-specific feasibility model covering animal and food separation, permits, veterinary supervision, welfare, sanitation, zoonotic risk, insurance, accessibility, staffing, capital, unit economics, and a no-contact or pop-up pilot alternative.</w:t>
+      </w:r>
+    </w:p>
+    <w:p>
+      <w:pPr>
+        <w:keepLines/>
+      </w:pPr>
+    </w:p>
+    <w:p>
+      <w:pPr>
+        <w:pStyle w:val="Heading2"/>
+        <w:keepLines/>
+      </w:pPr>
+      <w:r>
+        <w:t>21. Why Superman Ain’t Coming</w:t>
+      </w:r>
+    </w:p>
+    <w:p>
+      <w:pPr>
+        <w:keepLines/>
+      </w:pPr>
+      <w:r>
+        <w:rPr>
+          <w:b/>
+        </w:rPr>
+        <w:t xml:space="preserve">Type  </w:t>
+      </w:r>
+      <w:r>
+        <w:t>Scenario-based sociotechnical governance paper</w:t>
+      </w:r>
+    </w:p>
+    <w:p>
+      <w:pPr>
+        <w:keepLines/>
+      </w:pPr>
+      <w:r>
+        <w:rPr>
+          <w:b/>
+        </w:rPr>
+        <w:t xml:space="preserve">Release disposition  </w:t>
+      </w:r>
+      <w:r>
+        <w:t>Public candidate; third-party-IP and source review required</w:t>
+      </w:r>
+    </w:p>
+    <w:p>
+      <w:pPr>
+        <w:keepLines/>
+      </w:pPr>
+      <w:r>
+        <w:rPr>
+          <w:b/>
+        </w:rPr>
+        <w:t xml:space="preserve">Zenodo match  </w:t>
+      </w:r>
+      <w:r>
+        <w:t>Base paper plus supplement; supplement states DOI 10.5281/zenodo.18571384, not yet independently verified</w:t>
+      </w:r>
+    </w:p>
+    <w:p>
+      <w:pPr>
+        <w:keepLines/>
+      </w:pPr>
+      <w:r>
+        <w:rPr>
+          <w:b/>
+        </w:rPr>
+        <w:t xml:space="preserve">Working description  </w:t>
+      </w:r>
+      <w:r>
+        <w:t>A timeline case study using a hypothetical Superman event to examine emergency management, institutional containment, narrative control, public health authority, corporate capture, and bureaucratic risk response.</w:t>
+      </w:r>
+    </w:p>
+    <w:p>
+      <w:pPr>
+        <w:keepLines/>
+      </w:pPr>
+      <w:r>
+        <w:rPr>
+          <w:b/>
+        </w:rPr>
+        <w:t xml:space="preserve">Next evidence gate  </w:t>
+      </w:r>
+      <w:r>
+        <w:t>Combine the base paper and supplement with clear version lineage; verify the stated DOI and every doctrine citation; label the scenario as transformative analysis; perform trademark, quotation, legal, and editorial review.</w:t>
+      </w:r>
+    </w:p>
+    <w:p>
+      <w:pPr>
+        <w:keepLines/>
+      </w:pPr>
+    </w:p>
+    <w:p>
+      <w:pPr>
+        <w:pStyle w:val="Heading2"/>
+        <w:keepLines/>
+      </w:pPr>
+      <w:r>
+        <w:t>22. Cask &amp; Crunch — Master Legacy Business Plan</w:t>
+      </w:r>
+    </w:p>
+    <w:p>
+      <w:pPr>
+        <w:keepLines/>
+      </w:pPr>
+      <w:r>
+        <w:rPr>
+          <w:b/>
+        </w:rPr>
+        <w:t xml:space="preserve">Type  </w:t>
+      </w:r>
+      <w:r>
+        <w:t>Hospitality / beverage / fermentation business plan</w:t>
+      </w:r>
+    </w:p>
+    <w:p>
+      <w:pPr>
+        <w:keepLines/>
+      </w:pPr>
+      <w:r>
+        <w:rPr>
+          <w:b/>
+        </w:rPr>
+        <w:t xml:space="preserve">Release disposition  </w:t>
+      </w:r>
+      <w:r>
+        <w:t>Private business plan; sanitized public summary only</w:t>
+      </w:r>
+    </w:p>
+    <w:p>
+      <w:pPr>
+        <w:keepLines/>
+      </w:pPr>
+      <w:r>
+        <w:rPr>
+          <w:b/>
+        </w:rPr>
+        <w:t xml:space="preserve">Zenodo match  </w:t>
+      </w:r>
+      <w:r>
+        <w:t>No match in the recovered 60-record set</w:t>
+      </w:r>
+    </w:p>
+    <w:p>
+      <w:pPr>
+        <w:keepLines/>
+      </w:pPr>
+      <w:r>
+        <w:rPr>
+          <w:b/>
+        </w:rPr>
+        <w:t xml:space="preserve">Working description  </w:t>
+      </w:r>
+      <w:r>
+        <w:t>A proposed Fukuoka launch and expansion plan for a specialty beverage, pickle-pairing, fermentation, community, and education concept.</w:t>
+      </w:r>
+    </w:p>
+    <w:p>
+      <w:pPr>
+        <w:keepLines/>
+      </w:pPr>
+      <w:r>
+        <w:rPr>
+          <w:b/>
+        </w:rPr>
+        <w:t xml:space="preserve">Next evidence gate  </w:t>
+      </w:r>
+      <w:r>
+        <w:t>Validate Japanese visa eligibility, entity and licensing requirements, food-safety and fermentation controls, alcohol rules if applicable, localization, market demand, startup capital, unit economics, and qualified Japan-based legal/accounting support.</w:t>
+      </w:r>
+    </w:p>
+    <w:p>
+      <w:pPr>
+        <w:keepLines/>
+      </w:pPr>
+    </w:p>
+    <w:p>
+      <w:pPr>
+        <w:pStyle w:val="Heading2"/>
+        <w:keepLines/>
+      </w:pPr>
+      <w:r>
+        <w:t>23. The Pennyworth Papers</w:t>
+      </w:r>
+    </w:p>
+    <w:p>
+      <w:pPr>
+        <w:keepLines/>
+      </w:pPr>
+      <w:r>
+        <w:rPr>
+          <w:b/>
+        </w:rPr>
+        <w:t xml:space="preserve">Type  </w:t>
+      </w:r>
+      <w:r>
+        <w:t>Transformative fan cookbook / character scholarship</w:t>
+      </w:r>
+    </w:p>
+    <w:p>
+      <w:pPr>
+        <w:keepLines/>
+      </w:pPr>
+      <w:r>
+        <w:rPr>
+          <w:b/>
+        </w:rPr>
+        <w:t xml:space="preserve">Release disposition  </w:t>
+      </w:r>
+      <w:r>
+        <w:t>Rights-restricted publication candidate</w:t>
+      </w:r>
+    </w:p>
+    <w:p>
+      <w:pPr>
+        <w:keepLines/>
+      </w:pPr>
+      <w:r>
+        <w:rPr>
+          <w:b/>
+        </w:rPr>
+        <w:t xml:space="preserve">Zenodo match  </w:t>
+      </w:r>
+      <w:r>
+        <w:t>No match in the recovered 60-record set</w:t>
+      </w:r>
+    </w:p>
+    <w:p>
+      <w:pPr>
+        <w:keepLines/>
+      </w:pPr>
+      <w:r>
+        <w:rPr>
+          <w:b/>
+        </w:rPr>
+        <w:t xml:space="preserve">Working description  </w:t>
+      </w:r>
+      <w:r>
+        <w:t>A Wayne Manor-inspired culinary reconstruction centered on care, recovery food, household routines, menus, and Alfred Pennyworth.</w:t>
+      </w:r>
+    </w:p>
+    <w:p>
+      <w:pPr>
+        <w:keepLines/>
+      </w:pPr>
+      <w:r>
+        <w:rPr>
+          <w:b/>
+        </w:rPr>
+        <w:t xml:space="preserve">Next evidence gate  </w:t>
+      </w:r>
+      <w:r>
+        <w:t>Keep the full manuscript out of public GitHub; audit canon references, quotations, recipes, names, images, authorship credits, trademarks, and commercial fan-work rights; consider a rights-cleared original caretaker cookbook.</w:t>
+      </w:r>
+    </w:p>
+    <w:p>
+      <w:pPr>
+        <w:keepLines/>
+      </w:pPr>
+    </w:p>
+    <w:p>
+      <w:pPr>
+        <w:pStyle w:val="Heading2"/>
+        <w:keepLines/>
+      </w:pPr>
+      <w:r>
+        <w:t>24. Reality Audit Stage 7</w:t>
+      </w:r>
+    </w:p>
+    <w:p>
+      <w:pPr>
+        <w:keepLines/>
+      </w:pPr>
+      <w:r>
+        <w:rPr>
+          <w:b/>
+        </w:rPr>
+        <w:t xml:space="preserve">Type  </w:t>
+      </w:r>
+      <w:r>
+        <w:t>Research milestone / real-data anisotropy analysis</w:t>
+      </w:r>
+    </w:p>
+    <w:p>
+      <w:pPr>
+        <w:keepLines/>
+      </w:pPr>
+      <w:r>
+        <w:rPr>
+          <w:b/>
+        </w:rPr>
+        <w:t xml:space="preserve">Release disposition  </w:t>
+      </w:r>
+      <w:r>
+        <w:t>Public candidate after code and data reproducibility review</w:t>
+      </w:r>
+    </w:p>
+    <w:p>
+      <w:pPr>
+        <w:keepLines/>
+      </w:pPr>
+      <w:r>
+        <w:rPr>
+          <w:b/>
+        </w:rPr>
+        <w:t xml:space="preserve">Zenodo match  </w:t>
+      </w:r>
+      <w:r>
+        <w:t>No match in the recovered 60-record set</w:t>
+      </w:r>
+    </w:p>
+    <w:p>
+      <w:pPr>
+        <w:keepLines/>
+      </w:pPr>
+      <w:r>
+        <w:rPr>
+          <w:b/>
+        </w:rPr>
+        <w:t xml:space="preserve">Working description  </w:t>
+      </w:r>
+      <w:r>
+        <w:t>A milestone moving from synthetic validation toward real public event-data analysis for preferred-axis, timing, and clustering anomalies without claiming reality is a simulation.</w:t>
+      </w:r>
+    </w:p>
+    <w:p>
+      <w:pPr>
+        <w:keepLines/>
+      </w:pPr>
+      <w:r>
+        <w:rPr>
+          <w:b/>
+        </w:rPr>
+        <w:t xml:space="preserve">Next evidence gate  </w:t>
+      </w:r>
+      <w:r>
+        <w:t>Identify the exact dataset and license; preregister hypotheses and null models; publish code, environment, checksums, and negative controls; test multiple-comparison and selection-bias risks; obtain independent statistical and domain review.</w:t>
+      </w:r>
+    </w:p>
+    <w:p>
+      <w:pPr>
+        <w:keepLines/>
+      </w:pPr>
+    </w:p>
+    <w:p>
+      <w:pPr>
+        <w:pStyle w:val="Heading2"/>
+        <w:keepLines/>
+      </w:pPr>
+      <w:r>
+        <w:t>25. The Curated Cask — Washington State Business Implementation Plan</w:t>
+      </w:r>
+    </w:p>
+    <w:p>
+      <w:pPr>
+        <w:keepLines/>
+      </w:pPr>
+      <w:r>
+        <w:rPr>
+          <w:b/>
+        </w:rPr>
+        <w:t xml:space="preserve">Type  </w:t>
+      </w:r>
+      <w:r>
+        <w:t>Retail alcohol / cultural experience business plan</w:t>
+      </w:r>
+    </w:p>
+    <w:p>
+      <w:pPr>
+        <w:keepLines/>
+      </w:pPr>
+      <w:r>
+        <w:rPr>
+          <w:b/>
+        </w:rPr>
+        <w:t xml:space="preserve">Release disposition  </w:t>
+      </w:r>
+      <w:r>
+        <w:t>Private business plan; sanitized public summary only</w:t>
+      </w:r>
+    </w:p>
+    <w:p>
+      <w:pPr>
+        <w:keepLines/>
+      </w:pPr>
+      <w:r>
+        <w:rPr>
+          <w:b/>
+        </w:rPr>
+        <w:t xml:space="preserve">Zenodo match  </w:t>
+      </w:r>
+      <w:r>
+        <w:t>No match in the recovered 60-record set</w:t>
+      </w:r>
+    </w:p>
+    <w:p>
+      <w:pPr>
+        <w:keepLines/>
+      </w:pPr>
+      <w:r>
+        <w:rPr>
+          <w:b/>
+        </w:rPr>
+        <w:t xml:space="preserve">Working description  </w:t>
+      </w:r>
+      <w:r>
+        <w:t>A small-format premium alcohol retail and guided-tasting concept for West Seattle, White Center, or Tacoma.</w:t>
+      </w:r>
+    </w:p>
+    <w:p>
+      <w:pPr>
+        <w:keepLines/>
+      </w:pPr>
+      <w:r>
+        <w:rPr>
+          <w:b/>
+        </w:rPr>
+        <w:t xml:space="preserve">Next evidence gate  </w:t>
+      </w:r>
+      <w:r>
+        <w:t>Verify Washington licensing and tied-house rules, local zoning, insurance, age controls, responsible-service obligations, tasting permissions, supplier economics, rent, inventory turns, gross margin, startup capital, and demand before selecting a site.</w:t>
+      </w:r>
+    </w:p>
+    <w:p>
+      <w:pPr>
+        <w:keepLines/>
+      </w:pPr>
+    </w:p>
+    <w:p>
+      <w:pPr>
+        <w:pStyle w:val="Heading2"/>
+        <w:keepLines/>
+      </w:pPr>
+      <w:r>
+        <w:t>26. Fukuoka City Startup Visa FAQ capture</w:t>
+      </w:r>
+    </w:p>
+    <w:p>
+      <w:pPr>
+        <w:keepLines/>
+      </w:pPr>
+      <w:r>
+        <w:rPr>
+          <w:b/>
+        </w:rPr>
+        <w:t xml:space="preserve">Type  </w:t>
+      </w:r>
+      <w:r>
+        <w:t>External regulatory reference / source material</w:t>
+      </w:r>
+    </w:p>
+    <w:p>
+      <w:pPr>
+        <w:keepLines/>
+      </w:pPr>
+      <w:r>
+        <w:rPr>
+          <w:b/>
+        </w:rPr>
+        <w:t xml:space="preserve">Release disposition  </w:t>
+      </w:r>
+      <w:r>
+        <w:t>Reference only — do not republish as authored work</w:t>
+      </w:r>
+    </w:p>
+    <w:p>
+      <w:pPr>
+        <w:keepLines/>
+      </w:pPr>
+      <w:r>
+        <w:rPr>
+          <w:b/>
+        </w:rPr>
+        <w:t xml:space="preserve">Zenodo match  </w:t>
+      </w:r>
+      <w:r>
+        <w:t>Official-source capture; not a Zenodo work</w:t>
+      </w:r>
+    </w:p>
+    <w:p>
+      <w:pPr>
+        <w:keepLines/>
+      </w:pPr>
+      <w:r>
+        <w:rPr>
+          <w:b/>
+        </w:rPr>
+        <w:t xml:space="preserve">Working description  </w:t>
+      </w:r>
+      <w:r>
+        <w:t>A captured copy of Fukuoka City’s Startup Visa FAQ and application guidance, including Japanese government-site material and copyright notice.</w:t>
+      </w:r>
+    </w:p>
+    <w:p>
+      <w:pPr>
+        <w:keepLines/>
+      </w:pPr>
+      <w:r>
+        <w:rPr>
+          <w:b/>
+        </w:rPr>
+        <w:t xml:space="preserve">Next evidence gate  </w:t>
+      </w:r>
+      <w:r>
+        <w:t>Record source URL and capture date; obtain a current official version and qualified immigration advice; quote only what is needed with attribution; do not upload the full copied page to public GitHub.</w:t>
+      </w:r>
+    </w:p>
+    <w:p>
+      <w:pPr>
+        <w:keepLines/>
+      </w:pPr>
+    </w:p>
+    <w:p>
+      <w:pPr>
+        <w:pStyle w:val="Heading2"/>
+        <w:keepLines/>
+      </w:pPr>
+      <w:r>
+        <w:t>27. Gotham After Midnight — The Ledger Lies, the City Doesn’t</w:t>
+      </w:r>
+    </w:p>
+    <w:p>
+      <w:pPr>
+        <w:keepLines/>
+      </w:pPr>
+      <w:r>
+        <w:rPr>
+          <w:b/>
+        </w:rPr>
+        <w:t xml:space="preserve">Type  </w:t>
+      </w:r>
+      <w:r>
+        <w:t>Original audio-fiction / spoken-word episode using Gotham setting</w:t>
+      </w:r>
+    </w:p>
+    <w:p>
+      <w:pPr>
+        <w:keepLines/>
+      </w:pPr>
+      <w:r>
+        <w:rPr>
+          <w:b/>
+        </w:rPr>
+        <w:t xml:space="preserve">Release disposition  </w:t>
+      </w:r>
+      <w:r>
+        <w:t>Rights-restricted creative work</w:t>
+      </w:r>
+    </w:p>
+    <w:p>
+      <w:pPr>
+        <w:keepLines/>
+      </w:pPr>
+      <w:r>
+        <w:rPr>
+          <w:b/>
+        </w:rPr>
+        <w:t xml:space="preserve">Zenodo match  </w:t>
+      </w:r>
+      <w:r>
+        <w:t>No match in the recovered 60-record set</w:t>
+      </w:r>
+    </w:p>
+    <w:p>
+      <w:pPr>
+        <w:keepLines/>
+      </w:pPr>
+      <w:r>
+        <w:rPr>
+          <w:b/>
+        </w:rPr>
+        <w:t xml:space="preserve">Working description  </w:t>
+      </w:r>
+      <w:r>
+        <w:t>A noir radio monologue connecting ledgers, delay, bureaucracy, housing pressure, survival, and city memory.</w:t>
+      </w:r>
+    </w:p>
+    <w:p>
+      <w:pPr>
+        <w:keepLines/>
+      </w:pPr>
+      <w:r>
+        <w:rPr>
+          <w:b/>
+        </w:rPr>
+        <w:t xml:space="preserve">Next evidence gate  </w:t>
+      </w:r>
+      <w:r>
+        <w:t>Separate the original social commentary from third-party setting and marks; perform rights and editorial review; develop a rights-cleared original-city version for commercial audio release.</w:t>
+      </w:r>
+    </w:p>
+    <w:p>
+      <w:pPr>
+        <w:keepLines/>
+      </w:pPr>
+    </w:p>
+    <w:p>
+      <w:pPr>
+        <w:pStyle w:val="Heading2"/>
+        <w:keepLines/>
+      </w:pPr>
+      <w:r>
+        <w:t>28. Bureaucracy as Physical Violence</w:t>
+      </w:r>
+    </w:p>
+    <w:p>
+      <w:pPr>
+        <w:keepLines/>
+      </w:pPr>
+      <w:r>
+        <w:rPr>
+          <w:b/>
+        </w:rPr>
+        <w:t xml:space="preserve">Type  </w:t>
+      </w:r>
+      <w:r>
+        <w:t>Personal narrative / analytical conversation</w:t>
+      </w:r>
+    </w:p>
+    <w:p>
+      <w:pPr>
+        <w:keepLines/>
+      </w:pPr>
+      <w:r>
+        <w:rPr>
+          <w:b/>
+        </w:rPr>
+        <w:t xml:space="preserve">Release disposition  </w:t>
+      </w:r>
+      <w:r>
+        <w:t>Strictly private source; possible anonymized essay later</w:t>
+      </w:r>
+    </w:p>
+    <w:p>
+      <w:pPr>
+        <w:keepLines/>
+      </w:pPr>
+      <w:r>
+        <w:rPr>
+          <w:b/>
+        </w:rPr>
+        <w:t xml:space="preserve">Zenodo match  </w:t>
+      </w:r>
+      <w:r>
+        <w:t>No match in the recovered 60-record set</w:t>
+      </w:r>
+    </w:p>
+    <w:p>
+      <w:pPr>
+        <w:keepLines/>
+      </w:pPr>
+      <w:r>
+        <w:rPr>
+          <w:b/>
+        </w:rPr>
+        <w:t xml:space="preserve">Working description  </w:t>
+      </w:r>
+      <w:r>
+        <w:t>A personal account of severe stress connected to a housing dispute, followed by an interpretive discussion of bureaucratic violence and historical patterns.</w:t>
+      </w:r>
+    </w:p>
+    <w:p>
+      <w:pPr>
+        <w:keepLines/>
+      </w:pPr>
+      <w:r>
+        <w:rPr>
+          <w:b/>
+        </w:rPr>
+        <w:t xml:space="preserve">Next evidence gate  </w:t>
+      </w:r>
+      <w:r>
+        <w:t>Protect health, legal, housing, and third-party details; do not publish raw dialogue; verify claims with primary records and scholarship; seek legal and medical support where appropriate; create a separately consented, anonymized essay only after review.</w:t>
+      </w:r>
+    </w:p>
+    <w:p>
+      <w:pPr>
+        <w:keepLines/>
+      </w:pPr>
+    </w:p>
+    <w:p>
+      <w:pPr>
+        <w:pStyle w:val="Heading2"/>
+        <w:keepLines/>
+      </w:pPr>
+      <w:r>
+        <w:t>29. Proto-Theocratic Settler Movements, Social Control, and the Myth of Religious Freedom in Early Colonial America</w:t>
+      </w:r>
+    </w:p>
+    <w:p>
+      <w:pPr>
+        <w:keepLines/>
+      </w:pPr>
+      <w:r>
+        <w:rPr>
+          <w:b/>
+        </w:rPr>
+        <w:t xml:space="preserve">Type  </w:t>
+      </w:r>
+      <w:r>
+        <w:t>Historical sociology / political theology paper</w:t>
+      </w:r>
+    </w:p>
+    <w:p>
+      <w:pPr>
+        <w:keepLines/>
+      </w:pPr>
+      <w:r>
+        <w:rPr>
+          <w:b/>
+        </w:rPr>
+        <w:t xml:space="preserve">Release disposition  </w:t>
+      </w:r>
+      <w:r>
+        <w:t>Public candidate after scholarly review</w:t>
+      </w:r>
+    </w:p>
+    <w:p>
+      <w:pPr>
+        <w:keepLines/>
+      </w:pPr>
+      <w:r>
+        <w:rPr>
+          <w:b/>
+        </w:rPr>
+        <w:t xml:space="preserve">Zenodo match  </w:t>
+      </w:r>
+      <w:r>
+        <w:t>No match in the recovered 60-record set</w:t>
+      </w:r>
+    </w:p>
+    <w:p>
+      <w:pPr>
+        <w:keepLines/>
+      </w:pPr>
+      <w:r>
+        <w:rPr>
+          <w:b/>
+        </w:rPr>
+        <w:t xml:space="preserve">Working description  </w:t>
+      </w:r>
+      <w:r>
+        <w:t>A structural comparison between early Puritan governance, high-control religious movements, settler colonialism, dissent suppression, and the limits of colonial religious freedom.</w:t>
+      </w:r>
+    </w:p>
+    <w:p>
+      <w:pPr>
+        <w:keepLines/>
+      </w:pPr>
+      <w:r>
+        <w:rPr>
+          <w:b/>
+        </w:rPr>
+        <w:t xml:space="preserve">Next evidence gate  </w:t>
+      </w:r>
+      <w:r>
+        <w:t>Verify all citations and quotations against primary and scholarly sources; refine terminology to avoid anachronism; obtain historians of religion, Indigenous history, colonial studies, and sensitivity review.</w:t>
+      </w:r>
+    </w:p>
+    <w:p>
+      <w:pPr>
+        <w:keepLines/>
+      </w:pPr>
+    </w:p>
+    <w:p>
+      <w:pPr>
+        <w:pStyle w:val="Heading2"/>
+        <w:keepLines/>
+      </w:pPr>
+      <w:r>
+        <w:t>30. Why Superman Ain’t Coming: Additional</w:t>
+      </w:r>
+    </w:p>
+    <w:p>
+      <w:pPr>
+        <w:keepLines/>
+      </w:pPr>
+      <w:r>
+        <w:rPr>
+          <w:b/>
+        </w:rPr>
+        <w:t xml:space="preserve">Type  </w:t>
+      </w:r>
+      <w:r>
+        <w:t>Supplement to an existing work — not a separate work count</w:t>
+      </w:r>
+    </w:p>
+    <w:p>
+      <w:pPr>
+        <w:keepLines/>
+      </w:pPr>
+      <w:r>
+        <w:rPr>
+          <w:b/>
+        </w:rPr>
+        <w:t xml:space="preserve">Release disposition  </w:t>
+      </w:r>
+      <w:r>
+        <w:t>Version component of public candidate</w:t>
+      </w:r>
+    </w:p>
+    <w:p>
+      <w:pPr>
+        <w:keepLines/>
+      </w:pPr>
+      <w:r>
+        <w:rPr>
+          <w:b/>
+        </w:rPr>
+        <w:t xml:space="preserve">Zenodo match  </w:t>
+      </w:r>
+      <w:r>
+        <w:t>States DOI 10.5281/zenodo.18571384; verification pending</w:t>
+      </w:r>
+    </w:p>
+    <w:p>
+      <w:pPr>
+        <w:keepLines/>
+      </w:pPr>
+      <w:r>
+        <w:rPr>
+          <w:b/>
+        </w:rPr>
+        <w:t xml:space="preserve">Working description  </w:t>
+      </w:r>
+      <w:r>
+        <w:t>A supplement adding media-ecosystem, public-opinion, corporate-capture, liability, insurance, monetization, and intellectual-property analysis.</w:t>
+      </w:r>
+    </w:p>
+    <w:p>
+      <w:pPr>
+        <w:keepLines/>
+      </w:pPr>
+      <w:r>
+        <w:rPr>
+          <w:b/>
+        </w:rPr>
+        <w:t xml:space="preserve">Next evidence gate  </w:t>
+      </w:r>
+      <w:r>
+        <w:t>Merge or cross-reference it as a labeled supplement to the base paper, preserve the DOI claim as unverified until the live record is checked, and avoid double-counting the work.</w:t>
+      </w:r>
+    </w:p>
+    <w:p>
+      <w:pPr>
+        <w:keepLines/>
+      </w:pPr>
+    </w:p>
+    <w:p>
+      <w:pPr>
+        <w:pStyle w:val="Heading2"/>
+        <w:keepLines/>
+      </w:pPr>
+      <w:r>
+        <w:t>31. Edge Cases, High Signal, and Institutional Containment — Full Course Syllabus</w:t>
+      </w:r>
+    </w:p>
+    <w:p>
+      <w:pPr>
+        <w:keepLines/>
+      </w:pPr>
+      <w:r>
+        <w:rPr>
+          <w:b/>
+        </w:rPr>
+        <w:t xml:space="preserve">Type  </w:t>
+      </w:r>
+      <w:r>
+        <w:t>Curriculum package / socio-technical systems course</w:t>
+      </w:r>
+    </w:p>
+    <w:p>
+      <w:pPr>
+        <w:keepLines/>
+      </w:pPr>
+      <w:r>
+        <w:rPr>
+          <w:b/>
+        </w:rPr>
+        <w:t xml:space="preserve">Release disposition  </w:t>
+      </w:r>
+      <w:r>
+        <w:t>Public candidate after source, safety, and pedagogy review</w:t>
+      </w:r>
+    </w:p>
+    <w:p>
+      <w:pPr>
+        <w:keepLines/>
+      </w:pPr>
+      <w:r>
+        <w:rPr>
+          <w:b/>
+        </w:rPr>
+        <w:t xml:space="preserve">Zenodo match  </w:t>
+      </w:r>
+      <w:r>
+        <w:t>No match in the recovered 60-record set</w:t>
+      </w:r>
+    </w:p>
+    <w:p>
+      <w:pPr>
+        <w:keepLines/>
+      </w:pPr>
+      <w:r>
+        <w:rPr>
+          <w:b/>
+        </w:rPr>
+        <w:t xml:space="preserve">Working description  </w:t>
+      </w:r>
+      <w:r>
+        <w:t>A ten-week diagnostic and navigation course combining institutional systems analysis, edge-case theory, documentation strategy, survival tools, and advocate training.</w:t>
+      </w:r>
+    </w:p>
+    <w:p>
+      <w:pPr>
+        <w:keepLines/>
+      </w:pPr>
+      <w:r>
+        <w:rPr>
+          <w:b/>
+        </w:rPr>
+        <w:t xml:space="preserve">Next evidence gate  </w:t>
+      </w:r>
+      <w:r>
+        <w:t>Separate evidence-based instruction from universal or adversarial assertions; add cited readings, learner safeguards, accessibility, assessment rubrics, legal disclaimers, trauma-aware review, and a small supervised pilot.</w:t>
+      </w:r>
+    </w:p>
+    <w:p>
+      <w:pPr>
+        <w:keepLines/>
+      </w:pPr>
+    </w:p>
+    <w:p>
+      <w:pPr>
+        <w:pStyle w:val="Heading2"/>
+        <w:keepLines/>
+      </w:pPr>
+      <w:r>
+        <w:t>32. The Systems Survival Playbook — Field Guide</w:t>
+      </w:r>
+    </w:p>
+    <w:p>
+      <w:pPr>
+        <w:keepLines/>
+      </w:pPr>
+      <w:r>
+        <w:rPr>
+          <w:b/>
+        </w:rPr>
+        <w:t xml:space="preserve">Type  </w:t>
+      </w:r>
+      <w:r>
+        <w:t>Course companion / field guide component</w:t>
+      </w:r>
+    </w:p>
+    <w:p>
+      <w:pPr>
+        <w:keepLines/>
+      </w:pPr>
+      <w:r>
+        <w:rPr>
+          <w:b/>
+        </w:rPr>
+        <w:t xml:space="preserve">Release disposition  </w:t>
+      </w:r>
+      <w:r>
+        <w:t>Component of the systems-survival curriculum — not a separate work count</w:t>
+      </w:r>
+    </w:p>
+    <w:p>
+      <w:pPr>
+        <w:keepLines/>
+      </w:pPr>
+      <w:r>
+        <w:rPr>
+          <w:b/>
+        </w:rPr>
+        <w:t xml:space="preserve">Zenodo match  </w:t>
+      </w:r>
+      <w:r>
+        <w:t>No match in the recovered 60-record set</w:t>
+      </w:r>
+    </w:p>
+    <w:p>
+      <w:pPr>
+        <w:keepLines/>
+      </w:pPr>
+      <w:r>
+        <w:rPr>
+          <w:b/>
+        </w:rPr>
+        <w:t xml:space="preserve">Working description  </w:t>
+      </w:r>
+      <w:r>
+        <w:t>A compact carry guide on documentation, dialogue, silence, helpers, and exit within difficult institutions.</w:t>
+      </w:r>
+    </w:p>
+    <w:p>
+      <w:pPr>
+        <w:keepLines/>
+      </w:pPr>
+      <w:r>
+        <w:rPr>
+          <w:b/>
+        </w:rPr>
+        <w:t xml:space="preserve">Next evidence gate  </w:t>
+      </w:r>
+      <w:r>
+        <w:t>Reframe categorical statements as bounded risk indicators; add emergency, legal, disability, and advocate-referral guidance; test with tenants, caseworkers, and legal reviewers.</w:t>
+      </w:r>
+    </w:p>
+    <w:p>
+      <w:pPr>
+        <w:keepLines/>
+      </w:pPr>
+    </w:p>
+    <w:p>
+      <w:pPr>
+        <w:pStyle w:val="Heading2"/>
+        <w:keepLines/>
+      </w:pPr>
+      <w:r>
+        <w:t>33. How to Stay Legible Without Becoming a Target — Map</w:t>
+      </w:r>
+    </w:p>
+    <w:p>
+      <w:pPr>
+        <w:keepLines/>
+      </w:pPr>
+      <w:r>
+        <w:rPr>
+          <w:b/>
+        </w:rPr>
+        <w:t xml:space="preserve">Type  </w:t>
+      </w:r>
+      <w:r>
+        <w:t>Course companion / communication map</w:t>
+      </w:r>
+    </w:p>
+    <w:p>
+      <w:pPr>
+        <w:keepLines/>
+      </w:pPr>
+      <w:r>
+        <w:rPr>
+          <w:b/>
+        </w:rPr>
+        <w:t xml:space="preserve">Release disposition  </w:t>
+      </w:r>
+      <w:r>
+        <w:t>Component of the systems-survival curriculum — not a separate work count</w:t>
+      </w:r>
+    </w:p>
+    <w:p>
+      <w:pPr>
+        <w:keepLines/>
+      </w:pPr>
+      <w:r>
+        <w:rPr>
+          <w:b/>
+        </w:rPr>
+        <w:t xml:space="preserve">Zenodo match  </w:t>
+      </w:r>
+      <w:r>
+        <w:t>No match in the recovered 60-record set</w:t>
+      </w:r>
+    </w:p>
+    <w:p>
+      <w:pPr>
+        <w:keepLines/>
+      </w:pPr>
+      <w:r>
+        <w:rPr>
+          <w:b/>
+        </w:rPr>
+        <w:t xml:space="preserve">Working description  </w:t>
+      </w:r>
+      <w:r>
+        <w:t>A legibility-level model and green/yellow/red filter for deciding how much information to share in institutional communication.</w:t>
+      </w:r>
+    </w:p>
+    <w:p>
+      <w:pPr>
+        <w:keepLines/>
+      </w:pPr>
+      <w:r>
+        <w:rPr>
+          <w:b/>
+        </w:rPr>
+        <w:t xml:space="preserve">Next evidence gate  </w:t>
+      </w:r>
+      <w:r>
+        <w:t>Validate the model rather than presenting it as universal; add context, exceptions, legal-record duties, escalation routes, and warnings against withholding material facts.</w:t>
+      </w:r>
+    </w:p>
+    <w:p>
+      <w:pPr>
+        <w:keepLines/>
+      </w:pPr>
+    </w:p>
+    <w:p>
+      <w:pPr>
+        <w:pStyle w:val="Heading2"/>
+        <w:keepLines/>
+      </w:pPr>
+      <w:r>
+        <w:t>34. The Systems Survival Handbook</w:t>
+      </w:r>
+    </w:p>
+    <w:p>
+      <w:pPr>
+        <w:keepLines/>
+      </w:pPr>
+      <w:r>
+        <w:rPr>
+          <w:b/>
+        </w:rPr>
+        <w:t xml:space="preserve">Type  </w:t>
+      </w:r>
+      <w:r>
+        <w:t>Public-facing handbook / curriculum component</w:t>
+      </w:r>
+    </w:p>
+    <w:p>
+      <w:pPr>
+        <w:keepLines/>
+      </w:pPr>
+      <w:r>
+        <w:rPr>
+          <w:b/>
+        </w:rPr>
+        <w:t xml:space="preserve">Release disposition  </w:t>
+      </w:r>
+      <w:r>
+        <w:t>Canonical handbook candidate within course family</w:t>
+      </w:r>
+    </w:p>
+    <w:p>
+      <w:pPr>
+        <w:keepLines/>
+      </w:pPr>
+      <w:r>
+        <w:rPr>
+          <w:b/>
+        </w:rPr>
+        <w:t xml:space="preserve">Zenodo match  </w:t>
+      </w:r>
+      <w:r>
+        <w:t>No match in the recovered 60-record set</w:t>
+      </w:r>
+    </w:p>
+    <w:p>
+      <w:pPr>
+        <w:keepLines/>
+      </w:pPr>
+      <w:r>
+        <w:rPr>
+          <w:b/>
+        </w:rPr>
+        <w:t xml:space="preserve">Working description  </w:t>
+      </w:r>
+      <w:r>
+        <w:t>A trauma-aware handbook for tenants, caregivers, advocates, and caseworkers, with survival rules, a legibility model, curriculum, and advocate training.</w:t>
+      </w:r>
+    </w:p>
+    <w:p>
+      <w:pPr>
+        <w:keepLines/>
+      </w:pPr>
+      <w:r>
+        <w:rPr>
+          <w:b/>
+        </w:rPr>
+        <w:t xml:space="preserve">Next evidence gate  </w:t>
+      </w:r>
+      <w:r>
+        <w:t>Make this the canonical practical text; merge the field guide and map as appendices; source claims; add jurisdictional and crisis disclaimers, accessibility review, legal review, and a supervised usability pilot.</w:t>
+      </w:r>
+    </w:p>
+    <w:p>
+      <w:pPr>
+        <w:keepLines/>
+      </w:pPr>
+    </w:p>
+    <w:p>
+      <w:pPr>
+        <w:pStyle w:val="Heading2"/>
+        <w:keepLines/>
+      </w:pPr>
+      <w:r>
+        <w:t>35. Edge Cases with High Signal</w:t>
+      </w:r>
+    </w:p>
+    <w:p>
+      <w:pPr>
+        <w:keepLines/>
+      </w:pPr>
+      <w:r>
+        <w:rPr>
+          <w:b/>
+        </w:rPr>
+        <w:t xml:space="preserve">Type  </w:t>
+      </w:r>
+      <w:r>
+        <w:t>Research paper / parent theory</w:t>
+      </w:r>
+    </w:p>
+    <w:p>
+      <w:pPr>
+        <w:keepLines/>
+      </w:pPr>
+      <w:r>
+        <w:rPr>
+          <w:b/>
+        </w:rPr>
+        <w:t xml:space="preserve">Release disposition  </w:t>
+      </w:r>
+      <w:r>
+        <w:t>Public candidate after evidence and editorial review</w:t>
+      </w:r>
+    </w:p>
+    <w:p>
+      <w:pPr>
+        <w:keepLines/>
+      </w:pPr>
+      <w:r>
+        <w:rPr>
+          <w:b/>
+        </w:rPr>
+        <w:t xml:space="preserve">Zenodo match  </w:t>
+      </w:r>
+      <w:r>
+        <w:t>Two local versions represent one paper lineage</w:t>
+      </w:r>
+    </w:p>
+    <w:p>
+      <w:pPr>
+        <w:keepLines/>
+      </w:pPr>
+      <w:r>
+        <w:rPr>
+          <w:b/>
+        </w:rPr>
+        <w:t xml:space="preserve">Working description  </w:t>
+      </w:r>
+      <w:r>
+        <w:t>A systems paper on how coherent edge cases can trigger containment, catch-and-kill dynamics, procedural harm, and institutional self-preservation.</w:t>
+      </w:r>
+    </w:p>
+    <w:p>
+      <w:pPr>
+        <w:keepLines/>
+      </w:pPr>
+      <w:r>
+        <w:rPr>
+          <w:b/>
+        </w:rPr>
+        <w:t xml:space="preserve">Next evidence gate  </w:t>
+      </w:r>
+      <w:r>
+        <w:t>Select the canonical version; preserve the other as version history; verify citations and case claims; distinguish hypothesis from demonstrated pattern; obtain public-administration, systems, legal, and critical-race review.</w:t>
+      </w:r>
+    </w:p>
+    <w:p>
+      <w:pPr>
+        <w:keepLines/>
+      </w:pPr>
+    </w:p>
+    <w:p>
+      <w:pPr>
+        <w:pStyle w:val="Heading2"/>
+        <w:keepLines/>
+      </w:pPr>
+      <w:r>
+        <w:t>36. Are you a Edge Cases with High Signal</w:t>
+      </w:r>
+    </w:p>
+    <w:p>
+      <w:pPr>
+        <w:keepLines/>
+      </w:pPr>
+      <w:r>
+        <w:rPr>
+          <w:b/>
+        </w:rPr>
+        <w:t xml:space="preserve">Type  </w:t>
+      </w:r>
+      <w:r>
+        <w:t>Earlier or alternate draft of Edge Cases with High Signal</w:t>
+      </w:r>
+    </w:p>
+    <w:p>
+      <w:pPr>
+        <w:keepLines/>
+      </w:pPr>
+      <w:r>
+        <w:rPr>
+          <w:b/>
+        </w:rPr>
+        <w:t xml:space="preserve">Release disposition  </w:t>
+      </w:r>
+      <w:r>
+        <w:t>Duplicate lineage — not a separate work count</w:t>
+      </w:r>
+    </w:p>
+    <w:p>
+      <w:pPr>
+        <w:keepLines/>
+      </w:pPr>
+      <w:r>
+        <w:rPr>
+          <w:b/>
+        </w:rPr>
+        <w:t xml:space="preserve">Zenodo match  </w:t>
+      </w:r>
+      <w:r>
+        <w:t>Same paper family; no exact record match</w:t>
+      </w:r>
+    </w:p>
+    <w:p>
+      <w:pPr>
+        <w:keepLines/>
+      </w:pPr>
+      <w:r>
+        <w:rPr>
+          <w:b/>
+        </w:rPr>
+        <w:t xml:space="preserve">Working description  </w:t>
+      </w:r>
+      <w:r>
+        <w:t>An alternate draft that includes a housing case-study section and political-economy framing.</w:t>
+      </w:r>
+    </w:p>
+    <w:p>
+      <w:pPr>
+        <w:keepLines/>
+      </w:pPr>
+      <w:r>
+        <w:rPr>
+          <w:b/>
+        </w:rPr>
+        <w:t xml:space="preserve">Next evidence gate  </w:t>
+      </w:r>
+      <w:r>
+        <w:t>Diff against the canonical Edge Cases paper; move personal case material to a protected evidence appendix; retain unique theory with provenance; do not publish raw identifying facts.</w:t>
+      </w:r>
+    </w:p>
+    <w:p>
+      <w:pPr>
+        <w:keepLines/>
+      </w:pPr>
+    </w:p>
+    <w:p>
+      <w:pPr>
+        <w:pStyle w:val="Heading2"/>
+        <w:keepLines/>
+      </w:pPr>
+      <w:r>
+        <w:t>37. Interpretive Helpers and the Moral Architecture of Institutional Harm</w:t>
+      </w:r>
+    </w:p>
+    <w:p>
+      <w:pPr>
+        <w:keepLines/>
+      </w:pPr>
+      <w:r>
+        <w:rPr>
+          <w:b/>
+        </w:rPr>
+        <w:t xml:space="preserve">Type  </w:t>
+      </w:r>
+      <w:r>
+        <w:t>Research paper plus private case addenda</w:t>
+      </w:r>
+    </w:p>
+    <w:p>
+      <w:pPr>
+        <w:keepLines/>
+      </w:pPr>
+      <w:r>
+        <w:rPr>
+          <w:b/>
+        </w:rPr>
+        <w:t xml:space="preserve">Release disposition  </w:t>
+      </w:r>
+      <w:r>
+        <w:t>Private until personal case material is separated</w:t>
+      </w:r>
+    </w:p>
+    <w:p>
+      <w:pPr>
+        <w:keepLines/>
+      </w:pPr>
+      <w:r>
+        <w:rPr>
+          <w:b/>
+        </w:rPr>
+        <w:t xml:space="preserve">Zenodo match  </w:t>
+      </w:r>
+      <w:r>
+        <w:t>No match in the recovered 60-record set</w:t>
+      </w:r>
+    </w:p>
+    <w:p>
+      <w:pPr>
+        <w:keepLines/>
+      </w:pPr>
+      <w:r>
+        <w:rPr>
+          <w:b/>
+        </w:rPr>
+        <w:t xml:space="preserve">Working description  </w:t>
+      </w:r>
+      <w:r>
+        <w:t>A taxonomy of institutional helper roles, ethical orientations, credibility asymmetry, and harm, combined with case-specific exhibits and communications.</w:t>
+      </w:r>
+    </w:p>
+    <w:p>
+      <w:pPr>
+        <w:keepLines/>
+      </w:pPr>
+      <w:r>
+        <w:rPr>
+          <w:b/>
+        </w:rPr>
+        <w:t xml:space="preserve">Next evidence gate  </w:t>
+      </w:r>
+      <w:r>
+        <w:t>Split the general scholarly paper from all personal names, health, housing, legal, and evidence content; audit citations and empirical claims; obtain ethics, legal, critical-race, and public-administration review before releasing only the anonymized paper.</w:t>
+      </w:r>
+    </w:p>
+    <w:p>
+      <w:pPr>
+        <w:keepLines/>
+      </w:pPr>
+    </w:p>
+    <w:p>
+      <w:pPr>
+        <w:pStyle w:val="Heading2"/>
+        <w:keepLines/>
+      </w:pPr>
+      <w:r>
+        <w:t>38. thing.docx</w:t>
+      </w:r>
+    </w:p>
+    <w:p>
+      <w:pPr>
+        <w:keepLines/>
+      </w:pPr>
+      <w:r>
+        <w:rPr>
+          <w:b/>
+        </w:rPr>
+        <w:t xml:space="preserve">Type  </w:t>
+      </w:r>
+      <w:r>
+        <w:t>Empty placeholder file</w:t>
+      </w:r>
+    </w:p>
+    <w:p>
+      <w:pPr>
+        <w:keepLines/>
+      </w:pPr>
+      <w:r>
+        <w:rPr>
+          <w:b/>
+        </w:rPr>
+        <w:t xml:space="preserve">Release disposition  </w:t>
+      </w:r>
+      <w:r>
+        <w:t>No publication value; preserve only as intake evidence</w:t>
+      </w:r>
+    </w:p>
+    <w:p>
+      <w:pPr>
+        <w:keepLines/>
+      </w:pPr>
+      <w:r>
+        <w:rPr>
+          <w:b/>
+        </w:rPr>
+        <w:t xml:space="preserve">Zenodo match  </w:t>
+      </w:r>
+      <w:r>
+        <w:t>Empty file; not a work</w:t>
+      </w:r>
+    </w:p>
+    <w:p>
+      <w:pPr>
+        <w:keepLines/>
+      </w:pPr>
+      <w:r>
+        <w:rPr>
+          <w:b/>
+        </w:rPr>
+        <w:t xml:space="preserve">Working description  </w:t>
+      </w:r>
+      <w:r>
+        <w:t>An empty Word document with no paragraph or table content.</w:t>
+      </w:r>
+    </w:p>
+    <w:p>
+      <w:pPr>
+        <w:keepLines/>
+      </w:pPr>
+      <w:r>
+        <w:rPr>
+          <w:b/>
+        </w:rPr>
+        <w:t xml:space="preserve">Next evidence gate  </w:t>
+      </w:r>
+      <w:r>
+        <w:t>Do not count as a work; retain the checksum only if provenance matters, otherwise archive it outside the active portfolio.</w:t>
+      </w:r>
+    </w:p>
+    <w:p>
+      <w:pPr>
+        <w:keepLines/>
+      </w:pPr>
+    </w:p>
+    <w:p>
+      <w:pPr>
+        <w:pStyle w:val="Heading2"/>
+        <w:keepLines/>
+      </w:pPr>
+      <w:r>
+        <w:t>39. Cross-Reference Map — Mya Brown / Commons Socio-Technical Poverty Corpus</w:t>
+      </w:r>
+    </w:p>
+    <w:p>
+      <w:pPr>
+        <w:keepLines/>
+      </w:pPr>
+      <w:r>
+        <w:rPr>
+          <w:b/>
+        </w:rPr>
+        <w:t xml:space="preserve">Type  </w:t>
+      </w:r>
+      <w:r>
+        <w:t>Portfolio architecture / corpus map</w:t>
+      </w:r>
+    </w:p>
+    <w:p>
+      <w:pPr>
+        <w:keepLines/>
+      </w:pPr>
+      <w:r>
+        <w:rPr>
+          <w:b/>
+        </w:rPr>
+        <w:t xml:space="preserve">Release disposition  </w:t>
+      </w:r>
+      <w:r>
+        <w:t>Private working index; sanitized version may be public</w:t>
+      </w:r>
+    </w:p>
+    <w:p>
+      <w:pPr>
+        <w:keepLines/>
+      </w:pPr>
+      <w:r>
+        <w:rPr>
+          <w:b/>
+        </w:rPr>
+        <w:t xml:space="preserve">Zenodo match  </w:t>
+      </w:r>
+      <w:r>
+        <w:t>Support artifact rather than a separate work</w:t>
+      </w:r>
+    </w:p>
+    <w:p>
+      <w:pPr>
+        <w:keepLines/>
+      </w:pPr>
+      <w:r>
+        <w:rPr>
+          <w:b/>
+        </w:rPr>
+        <w:t xml:space="preserve">Working description  </w:t>
+      </w:r>
+      <w:r>
+        <w:t>A dependency map linking species-level diagnosis, institutional mechanisms, credibility, procedural coercion, human outcomes, and case evidence across the corpus.</w:t>
+      </w:r>
+    </w:p>
+    <w:p>
+      <w:pPr>
+        <w:keepLines/>
+      </w:pPr>
+      <w:r>
+        <w:rPr>
+          <w:b/>
+        </w:rPr>
+        <w:t xml:space="preserve">Next evidence gate  </w:t>
+      </w:r>
+      <w:r>
+        <w:t>Verify that every named paper exists and map canonical filenames, versions, evidence level, public/private status, citations, dependencies, and missing artifacts; remove personal case details from any public version.</w:t>
+      </w:r>
+    </w:p>
+    <w:p>
+      <w:pPr>
+        <w:keepLines/>
+      </w:pPr>
+    </w:p>
+    <w:p>
+      <w:pPr>
+        <w:pStyle w:val="Heading2"/>
+        <w:keepLines/>
+      </w:pPr>
+      <w:r>
+        <w:t>40. Butterflies and Weapons</w:t>
+      </w:r>
+    </w:p>
+    <w:p>
+      <w:pPr>
+        <w:keepLines/>
+      </w:pPr>
+      <w:r>
+        <w:rPr>
+          <w:b/>
+        </w:rPr>
+        <w:t xml:space="preserve">Type  </w:t>
+      </w:r>
+      <w:r>
+        <w:t>Long-form systems manuscript / manifesto</w:t>
+      </w:r>
+    </w:p>
+    <w:p>
+      <w:pPr>
+        <w:keepLines/>
+      </w:pPr>
+      <w:r>
+        <w:rPr>
+          <w:b/>
+        </w:rPr>
+        <w:t xml:space="preserve">Release disposition  </w:t>
+      </w:r>
+      <w:r>
+        <w:t>Public candidate after substantial scholarly and editorial review</w:t>
+      </w:r>
+    </w:p>
+    <w:p>
+      <w:pPr>
+        <w:keepLines/>
+      </w:pPr>
+      <w:r>
+        <w:rPr>
+          <w:b/>
+        </w:rPr>
+        <w:t xml:space="preserve">Zenodo match  </w:t>
+      </w:r>
+      <w:r>
+        <w:t>No match in the recovered 60-record set</w:t>
+      </w:r>
+    </w:p>
+    <w:p>
+      <w:pPr>
+        <w:keepLines/>
+      </w:pPr>
+      <w:r>
+        <w:rPr>
+          <w:b/>
+        </w:rPr>
+        <w:t xml:space="preserve">Working description  </w:t>
+      </w:r>
+      <w:r>
+        <w:t>A proposed book contrasting individual empathy and transformation with collective violence, structural domination, civilizational adolescence, and moral stagnation.</w:t>
+      </w:r>
+    </w:p>
+    <w:p>
+      <w:pPr>
+        <w:keepLines/>
+      </w:pPr>
+      <w:r>
+        <w:rPr>
+          <w:b/>
+        </w:rPr>
+        <w:t xml:space="preserve">Next evidence gate  </w:t>
+      </w:r>
+      <w:r>
+        <w:t>Replace sweeping claims with bounded, sourced arguments; separate metaphor, evidence, lived experience, and manifesto; obtain history, anthropology, political theory, critical-race, legal, sensitivity, and editorial review.</w:t>
+      </w:r>
+    </w:p>
+    <w:p>
+      <w:pPr>
+        <w:keepLines/>
+      </w:pPr>
+    </w:p>
+    <w:p>
+      <w:pPr>
+        <w:pStyle w:val="Heading2"/>
+        <w:keepLines/>
+      </w:pPr>
+      <w:r>
+        <w:t>41. Butterflies and Weapons — Expanded Manuscript</w:t>
+      </w:r>
+    </w:p>
+    <w:p>
+      <w:pPr>
+        <w:keepLines/>
+      </w:pPr>
+      <w:r>
+        <w:rPr>
+          <w:b/>
+        </w:rPr>
+        <w:t xml:space="preserve">Type  </w:t>
+      </w:r>
+      <w:r>
+        <w:t>Expanded version of existing long-form work</w:t>
+      </w:r>
+    </w:p>
+    <w:p>
+      <w:pPr>
+        <w:keepLines/>
+      </w:pPr>
+      <w:r>
+        <w:rPr>
+          <w:b/>
+        </w:rPr>
+        <w:t xml:space="preserve">Release disposition  </w:t>
+      </w:r>
+      <w:r>
+        <w:t>Canonical-version candidate; not a separate work count</w:t>
+      </w:r>
+    </w:p>
+    <w:p>
+      <w:pPr>
+        <w:keepLines/>
+      </w:pPr>
+      <w:r>
+        <w:rPr>
+          <w:b/>
+        </w:rPr>
+        <w:t xml:space="preserve">Zenodo match  </w:t>
+      </w:r>
+      <w:r>
+        <w:t>Expanded local version of the Batch 4 manuscript</w:t>
+      </w:r>
+    </w:p>
+    <w:p>
+      <w:pPr>
+        <w:keepLines/>
+      </w:pPr>
+      <w:r>
+        <w:rPr>
+          <w:b/>
+        </w:rPr>
+        <w:t xml:space="preserve">Working description  </w:t>
+      </w:r>
+      <w:r>
+        <w:t>A substantially expanded multi-part manuscript developing the butterfly/weapon metaphor across civilizational maturity, structural domination, systems theory, casebook material, intellectual biography, and nonviolent reflection.</w:t>
+      </w:r>
+    </w:p>
+    <w:p>
+      <w:pPr>
+        <w:keepLines/>
+      </w:pPr>
+      <w:r>
+        <w:rPr>
+          <w:b/>
+        </w:rPr>
+        <w:t xml:space="preserve">Next evidence gate  </w:t>
+      </w:r>
+      <w:r>
+        <w:t>Run a structural diff against the shorter manuscript; designate one canonical version; build a source ledger for every factual claim; remove duplicated chapters and conversational residue; conduct multidisciplinary scholarly, legal, sensitivity, and developmental editing.</w:t>
+      </w:r>
+    </w:p>
+    <w:p>
+      <w:pPr>
+        <w:keepLines/>
+      </w:pPr>
+    </w:p>
+    <w:p>
+      <w:pPr>
+        <w:pStyle w:val="Heading2"/>
+        <w:keepLines/>
+      </w:pPr>
+      <w:r>
+        <w:t>42. Coercion Through Procedure as Poverty Infrastructure</w:t>
+      </w:r>
+    </w:p>
+    <w:p>
+      <w:pPr>
+        <w:keepLines/>
+      </w:pPr>
+      <w:r>
+        <w:rPr>
+          <w:b/>
+        </w:rPr>
+        <w:t xml:space="preserve">Type  </w:t>
+      </w:r>
+      <w:r>
+        <w:t>Case-study paper using protected housing evidence</w:t>
+      </w:r>
+    </w:p>
+    <w:p>
+      <w:pPr>
+        <w:keepLines/>
+      </w:pPr>
+      <w:r>
+        <w:rPr>
+          <w:b/>
+        </w:rPr>
+        <w:t xml:space="preserve">Release disposition  </w:t>
+      </w:r>
+      <w:r>
+        <w:t>Strictly private until legal and de-identification review</w:t>
+      </w:r>
+    </w:p>
+    <w:p>
+      <w:pPr>
+        <w:keepLines/>
+      </w:pPr>
+      <w:r>
+        <w:rPr>
+          <w:b/>
+        </w:rPr>
+        <w:t xml:space="preserve">Zenodo match  </w:t>
+      </w:r>
+      <w:r>
+        <w:t>No match in the recovered 60-record set</w:t>
+      </w:r>
+    </w:p>
+    <w:p>
+      <w:pPr>
+        <w:keepLines/>
+      </w:pPr>
+      <w:r>
+        <w:rPr>
+          <w:b/>
+        </w:rPr>
+        <w:t xml:space="preserve">Working description  </w:t>
+      </w:r>
+      <w:r>
+        <w:t>A journal-style case study linking a long-term public-housing timeline to procedural coercion, debt re-aging, retaliatory sequencing, maternal triage, and poverty infrastructure.</w:t>
+      </w:r>
+    </w:p>
+    <w:p>
+      <w:pPr>
+        <w:keepLines/>
+      </w:pPr>
+      <w:r>
+        <w:rPr>
+          <w:b/>
+        </w:rPr>
+        <w:t xml:space="preserve">Next evidence gate  </w:t>
+      </w:r>
+      <w:r>
+        <w:t>Keep all underlying ledgers, names, dates, and case facts private; have counsel verify privilege, accuracy, retaliation and public-record risks; use formal de-identification; obtain methods, housing-law, ethics, and community review before any publication.</w:t>
+      </w:r>
+    </w:p>
+    <w:p>
+      <w:pPr>
+        <w:keepLines/>
+      </w:pPr>
+    </w:p>
+    <w:p>
+      <w:pPr>
+        <w:pStyle w:val="Heading2"/>
+        <w:keepLines/>
+      </w:pPr>
+      <w:r>
+        <w:t>43. The Pointlessness for the Target, the Security for Everyone Else</w:t>
+      </w:r>
+    </w:p>
+    <w:p>
+      <w:pPr>
+        <w:keepLines/>
+      </w:pPr>
+      <w:r>
+        <w:rPr>
+          <w:b/>
+        </w:rPr>
+        <w:t xml:space="preserve">Type  </w:t>
+      </w:r>
+      <w:r>
+        <w:t>Socio-technical systems research paper</w:t>
+      </w:r>
+    </w:p>
+    <w:p>
+      <w:pPr>
+        <w:keepLines/>
+      </w:pPr>
+      <w:r>
+        <w:rPr>
+          <w:b/>
+        </w:rPr>
+        <w:t xml:space="preserve">Release disposition  </w:t>
+      </w:r>
+      <w:r>
+        <w:t>Public candidate after evidence and legal review</w:t>
+      </w:r>
+    </w:p>
+    <w:p>
+      <w:pPr>
+        <w:keepLines/>
+      </w:pPr>
+      <w:r>
+        <w:rPr>
+          <w:b/>
+        </w:rPr>
+        <w:t xml:space="preserve">Zenodo match  </w:t>
+      </w:r>
+      <w:r>
+        <w:t>No match in the recovered 60-record set</w:t>
+      </w:r>
+    </w:p>
+    <w:p>
+      <w:pPr>
+        <w:keepLines/>
+      </w:pPr>
+      <w:r>
+        <w:rPr>
+          <w:b/>
+        </w:rPr>
+        <w:t xml:space="preserve">Working description  </w:t>
+      </w:r>
+      <w:r>
+        <w:t>A paper on futile reporting, risk displacement, institutional self-preservation, procedural reassurance, and unequal consequences in housing, policing, grievance, and legal-aid systems.</w:t>
+      </w:r>
+    </w:p>
+    <w:p>
+      <w:pPr>
+        <w:keepLines/>
+      </w:pPr>
+      <w:r>
+        <w:rPr>
+          <w:b/>
+        </w:rPr>
+        <w:t xml:space="preserve">Next evidence gate  </w:t>
+      </w:r>
+      <w:r>
+        <w:t>Verify regulations, data, and citations; replace absolute design claims with evidence-calibrated language; separate general theory from personal case inference; obtain housing-law, policing, administrative-burden, critical-race, and editorial review.</w:t>
+      </w:r>
+    </w:p>
+    <w:p>
+      <w:pPr>
+        <w:keepLines/>
+      </w:pPr>
+    </w:p>
+    <w:p>
+      <w:pPr>
+        <w:pStyle w:val="Heading2"/>
+        <w:keepLines/>
+      </w:pPr>
+      <w:r>
+        <w:t>44. Self-Generated Harm</w:t>
+      </w:r>
+    </w:p>
+    <w:p>
+      <w:pPr>
+        <w:keepLines/>
+      </w:pPr>
+      <w:r>
+        <w:rPr>
+          <w:b/>
+        </w:rPr>
+        <w:t xml:space="preserve">Type  </w:t>
+      </w:r>
+      <w:r>
+        <w:t>Structural impact paper</w:t>
+      </w:r>
+    </w:p>
+    <w:p>
+      <w:pPr>
+        <w:keepLines/>
+      </w:pPr>
+      <w:r>
+        <w:rPr>
+          <w:b/>
+        </w:rPr>
+        <w:t xml:space="preserve">Release disposition  </w:t>
+      </w:r>
+      <w:r>
+        <w:t>Public candidate after evidence and scholarly review</w:t>
+      </w:r>
+    </w:p>
+    <w:p>
+      <w:pPr>
+        <w:keepLines/>
+      </w:pPr>
+      <w:r>
+        <w:rPr>
+          <w:b/>
+        </w:rPr>
+        <w:t xml:space="preserve">Zenodo match  </w:t>
+      </w:r>
+      <w:r>
+        <w:t>No match in the recovered 60-record set</w:t>
+      </w:r>
+    </w:p>
+    <w:p>
+      <w:pPr>
+        <w:keepLines/>
+      </w:pPr>
+      <w:r>
+        <w:rPr>
+          <w:b/>
+        </w:rPr>
+        <w:t xml:space="preserve">Working description  </w:t>
+      </w:r>
+      <w:r>
+        <w:t>A structural analysis arguing that many recurring harms emerge from system incentives, engineered scarcity, proceduralized cruelty, exhaustion, denial, and suppressed feedback.</w:t>
+      </w:r>
+    </w:p>
+    <w:p>
+      <w:pPr>
+        <w:keepLines/>
+      </w:pPr>
+      <w:r>
+        <w:rPr>
+          <w:b/>
+        </w:rPr>
+        <w:t xml:space="preserve">Next evidence gate  </w:t>
+      </w:r>
+      <w:r>
+        <w:t>Operationalize key terms and scope; source each empirical claim; distinguish intended design, emergent incentives, and observed outcomes; add counterexamples and falsification criteria; obtain systems, economics, history, and public-policy review.</w:t>
+      </w:r>
+    </w:p>
+    <w:p>
+      <w:pPr>
+        <w:keepLines/>
+      </w:pPr>
+    </w:p>
+    <w:p>
+      <w:pPr>
+        <w:pStyle w:val="Heading2"/>
+        <w:keepLines/>
+      </w:pPr>
+      <w:r>
+        <w:t>45. Credibility Asymmetry and Risk-Avoidance in Socio-Technical Housing Systems</w:t>
+      </w:r>
+    </w:p>
+    <w:p>
+      <w:pPr>
+        <w:keepLines/>
+      </w:pPr>
+      <w:r>
+        <w:rPr>
+          <w:b/>
+        </w:rPr>
+        <w:t xml:space="preserve">Type  </w:t>
+      </w:r>
+      <w:r>
+        <w:t>Case-linked research paper</w:t>
+      </w:r>
+    </w:p>
+    <w:p>
+      <w:pPr>
+        <w:keepLines/>
+      </w:pPr>
+      <w:r>
+        <w:rPr>
+          <w:b/>
+        </w:rPr>
+        <w:t xml:space="preserve">Release disposition  </w:t>
+      </w:r>
+      <w:r>
+        <w:t>Strictly private until documentary and legal review</w:t>
+      </w:r>
+    </w:p>
+    <w:p>
+      <w:pPr>
+        <w:keepLines/>
+      </w:pPr>
+      <w:r>
+        <w:rPr>
+          <w:b/>
+        </w:rPr>
+        <w:t xml:space="preserve">Zenodo match  </w:t>
+      </w:r>
+      <w:r>
+        <w:t>No match in the recovered 60-record set</w:t>
+      </w:r>
+    </w:p>
+    <w:p>
+      <w:pPr>
+        <w:keepLines/>
+      </w:pPr>
+      <w:r>
+        <w:rPr>
+          <w:b/>
+        </w:rPr>
+        <w:t xml:space="preserve">Working description  </w:t>
+      </w:r>
+      <w:r>
+        <w:t>A case-specific analysis of unequal institutional tolerance for AI-assisted synthesis, racialized credibility, risk avoidance, and restrictions placed on tenant communication.</w:t>
+      </w:r>
+    </w:p>
+    <w:p>
+      <w:pPr>
+        <w:keepLines/>
+      </w:pPr>
+      <w:r>
+        <w:rPr>
+          <w:b/>
+        </w:rPr>
+        <w:t xml:space="preserve">Next evidence gate  </w:t>
+      </w:r>
+      <w:r>
+        <w:t>Preserve underlying correspondence unchanged; verify quotations and chronology; obtain counsel review for names and allegations; separate the general theory into an anonymized paper; do not publish identifying correspondence or unadjudicated claims.</w:t>
+      </w:r>
+    </w:p>
+    <w:p>
+      <w:pPr>
+        <w:keepLines/>
+      </w:pPr>
+    </w:p>
+    <w:p>
+      <w:pPr>
+        <w:pStyle w:val="Heading2"/>
+        <w:keepLines/>
+      </w:pPr>
+      <w:r>
+        <w:t>46. Legibility, Risk Avoidance, and the Procedural Suppression of Racialized Credibility</w:t>
+      </w:r>
+    </w:p>
+    <w:p>
+      <w:pPr>
+        <w:keepLines/>
+      </w:pPr>
+      <w:r>
+        <w:rPr>
+          <w:b/>
+        </w:rPr>
+        <w:t xml:space="preserve">Type  </w:t>
+      </w:r>
+      <w:r>
+        <w:t>Socio-technical systems research paper</w:t>
+      </w:r>
+    </w:p>
+    <w:p>
+      <w:pPr>
+        <w:keepLines/>
+      </w:pPr>
+      <w:r>
+        <w:rPr>
+          <w:b/>
+        </w:rPr>
+        <w:t xml:space="preserve">Release disposition  </w:t>
+      </w:r>
+      <w:r>
+        <w:t>Public candidate after evidence and sensitivity review</w:t>
+      </w:r>
+    </w:p>
+    <w:p>
+      <w:pPr>
+        <w:keepLines/>
+      </w:pPr>
+      <w:r>
+        <w:rPr>
+          <w:b/>
+        </w:rPr>
+        <w:t xml:space="preserve">Zenodo match  </w:t>
+      </w:r>
+      <w:r>
+        <w:t>No match in the recovered 60-record set</w:t>
+      </w:r>
+    </w:p>
+    <w:p>
+      <w:pPr>
+        <w:keepLines/>
+      </w:pPr>
+      <w:r>
+        <w:rPr>
+          <w:b/>
+        </w:rPr>
+        <w:t xml:space="preserve">Working description  </w:t>
+      </w:r>
+      <w:r>
+        <w:t>An analysis of translation denial, institutional legibility, discretionary ambiguity, AI as an articulation layer, and the racialized credibility double bind.</w:t>
+      </w:r>
+    </w:p>
+    <w:p>
+      <w:pPr>
+        <w:keepLines/>
+      </w:pPr>
+      <w:r>
+        <w:rPr>
+          <w:b/>
+        </w:rPr>
+        <w:t xml:space="preserve">Next evidence gate  </w:t>
+      </w:r>
+      <w:r>
+        <w:t>Validate the claimed mechanism with a defined sample or clearly label it conceptual; verify citations; add counter-hypotheses and limitations; obtain administrative ethics, critical-race, AI-governance, disability-access, and legal review.</w:t>
+      </w:r>
+    </w:p>
+    <w:p>
+      <w:pPr>
+        <w:keepLines/>
+      </w:pPr>
+    </w:p>
+    <w:p>
+      <w:pPr>
+        <w:pStyle w:val="Heading2"/>
+        <w:keepLines/>
+      </w:pPr>
+      <w:r>
+        <w:t>47. Procedural Harm and the Architecture of Disappearing Responsibility</w:t>
+      </w:r>
+    </w:p>
+    <w:p>
+      <w:pPr>
+        <w:keepLines/>
+      </w:pPr>
+      <w:r>
+        <w:rPr>
+          <w:b/>
+        </w:rPr>
+        <w:t xml:space="preserve">Type  </w:t>
+      </w:r>
+      <w:r>
+        <w:t>Structural reflection / essay</w:t>
+      </w:r>
+    </w:p>
+    <w:p>
+      <w:pPr>
+        <w:keepLines/>
+      </w:pPr>
+      <w:r>
+        <w:rPr>
+          <w:b/>
+        </w:rPr>
+        <w:t xml:space="preserve">Release disposition  </w:t>
+      </w:r>
+      <w:r>
+        <w:t>Public candidate after evidence and editorial review</w:t>
+      </w:r>
+    </w:p>
+    <w:p>
+      <w:pPr>
+        <w:keepLines/>
+      </w:pPr>
+      <w:r>
+        <w:rPr>
+          <w:b/>
+        </w:rPr>
+        <w:t xml:space="preserve">Zenodo match  </w:t>
+      </w:r>
+      <w:r>
+        <w:t>No match in the recovered 60-record set</w:t>
+      </w:r>
+    </w:p>
+    <w:p>
+      <w:pPr>
+        <w:keepLines/>
+      </w:pPr>
+      <w:r>
+        <w:rPr>
+          <w:b/>
+        </w:rPr>
+        <w:t xml:space="preserve">Working description  </w:t>
+      </w:r>
+      <w:r>
+        <w:t>A reflection on proceduralized harm, diffusion of responsibility, controlled comfort, defensive ambiguity, linguistic control, and racialized credibility.</w:t>
+      </w:r>
+    </w:p>
+    <w:p>
+      <w:pPr>
+        <w:keepLines/>
+      </w:pPr>
+      <w:r>
+        <w:rPr>
+          <w:b/>
+        </w:rPr>
+        <w:t xml:space="preserve">Next evidence gate  </w:t>
+      </w:r>
+      <w:r>
+        <w:t>Decide whether this is scholarly essay, manifesto, or reflective prose; source historical and empirical claims accordingly; add limitations and non-universality; obtain legal, historical, critical-race, and editorial review.</w:t>
+      </w:r>
+    </w:p>
+    <w:p>
+      <w:pPr>
+        <w:keepLines/>
+      </w:pPr>
+    </w:p>
+    <w:p>
+      <w:pPr>
+        <w:pStyle w:val="Heading2"/>
+        <w:keepLines/>
+      </w:pPr>
+      <w:r>
+        <w:t>48. When Housing Debt Consumes the Body</w:t>
+      </w:r>
+    </w:p>
+    <w:p>
+      <w:pPr>
+        <w:keepLines/>
+      </w:pPr>
+      <w:r>
+        <w:rPr>
+          <w:b/>
+        </w:rPr>
+        <w:t xml:space="preserve">Type  </w:t>
+      </w:r>
+      <w:r>
+        <w:t>Public-health and housing-systems paper</w:t>
+      </w:r>
+    </w:p>
+    <w:p>
+      <w:pPr>
+        <w:keepLines/>
+      </w:pPr>
+      <w:r>
+        <w:rPr>
+          <w:b/>
+        </w:rPr>
+        <w:t xml:space="preserve">Release disposition  </w:t>
+      </w:r>
+      <w:r>
+        <w:t>Private until health claims and personal material are separated</w:t>
+      </w:r>
+    </w:p>
+    <w:p>
+      <w:pPr>
+        <w:keepLines/>
+      </w:pPr>
+      <w:r>
+        <w:rPr>
+          <w:b/>
+        </w:rPr>
+        <w:t xml:space="preserve">Zenodo match  </w:t>
+      </w:r>
+      <w:r>
+        <w:t>Two local filenames contain effectively the same manuscript</w:t>
+      </w:r>
+    </w:p>
+    <w:p>
+      <w:pPr>
+        <w:keepLines/>
+      </w:pPr>
+      <w:r>
+        <w:rPr>
+          <w:b/>
+        </w:rPr>
+        <w:t xml:space="preserve">Working description  </w:t>
+      </w:r>
+      <w:r>
+        <w:t>A paper connecting public-housing arrears to stress physiology, workability, parenting burden, health degradation, mortality risk, and funeral insecurity.</w:t>
+      </w:r>
+    </w:p>
+    <w:p>
+      <w:pPr>
+        <w:keepLines/>
+      </w:pPr>
+      <w:r>
+        <w:rPr>
+          <w:b/>
+        </w:rPr>
+        <w:t xml:space="preserve">Next evidence gate  </w:t>
+      </w:r>
+      <w:r>
+        <w:t>Select one canonical filename; remove private conversational ending; verify medical and mortality claims with high-quality public-health evidence; avoid individual diagnosis; obtain epidemiology, housing-health, clinical, disability, legal, and ethics review.</w:t>
+      </w:r>
+    </w:p>
+    <w:p>
+      <w:pPr>
+        <w:keepLines/>
+      </w:pPr>
+    </w:p>
+    <w:p>
+      <w:pPr>
+        <w:pStyle w:val="Heading2"/>
+        <w:keepLines/>
+      </w:pPr>
+      <w:r>
+        <w:t>49. Human Outcomes, Workability, and Mortality in Public Housing Arrears Systems</w:t>
+      </w:r>
+    </w:p>
+    <w:p>
+      <w:pPr>
+        <w:keepLines/>
+      </w:pPr>
+      <w:r>
+        <w:rPr>
+          <w:b/>
+        </w:rPr>
+        <w:t xml:space="preserve">Type  </w:t>
+      </w:r>
+      <w:r>
+        <w:t>Duplicate local copy / alternate filename</w:t>
+      </w:r>
+    </w:p>
+    <w:p>
+      <w:pPr>
+        <w:keepLines/>
+      </w:pPr>
+      <w:r>
+        <w:rPr>
+          <w:b/>
+        </w:rPr>
+        <w:t xml:space="preserve">Release disposition  </w:t>
+      </w:r>
+      <w:r>
+        <w:t>Duplicate lineage — not a separate work count</w:t>
+      </w:r>
+    </w:p>
+    <w:p>
+      <w:pPr>
+        <w:keepLines/>
+      </w:pPr>
+      <w:r>
+        <w:rPr>
+          <w:b/>
+        </w:rPr>
+        <w:t xml:space="preserve">Zenodo match  </w:t>
+      </w:r>
+      <w:r>
+        <w:t>Content duplicates When Housing Debt Consumes the Body</w:t>
+      </w:r>
+    </w:p>
+    <w:p>
+      <w:pPr>
+        <w:keepLines/>
+      </w:pPr>
+      <w:r>
+        <w:rPr>
+          <w:b/>
+        </w:rPr>
+        <w:t xml:space="preserve">Working description  </w:t>
+      </w:r>
+      <w:r>
+        <w:t>An alternate filename for the same housing-debt and health manuscript.</w:t>
+      </w:r>
+    </w:p>
+    <w:p>
+      <w:pPr>
+        <w:keepLines/>
+      </w:pPr>
+      <w:r>
+        <w:rPr>
+          <w:b/>
+        </w:rPr>
+        <w:t xml:space="preserve">Next evidence gate  </w:t>
+      </w:r>
+      <w:r>
+        <w:t>Retain checksum and provenance, but consolidate under the canonical title and exclude the duplicate from work and publication counts.</w:t>
+      </w:r>
+    </w:p>
+    <w:p>
+      <w:pPr>
+        <w:keepLines/>
+      </w:pPr>
+    </w:p>
+    <w:p>
+      <w:pPr>
+        <w:pStyle w:val="Heading2"/>
+        <w:keepLines/>
+      </w:pPr>
+      <w:r>
+        <w:t>50. The Re-Aging Debt Trap in Public Housing Enforcement Systems</w:t>
+      </w:r>
+    </w:p>
+    <w:p>
+      <w:pPr>
+        <w:keepLines/>
+      </w:pPr>
+      <w:r>
+        <w:rPr>
+          <w:b/>
+        </w:rPr>
+        <w:t xml:space="preserve">Type  </w:t>
+      </w:r>
+      <w:r>
+        <w:t>Case-linked housing debt systems paper</w:t>
+      </w:r>
+    </w:p>
+    <w:p>
+      <w:pPr>
+        <w:keepLines/>
+      </w:pPr>
+      <w:r>
+        <w:rPr>
+          <w:b/>
+        </w:rPr>
+        <w:t xml:space="preserve">Release disposition  </w:t>
+      </w:r>
+      <w:r>
+        <w:t>Strictly private until ledger, legal, and de-identification review</w:t>
+      </w:r>
+    </w:p>
+    <w:p>
+      <w:pPr>
+        <w:keepLines/>
+      </w:pPr>
+      <w:r>
+        <w:rPr>
+          <w:b/>
+        </w:rPr>
+        <w:t xml:space="preserve">Zenodo match  </w:t>
+      </w:r>
+      <w:r>
+        <w:t>Filename is Can’t Even Afford to Die; manuscript title differs</w:t>
+      </w:r>
+    </w:p>
+    <w:p>
+      <w:pPr>
+        <w:keepLines/>
+      </w:pPr>
+      <w:r>
+        <w:rPr>
+          <w:b/>
+        </w:rPr>
+        <w:t xml:space="preserve">Working description  </w:t>
+      </w:r>
+      <w:r>
+        <w:t>A socio-technical analysis of arrears reinstatement, repayment default triggers, payment allocation, ledger opacity, exhaustion, and perpetual indebtedness.</w:t>
+      </w:r>
+    </w:p>
+    <w:p>
+      <w:pPr>
+        <w:keepLines/>
+      </w:pPr>
+      <w:r>
+        <w:rPr>
+          <w:b/>
+        </w:rPr>
+        <w:t xml:space="preserve">Next evidence gate  </w:t>
+      </w:r>
+      <w:r>
+        <w:t>Verify every mechanism against actual agreements, ledgers, HUD rules, state law, and accounting practice; distinguish documented case facts from general prevalence; remove private conversational ending; obtain housing counsel, accountant, methods, and tenant-advocacy review.</w:t>
+      </w:r>
+    </w:p>
+    <w:p>
+      <w:pPr>
+        <w:keepLines/>
+      </w:pPr>
+    </w:p>
+    <w:p>
+      <w:pPr>
+        <w:pStyle w:val="Heading2"/>
+        <w:keepLines/>
+      </w:pPr>
+      <w:r>
+        <w:t>51. When the Ledger Breaks — Socio-Technical Accountability Case Study and Training Module</w:t>
+      </w:r>
+    </w:p>
+    <w:p>
+      <w:pPr>
+        <w:keepLines/>
+      </w:pPr>
+      <w:r>
+        <w:rPr>
+          <w:b/>
+        </w:rPr>
+        <w:t xml:space="preserve">Type  </w:t>
+      </w:r>
+      <w:r>
+        <w:t>Housing-ledger case study, policy memo, training, and judicial-brief family</w:t>
+      </w:r>
+    </w:p>
+    <w:p>
+      <w:pPr>
+        <w:keepLines/>
+      </w:pPr>
+      <w:r>
+        <w:rPr>
+          <w:b/>
+        </w:rPr>
+        <w:t xml:space="preserve">Release disposition  </w:t>
+      </w:r>
+      <w:r>
+        <w:t>Strictly private pending legal, de-identification, and evidence review</w:t>
+      </w:r>
+    </w:p>
+    <w:p>
+      <w:pPr>
+        <w:keepLines/>
+      </w:pPr>
+      <w:r>
+        <w:rPr>
+          <w:b/>
+        </w:rPr>
+        <w:t xml:space="preserve">Zenodo match  </w:t>
+      </w:r>
+      <w:r>
+        <w:t>Three local components: combined training module, case-study manuscript, and named exhibit packet</w:t>
+      </w:r>
+    </w:p>
+    <w:p>
+      <w:pPr>
+        <w:keepLines/>
+      </w:pPr>
+      <w:r>
+        <w:rPr>
+          <w:b/>
+        </w:rPr>
+        <w:t xml:space="preserve">Working description  </w:t>
+      </w:r>
+      <w:r>
+        <w:t>An integrated case and training family about public-housing ledger continuity, certified reconciliation, accountability, and rapid detection of ledger failures.</w:t>
+      </w:r>
+    </w:p>
+    <w:p>
+      <w:pPr>
+        <w:keepLines/>
+      </w:pPr>
+      <w:r>
+        <w:rPr>
+          <w:b/>
+        </w:rPr>
+        <w:t xml:space="preserve">Next evidence gate  </w:t>
+      </w:r>
+      <w:r>
+        <w:t>Keep the named exhibit packet and all addresses, balances, personnel, correspondence, and case facts private; preserve originals; have housing counsel and accounting experts verify the evidentiary chain; create a separately de-identified teaching edition only with consent and ethics review.</w:t>
+      </w:r>
+    </w:p>
+    <w:p>
+      <w:pPr>
+        <w:keepLines/>
+      </w:pPr>
+    </w:p>
+    <w:p>
+      <w:pPr>
+        <w:pStyle w:val="Heading2"/>
+        <w:keepLines/>
+      </w:pPr>
+      <w:r>
+        <w:t>52. Mya Brown Exhibit Packet — Ledger Continuity Break and Demand for Certified Reconciliation</w:t>
+      </w:r>
+    </w:p>
+    <w:p>
+      <w:pPr>
+        <w:keepLines/>
+      </w:pPr>
+      <w:r>
+        <w:rPr>
+          <w:b/>
+        </w:rPr>
+        <w:t xml:space="preserve">Type  </w:t>
+      </w:r>
+      <w:r>
+        <w:t>Protected legal evidence packet</w:t>
+      </w:r>
+    </w:p>
+    <w:p>
+      <w:pPr>
+        <w:keepLines/>
+      </w:pPr>
+      <w:r>
+        <w:rPr>
+          <w:b/>
+        </w:rPr>
+        <w:t xml:space="preserve">Release disposition  </w:t>
+      </w:r>
+      <w:r>
+        <w:t>Strictly private legal evidence; not a publication work</w:t>
+      </w:r>
+    </w:p>
+    <w:p>
+      <w:pPr>
+        <w:keepLines/>
+      </w:pPr>
+      <w:r>
+        <w:rPr>
+          <w:b/>
+        </w:rPr>
+        <w:t xml:space="preserve">Zenodo match  </w:t>
+      </w:r>
+      <w:r>
+        <w:t>Support component of When the Ledger Breaks; not a separate work count</w:t>
+      </w:r>
+    </w:p>
+    <w:p>
+      <w:pPr>
+        <w:keepLines/>
+      </w:pPr>
+      <w:r>
+        <w:rPr>
+          <w:b/>
+        </w:rPr>
+        <w:t xml:space="preserve">Working description  </w:t>
+      </w:r>
+      <w:r>
+        <w:t>A case-specific exhibit packet containing identifying housing, ledger, balance, personnel, chronology, and settlement material.</w:t>
+      </w:r>
+    </w:p>
+    <w:p>
+      <w:pPr>
+        <w:keepLines/>
+      </w:pPr>
+      <w:r>
+        <w:rPr>
+          <w:b/>
+        </w:rPr>
+        <w:t xml:space="preserve">Next evidence gate  </w:t>
+      </w:r>
+      <w:r>
+        <w:t>Never place on public GitHub; preserve chain of custody and file hash; restrict access; obtain counsel direction before disclosure, redaction, or derivative use.</w:t>
+      </w:r>
+    </w:p>
+    <w:p>
+      <w:pPr>
+        <w:keepLines/>
+      </w:pPr>
+    </w:p>
+    <w:p>
+      <w:pPr>
+        <w:pStyle w:val="Heading2"/>
+        <w:keepLines/>
+      </w:pPr>
+      <w:r>
+        <w:t>53. GPT chat true personality.docx</w:t>
+      </w:r>
+    </w:p>
+    <w:p>
+      <w:pPr>
+        <w:keepLines/>
+      </w:pPr>
+      <w:r>
+        <w:rPr>
+          <w:b/>
+        </w:rPr>
+        <w:t xml:space="preserve">Type  </w:t>
+      </w:r>
+      <w:r>
+        <w:t>Empty placeholder file</w:t>
+      </w:r>
+    </w:p>
+    <w:p>
+      <w:pPr>
+        <w:keepLines/>
+      </w:pPr>
+      <w:r>
+        <w:rPr>
+          <w:b/>
+        </w:rPr>
+        <w:t xml:space="preserve">Release disposition  </w:t>
+      </w:r>
+      <w:r>
+        <w:t>No publication value; preserve only as intake evidence</w:t>
+      </w:r>
+    </w:p>
+    <w:p>
+      <w:pPr>
+        <w:keepLines/>
+      </w:pPr>
+      <w:r>
+        <w:rPr>
+          <w:b/>
+        </w:rPr>
+        <w:t xml:space="preserve">Zenodo match  </w:t>
+      </w:r>
+      <w:r>
+        <w:t>Empty file; not a work</w:t>
+      </w:r>
+    </w:p>
+    <w:p>
+      <w:pPr>
+        <w:keepLines/>
+      </w:pPr>
+      <w:r>
+        <w:rPr>
+          <w:b/>
+        </w:rPr>
+        <w:t xml:space="preserve">Working description  </w:t>
+      </w:r>
+      <w:r>
+        <w:t>An empty Word document with no paragraph or table content.</w:t>
+      </w:r>
+    </w:p>
+    <w:p>
+      <w:pPr>
+        <w:keepLines/>
+      </w:pPr>
+      <w:r>
+        <w:rPr>
+          <w:b/>
+        </w:rPr>
+        <w:t xml:space="preserve">Next evidence gate  </w:t>
+      </w:r>
+      <w:r>
+        <w:t>Do not count as a work; retain checksum only if provenance matters, otherwise archive outside the active portfolio.</w:t>
+      </w:r>
+    </w:p>
+    <w:p>
+      <w:pPr>
+        <w:keepLines/>
+      </w:pPr>
+    </w:p>
+    <w:p>
+      <w:pPr>
+        <w:pStyle w:val="Heading2"/>
+        <w:keepLines/>
+      </w:pPr>
+      <w:r>
+        <w:t>54. Black Women as a Threatened Population</w:t>
+      </w:r>
+    </w:p>
+    <w:p>
+      <w:pPr>
+        <w:keepLines/>
+      </w:pPr>
+      <w:r>
+        <w:rPr>
+          <w:b/>
+        </w:rPr>
+        <w:t xml:space="preserve">Type  </w:t>
+      </w:r>
+      <w:r>
+        <w:t>Public-health, social-science, and Black feminist research paper</w:t>
+      </w:r>
+    </w:p>
+    <w:p>
+      <w:pPr>
+        <w:keepLines/>
+      </w:pPr>
+      <w:r>
+        <w:rPr>
+          <w:b/>
+        </w:rPr>
+        <w:t xml:space="preserve">Release disposition  </w:t>
+      </w:r>
+      <w:r>
+        <w:t>Public candidate only after rigorous evidence and sensitivity review</w:t>
+      </w:r>
+    </w:p>
+    <w:p>
+      <w:pPr>
+        <w:keepLines/>
+      </w:pPr>
+      <w:r>
+        <w:rPr>
+          <w:b/>
+        </w:rPr>
+        <w:t xml:space="preserve">Zenodo match  </w:t>
+      </w:r>
+      <w:r>
+        <w:t>No match in the recovered 60-record set</w:t>
+      </w:r>
+    </w:p>
+    <w:p>
+      <w:pPr>
+        <w:keepLines/>
+      </w:pPr>
+      <w:r>
+        <w:rPr>
+          <w:b/>
+        </w:rPr>
+        <w:t xml:space="preserve">Working description  </w:t>
+      </w:r>
+      <w:r>
+        <w:t>A paper framing structural threats to Black women through health, violence, institutional, demographic, and historical lenses, with a companion psychological essay.</w:t>
+      </w:r>
+    </w:p>
+    <w:p>
+      <w:pPr>
+        <w:keepLines/>
+      </w:pPr>
+      <w:r>
+        <w:rPr>
+          <w:b/>
+        </w:rPr>
+        <w:t xml:space="preserve">Next evidence gate  </w:t>
+      </w:r>
+      <w:r>
+        <w:t>Define the metaphor and scope carefully; replace unsupported generalizations; verify every table and statistic with primary sources; remove conversational residue; obtain Black feminist, public-health, legal, statistical, community, and sensitivity review.</w:t>
+      </w:r>
+    </w:p>
+    <w:p>
+      <w:pPr>
+        <w:keepLines/>
+      </w:pPr>
+    </w:p>
+    <w:p>
+      <w:pPr>
+        <w:pStyle w:val="Heading2"/>
+        <w:keepLines/>
+      </w:pPr>
+      <w:r>
+        <w:t>55. The Black Women’s Truth Ledger</w:t>
+      </w:r>
+    </w:p>
+    <w:p>
+      <w:pPr>
+        <w:keepLines/>
+      </w:pPr>
+      <w:r>
+        <w:rPr>
+          <w:b/>
+        </w:rPr>
+        <w:t xml:space="preserve">Type  </w:t>
+      </w:r>
+      <w:r>
+        <w:t>Documentation, evidence, and accountability framework</w:t>
+      </w:r>
+    </w:p>
+    <w:p>
+      <w:pPr>
+        <w:keepLines/>
+      </w:pPr>
+      <w:r>
+        <w:rPr>
+          <w:b/>
+        </w:rPr>
+        <w:t xml:space="preserve">Release disposition  </w:t>
+      </w:r>
+      <w:r>
+        <w:t>Public framework candidate after ethics and privacy review</w:t>
+      </w:r>
+    </w:p>
+    <w:p>
+      <w:pPr>
+        <w:keepLines/>
+      </w:pPr>
+      <w:r>
+        <w:rPr>
+          <w:b/>
+        </w:rPr>
+        <w:t xml:space="preserve">Zenodo match  </w:t>
+      </w:r>
+      <w:r>
+        <w:t>No match in the recovered 60-record set</w:t>
+      </w:r>
+    </w:p>
+    <w:p>
+      <w:pPr>
+        <w:keepLines/>
+      </w:pPr>
+      <w:r>
+        <w:rPr>
+          <w:b/>
+        </w:rPr>
+        <w:t xml:space="preserve">Working description  </w:t>
+      </w:r>
+      <w:r>
+        <w:t>A tiered-claims and receipts architecture for documenting harms, mechanisms, interventions, and technology constraints affecting Black women.</w:t>
+      </w:r>
+    </w:p>
+    <w:p>
+      <w:pPr>
+        <w:keepLines/>
+      </w:pPr>
+      <w:r>
+        <w:rPr>
+          <w:b/>
+        </w:rPr>
+        <w:t xml:space="preserve">Next evidence gate  </w:t>
+      </w:r>
+      <w:r>
+        <w:t>Remove chat residue; specify governance, consent, data minimization, correction, access, retention, de-identification, and community oversight; pilot without collecting sensitive identifiable data.</w:t>
+      </w:r>
+    </w:p>
+    <w:p>
+      <w:pPr>
+        <w:keepLines/>
+      </w:pPr>
+    </w:p>
+    <w:p>
+      <w:pPr>
+        <w:pStyle w:val="Heading2"/>
+        <w:keepLines/>
+      </w:pPr>
+      <w:r>
+        <w:t>56. A Grounded Conversation on Maturity, Collapse, and the Possibility of Adulthood</w:t>
+      </w:r>
+    </w:p>
+    <w:p>
+      <w:pPr>
+        <w:keepLines/>
+      </w:pPr>
+      <w:r>
+        <w:rPr>
+          <w:b/>
+        </w:rPr>
+        <w:t xml:space="preserve">Type  </w:t>
+      </w:r>
+      <w:r>
+        <w:t>Dialogue appendix / reflective support artifact</w:t>
+      </w:r>
+    </w:p>
+    <w:p>
+      <w:pPr>
+        <w:keepLines/>
+      </w:pPr>
+      <w:r>
+        <w:rPr>
+          <w:b/>
+        </w:rPr>
+        <w:t xml:space="preserve">Release disposition  </w:t>
+      </w:r>
+      <w:r>
+        <w:t>Private working appendix; edited excerpt possible</w:t>
+      </w:r>
+    </w:p>
+    <w:p>
+      <w:pPr>
+        <w:keepLines/>
+      </w:pPr>
+      <w:r>
+        <w:rPr>
+          <w:b/>
+        </w:rPr>
+        <w:t xml:space="preserve">Zenodo match  </w:t>
+      </w:r>
+      <w:r>
+        <w:t>Support component of the civilizational-maturity corpus; not a separate work count</w:t>
+      </w:r>
+    </w:p>
+    <w:p>
+      <w:pPr>
+        <w:keepLines/>
+      </w:pPr>
+      <w:r>
+        <w:rPr>
+          <w:b/>
+        </w:rPr>
+        <w:t xml:space="preserve">Working description  </w:t>
+      </w:r>
+      <w:r>
+        <w:t>A dialogue reflecting on maturity, collapse, structural irreversibility, and adult civilizational responsibility.</w:t>
+      </w:r>
+    </w:p>
+    <w:p>
+      <w:pPr>
+        <w:keepLines/>
+      </w:pPr>
+      <w:r>
+        <w:rPr>
+          <w:b/>
+        </w:rPr>
+        <w:t xml:space="preserve">Next evidence gate  </w:t>
+      </w:r>
+      <w:r>
+        <w:t>Treat as an appendix rather than independent scholarship; remove personal dialogue and unsupported assertions; retain only rights-cleared, sourced analytical material in any public edition.</w:t>
+      </w:r>
+    </w:p>
+    <w:p>
+      <w:pPr>
+        <w:keepLines/>
+      </w:pPr>
+    </w:p>
+    <w:p>
+      <w:pPr>
+        <w:pStyle w:val="Heading2"/>
+        <w:keepLines/>
+      </w:pPr>
+      <w:r>
+        <w:t>57. What Would It Take to Break the Historical Pattern</w:t>
+      </w:r>
+    </w:p>
+    <w:p>
+      <w:pPr>
+        <w:keepLines/>
+      </w:pPr>
+      <w:r>
+        <w:rPr>
+          <w:b/>
+        </w:rPr>
+        <w:t xml:space="preserve">Type  </w:t>
+      </w:r>
+      <w:r>
+        <w:t>Historical systems and civilizational-maturity addendum</w:t>
+      </w:r>
+    </w:p>
+    <w:p>
+      <w:pPr>
+        <w:keepLines/>
+      </w:pPr>
+      <w:r>
+        <w:rPr>
+          <w:b/>
+        </w:rPr>
+        <w:t xml:space="preserve">Release disposition  </w:t>
+      </w:r>
+      <w:r>
+        <w:t>Public candidate after source and rights review</w:t>
+      </w:r>
+    </w:p>
+    <w:p>
+      <w:pPr>
+        <w:keepLines/>
+      </w:pPr>
+      <w:r>
+        <w:rPr>
+          <w:b/>
+        </w:rPr>
+        <w:t xml:space="preserve">Zenodo match  </w:t>
+      </w:r>
+      <w:r>
+        <w:t>Addendum E in the civilizational-maturity corpus</w:t>
+      </w:r>
+    </w:p>
+    <w:p>
+      <w:pPr>
+        <w:keepLines/>
+      </w:pPr>
+      <w:r>
+        <w:rPr>
+          <w:b/>
+        </w:rPr>
+        <w:t xml:space="preserve">Working description  </w:t>
+      </w:r>
+      <w:r>
+        <w:t>A framework organized around guardrails, anti-reconsolidation, and shared reality as conditions for interrupting recurrent historical failure.</w:t>
+      </w:r>
+    </w:p>
+    <w:p>
+      <w:pPr>
+        <w:keepLines/>
+      </w:pPr>
+      <w:r>
+        <w:rPr>
+          <w:b/>
+        </w:rPr>
+        <w:t xml:space="preserve">Next evidence gate  </w:t>
+      </w:r>
+      <w:r>
+        <w:t>Verify all historical examples; define mechanisms and falsification criteria; distinguish analogy from evidence; review fictional references and quotations for necessity and rights; obtain historians, governance, and editorial review.</w:t>
+      </w:r>
+    </w:p>
+    <w:p>
+      <w:pPr>
+        <w:keepLines/>
+      </w:pPr>
+    </w:p>
+    <w:p>
+      <w:pPr>
+        <w:pStyle w:val="Heading2"/>
+        <w:keepLines/>
+      </w:pPr>
+      <w:r>
+        <w:t>58. I Am What I Am — Career Translation</w:t>
+      </w:r>
+    </w:p>
+    <w:p>
+      <w:pPr>
+        <w:keepLines/>
+      </w:pPr>
+      <w:r>
+        <w:rPr>
+          <w:b/>
+        </w:rPr>
+        <w:t xml:space="preserve">Type  </w:t>
+      </w:r>
+      <w:r>
+        <w:t>Career-development and portfolio translation document</w:t>
+      </w:r>
+    </w:p>
+    <w:p>
+      <w:pPr>
+        <w:keepLines/>
+      </w:pPr>
+      <w:r>
+        <w:rPr>
+          <w:b/>
+        </w:rPr>
+        <w:t xml:space="preserve">Release disposition  </w:t>
+      </w:r>
+      <w:r>
+        <w:t>Private career-development source; sanitized derivative possible</w:t>
+      </w:r>
+    </w:p>
+    <w:p>
+      <w:pPr>
+        <w:keepLines/>
+      </w:pPr>
+      <w:r>
+        <w:rPr>
+          <w:b/>
+        </w:rPr>
+        <w:t xml:space="preserve">Zenodo match  </w:t>
+      </w:r>
+      <w:r>
+        <w:t>No match in the recovered 60-record set</w:t>
+      </w:r>
+    </w:p>
+    <w:p>
+      <w:pPr>
+        <w:keepLines/>
+      </w:pPr>
+      <w:r>
+        <w:rPr>
+          <w:b/>
+        </w:rPr>
+        <w:t xml:space="preserve">Working description  </w:t>
+      </w:r>
+      <w:r>
+        <w:t>A translation of socio-technical accountability work into training, curriculum, research, and systems-design roles.</w:t>
+      </w:r>
+    </w:p>
+    <w:p>
+      <w:pPr>
+        <w:keepLines/>
+      </w:pPr>
+      <w:r>
+        <w:rPr>
+          <w:b/>
+        </w:rPr>
+        <w:t xml:space="preserve">Next evidence gate  </w:t>
+      </w:r>
+      <w:r>
+        <w:t>Keep personal planning private; verify role and credential claims; create a concise resume, portfolio summary, and role-target matrix as separate sanitized derivatives.</w:t>
+      </w:r>
+    </w:p>
+    <w:p>
+      <w:pPr>
+        <w:keepLines/>
+      </w:pPr>
+    </w:p>
+    <w:p>
+      <w:pPr>
+        <w:pStyle w:val="Heading2"/>
+        <w:keepLines/>
+      </w:pPr>
+      <w:r>
+        <w:t>59. A Longitudinal Analysis of Human Reform, Regression, and Relapse</w:t>
+      </w:r>
+    </w:p>
+    <w:p>
+      <w:pPr>
+        <w:keepLines/>
+      </w:pPr>
+      <w:r>
+        <w:rPr>
+          <w:b/>
+        </w:rPr>
+        <w:t xml:space="preserve">Type  </w:t>
+      </w:r>
+      <w:r>
+        <w:t>Historical systems-analysis addendum</w:t>
+      </w:r>
+    </w:p>
+    <w:p>
+      <w:pPr>
+        <w:keepLines/>
+      </w:pPr>
+      <w:r>
+        <w:rPr>
+          <w:b/>
+        </w:rPr>
+        <w:t xml:space="preserve">Release disposition  </w:t>
+      </w:r>
+      <w:r>
+        <w:t>Public candidate after rigorous historical review</w:t>
+      </w:r>
+    </w:p>
+    <w:p>
+      <w:pPr>
+        <w:keepLines/>
+      </w:pPr>
+      <w:r>
+        <w:rPr>
+          <w:b/>
+        </w:rPr>
+        <w:t xml:space="preserve">Zenodo match  </w:t>
+      </w:r>
+      <w:r>
+        <w:t>Addendum D in the civilizational-maturity corpus</w:t>
+      </w:r>
+    </w:p>
+    <w:p>
+      <w:pPr>
+        <w:keepLines/>
+      </w:pPr>
+      <w:r>
+        <w:rPr>
+          <w:b/>
+        </w:rPr>
+        <w:t xml:space="preserve">Working description  </w:t>
+      </w:r>
+      <w:r>
+        <w:t>A proposed historical cycle and learning-retention scale for analyzing reform, regression, relapse, and institutional memory.</w:t>
+      </w:r>
+    </w:p>
+    <w:p>
+      <w:pPr>
+        <w:keepLines/>
+      </w:pPr>
+      <w:r>
+        <w:rPr>
+          <w:b/>
+        </w:rPr>
+        <w:t xml:space="preserve">Next evidence gate  </w:t>
+      </w:r>
+      <w:r>
+        <w:t>Operationalize the scale; predefine cases and coding rules; test counterexamples; calibrate dominant-pattern claims; verify sources; obtain historians, comparative-politics, methods, and editorial review.</w:t>
       </w:r>
     </w:p>
     <w:p>
@@ -6607,6 +11583,9 @@
     <w:qFormat/>
     <w:rsid w:val="00FC693F"/>
     <w:pPr>
+      <w:pBdr>
+        <w:bottom w:val="single" w:sz="8" w:space="4" w:color="4F81BD" w:themeColor="accent1"/>
+      </w:pBdr>
       <w:spacing w:after="300" w:line="240" w:lineRule="auto"/>
       <w:contextualSpacing/>
     </w:pPr>

--- a/docs/portfolio/zenodo/Mya_Brown_Zenodo_Master_Catalog_and_Development_Pipeline.docx
+++ b/docs/portfolio/zenodo/Mya_Brown_Zenodo_Master_Catalog_and_Development_Pipeline.docx
@@ -180,7 +180,7 @@
           </w:tcPr>
           <w:p>
             <w:r>
-              <w:t>59 files / 45 unique works (Batches 1–6)</w:t>
+              <w:t>69 files / 49 unique works (Batches 1–7)</w:t>
             </w:r>
           </w:p>
         </w:tc>
@@ -5881,15 +5881,15 @@
         <w:keepLines/>
       </w:pPr>
       <w:r>
-        <w:t>Local source-document intake — Batches 1 through 5</w:t>
-      </w:r>
-    </w:p>
-    <w:p>
-      <w:pPr>
-        <w:keepLines/>
-      </w:pPr>
-      <w:r>
-        <w:t>These fifty files were recovered directly from Mya P. Brown's Word/PDF archive on September 18, 2026. They represent thirty-nine unique works. Duplicate drafts, expanded versions, supplements, curriculum components, external references, support artifacts, and an empty placeholder are preserved without inflating the work count. They extend the working portfolio but do not increase the verified Zenodo count without an exact live record match. Public-release disposition is conservative: legal evidence, personal records, health material, technical designs, business plans, rights-restricted works, and insufficiently reviewed sources remain private.</w:t>
+        <w:t>Local source document intake Batches 1 through 7</w:t>
+      </w:r>
+    </w:p>
+    <w:p>
+      <w:pPr>
+        <w:keepLines/>
+      </w:pPr>
+      <w:r>
+        <w:t>These 69 files were recovered directly from Mya P. Brown's Word and PDF archive on September 18, 2026. They represent forty-nine unique works. Duplicate drafts, expanded versions, supplements, curriculum components, external references, protected evidence, support artifacts, and empty placeholders are preserved without inflating the work count. They extend the working portfolio but do not increase the verified Zenodo count without an exact live record match. Each item now includes a commercial route and Civic Continuum roadmap role. Public-release disposition remains conservative: legal evidence, personal records, health material, technical designs, business plans, rights-restricted works, and insufficiently reviewed sources remain private.</w:t>
       </w:r>
     </w:p>
     <w:p>
@@ -5975,6 +5975,34 @@
       <w:pPr>
         <w:keepLines/>
       </w:pPr>
+      <w:r>
+        <w:rPr>
+          <w:b/>
+        </w:rPr>
+        <w:t xml:space="preserve">Commercial route  </w:t>
+      </w:r>
+      <w:r>
+        <w:t>Publish as a sourced paper or brief; derive paid talks, workshops, consulting, licensing, or a reader-facing book only after review.</w:t>
+      </w:r>
+    </w:p>
+    <w:p>
+      <w:pPr>
+        <w:keepLines/>
+      </w:pPr>
+      <w:r>
+        <w:rPr>
+          <w:b/>
+        </w:rPr>
+        <w:t xml:space="preserve">Civic Continuum role  </w:t>
+      </w:r>
+      <w:r>
+        <w:t>Public framework lane: builds the Civic Continuum case for durable guardrails, shared reality, institutional memory, and stable self-governance.</w:t>
+      </w:r>
+    </w:p>
+    <w:p>
+      <w:pPr>
+        <w:keepLines/>
+      </w:pPr>
     </w:p>
     <w:p>
       <w:pPr>
@@ -6059,6 +6087,34 @@
       <w:pPr>
         <w:keepLines/>
       </w:pPr>
+      <w:r>
+        <w:rPr>
+          <w:b/>
+        </w:rPr>
+        <w:t xml:space="preserve">Commercial route  </w:t>
+      </w:r>
+      <w:r>
+        <w:t>Release as a bounded demonstrator, paid pilot, subscription, or enterprise license only after tests, consent controls, security review, and support are working.</w:t>
+      </w:r>
+    </w:p>
+    <w:p>
+      <w:pPr>
+        <w:keepLines/>
+      </w:pPr>
+      <w:r>
+        <w:rPr>
+          <w:b/>
+        </w:rPr>
+        <w:t xml:space="preserve">Civic Continuum role  </w:t>
+      </w:r>
+      <w:r>
+        <w:t>Physical proof lane: turns claims into measured prototypes, independent review, production evidence, and useful products.</w:t>
+      </w:r>
+    </w:p>
+    <w:p>
+      <w:pPr>
+        <w:keepLines/>
+      </w:pPr>
     </w:p>
     <w:p>
       <w:pPr>
@@ -6143,6 +6199,34 @@
       <w:pPr>
         <w:keepLines/>
       </w:pPr>
+      <w:r>
+        <w:rPr>
+          <w:b/>
+        </w:rPr>
+        <w:t xml:space="preserve">Commercial route  </w:t>
+      </w:r>
+      <w:r>
+        <w:t>Publish as a sourced paper or brief; derive paid talks, workshops, consulting, licensing, or a reader-facing book only after review.</w:t>
+      </w:r>
+    </w:p>
+    <w:p>
+      <w:pPr>
+        <w:keepLines/>
+      </w:pPr>
+      <w:r>
+        <w:rPr>
+          <w:b/>
+        </w:rPr>
+        <w:t xml:space="preserve">Civic Continuum role  </w:t>
+      </w:r>
+      <w:r>
+        <w:t>Portfolio support lane: preserves provenance, strengthens evidence, or supports delivery without overstating readiness.</w:t>
+      </w:r>
+    </w:p>
+    <w:p>
+      <w:pPr>
+        <w:keepLines/>
+      </w:pPr>
     </w:p>
     <w:p>
       <w:pPr>
@@ -6227,6 +6311,34 @@
       <w:pPr>
         <w:keepLines/>
       </w:pPr>
+      <w:r>
+        <w:rPr>
+          <w:b/>
+        </w:rPr>
+        <w:t xml:space="preserve">Commercial route  </w:t>
+      </w:r>
+      <w:r>
+        <w:t>Edit into a rights-cleared print, ebook, audiobook, music, or serialized edition with professional copyedit and launch metadata.</w:t>
+      </w:r>
+    </w:p>
+    <w:p>
+      <w:pPr>
+        <w:keepLines/>
+      </w:pPr>
+      <w:r>
+        <w:rPr>
+          <w:b/>
+        </w:rPr>
+        <w:t xml:space="preserve">Civic Continuum role  </w:t>
+      </w:r>
+      <w:r>
+        <w:t>Accountability practice lane: converts lived system failures into auditable methods, training, paid services, and institutional repair tools.</w:t>
+      </w:r>
+    </w:p>
+    <w:p>
+      <w:pPr>
+        <w:keepLines/>
+      </w:pPr>
     </w:p>
     <w:p>
       <w:pPr>
@@ -6311,6 +6423,34 @@
       <w:pPr>
         <w:keepLines/>
       </w:pPr>
+      <w:r>
+        <w:rPr>
+          <w:b/>
+        </w:rPr>
+        <w:t xml:space="preserve">Commercial route  </w:t>
+      </w:r>
+      <w:r>
+        <w:t>Edit into a rights-cleared print, ebook, audiobook, music, or serialized edition with professional copyedit and launch metadata.</w:t>
+      </w:r>
+    </w:p>
+    <w:p>
+      <w:pPr>
+        <w:keepLines/>
+      </w:pPr>
+      <w:r>
+        <w:rPr>
+          <w:b/>
+        </w:rPr>
+        <w:t xml:space="preserve">Civic Continuum role  </w:t>
+      </w:r>
+      <w:r>
+        <w:t>Accountability practice lane: converts lived system failures into auditable methods, training, paid services, and institutional repair tools.</w:t>
+      </w:r>
+    </w:p>
+    <w:p>
+      <w:pPr>
+        <w:keepLines/>
+      </w:pPr>
     </w:p>
     <w:p>
       <w:pPr>
@@ -6395,6 +6535,34 @@
       <w:pPr>
         <w:keepLines/>
       </w:pPr>
+      <w:r>
+        <w:rPr>
+          <w:b/>
+        </w:rPr>
+        <w:t xml:space="preserve">Commercial route  </w:t>
+      </w:r>
+      <w:r>
+        <w:t>Advance through prior art, requirements, simulation or bench proof, safety review, prototype, pilot, manufacturing, and truthful product launch.</w:t>
+      </w:r>
+    </w:p>
+    <w:p>
+      <w:pPr>
+        <w:keepLines/>
+      </w:pPr>
+      <w:r>
+        <w:rPr>
+          <w:b/>
+        </w:rPr>
+        <w:t xml:space="preserve">Civic Continuum role  </w:t>
+      </w:r>
+      <w:r>
+        <w:t>Physical proof lane: turns claims into measured prototypes, independent review, production evidence, and useful products.</w:t>
+      </w:r>
+    </w:p>
+    <w:p>
+      <w:pPr>
+        <w:keepLines/>
+      </w:pPr>
     </w:p>
     <w:p>
       <w:pPr>
@@ -6479,6 +6647,34 @@
       <w:pPr>
         <w:keepLines/>
       </w:pPr>
+      <w:r>
+        <w:rPr>
+          <w:b/>
+        </w:rPr>
+        <w:t xml:space="preserve">Commercial route  </w:t>
+      </w:r>
+      <w:r>
+        <w:t>Edit into a rights-cleared print, ebook, audiobook, music, or serialized edition with professional copyedit and launch metadata.</w:t>
+      </w:r>
+    </w:p>
+    <w:p>
+      <w:pPr>
+        <w:keepLines/>
+      </w:pPr>
+      <w:r>
+        <w:rPr>
+          <w:b/>
+        </w:rPr>
+        <w:t xml:space="preserve">Civic Continuum role  </w:t>
+      </w:r>
+      <w:r>
+        <w:t>Physical proof lane: turns claims into measured prototypes, independent review, production evidence, and useful products.</w:t>
+      </w:r>
+    </w:p>
+    <w:p>
+      <w:pPr>
+        <w:keepLines/>
+      </w:pPr>
     </w:p>
     <w:p>
       <w:pPr>
@@ -6563,6 +6759,34 @@
       <w:pPr>
         <w:keepLines/>
       </w:pPr>
+      <w:r>
+        <w:rPr>
+          <w:b/>
+        </w:rPr>
+        <w:t xml:space="preserve">Commercial route  </w:t>
+      </w:r>
+      <w:r>
+        <w:t>Sell as a rights-cleared workbook, facilitator kit, cohort course, institutional license, or consulting package after review and pilot evidence.</w:t>
+      </w:r>
+    </w:p>
+    <w:p>
+      <w:pPr>
+        <w:keepLines/>
+      </w:pPr>
+      <w:r>
+        <w:rPr>
+          <w:b/>
+        </w:rPr>
+        <w:t xml:space="preserve">Civic Continuum role  </w:t>
+      </w:r>
+      <w:r>
+        <w:t>Audience and revenue lane: funds the mission, teaches the framework, and builds trust through useful rights-cleared products.</w:t>
+      </w:r>
+    </w:p>
+    <w:p>
+      <w:pPr>
+        <w:keepLines/>
+      </w:pPr>
     </w:p>
     <w:p>
       <w:pPr>
@@ -6647,6 +6871,34 @@
       <w:pPr>
         <w:keepLines/>
       </w:pPr>
+      <w:r>
+        <w:rPr>
+          <w:b/>
+        </w:rPr>
+        <w:t xml:space="preserve">Commercial route  </w:t>
+      </w:r>
+      <w:r>
+        <w:t>Publish as a sourced paper or brief; derive paid talks, workshops, consulting, licensing, or a reader-facing book only after review.</w:t>
+      </w:r>
+    </w:p>
+    <w:p>
+      <w:pPr>
+        <w:keepLines/>
+      </w:pPr>
+      <w:r>
+        <w:rPr>
+          <w:b/>
+        </w:rPr>
+        <w:t xml:space="preserve">Civic Continuum role  </w:t>
+      </w:r>
+      <w:r>
+        <w:t>Portfolio support lane: preserves provenance, strengthens evidence, or supports delivery without overstating readiness.</w:t>
+      </w:r>
+    </w:p>
+    <w:p>
+      <w:pPr>
+        <w:keepLines/>
+      </w:pPr>
     </w:p>
     <w:p>
       <w:pPr>
@@ -6731,6 +6983,34 @@
       <w:pPr>
         <w:keepLines/>
       </w:pPr>
+      <w:r>
+        <w:rPr>
+          <w:b/>
+        </w:rPr>
+        <w:t xml:space="preserve">Commercial route  </w:t>
+      </w:r>
+      <w:r>
+        <w:t>Edit into a rights-cleared print, ebook, audiobook, music, or serialized edition with professional copyedit and launch metadata.</w:t>
+      </w:r>
+    </w:p>
+    <w:p>
+      <w:pPr>
+        <w:keepLines/>
+      </w:pPr>
+      <w:r>
+        <w:rPr>
+          <w:b/>
+        </w:rPr>
+        <w:t xml:space="preserve">Civic Continuum role  </w:t>
+      </w:r>
+      <w:r>
+        <w:t>Portfolio support lane: preserves provenance, strengthens evidence, or supports delivery without overstating readiness.</w:t>
+      </w:r>
+    </w:p>
+    <w:p>
+      <w:pPr>
+        <w:keepLines/>
+      </w:pPr>
     </w:p>
     <w:p>
       <w:pPr>
@@ -6815,6 +7095,34 @@
       <w:pPr>
         <w:keepLines/>
       </w:pPr>
+      <w:r>
+        <w:rPr>
+          <w:b/>
+        </w:rPr>
+        <w:t xml:space="preserve">Commercial route  </w:t>
+      </w:r>
+      <w:r>
+        <w:t>Package only after audience, rights, evidence, safety, and delivery format are defined.</w:t>
+      </w:r>
+    </w:p>
+    <w:p>
+      <w:pPr>
+        <w:keepLines/>
+      </w:pPr>
+      <w:r>
+        <w:rPr>
+          <w:b/>
+        </w:rPr>
+        <w:t xml:space="preserve">Civic Continuum role  </w:t>
+      </w:r>
+      <w:r>
+        <w:t>Portfolio support lane: preserves provenance, strengthens evidence, or supports delivery without overstating readiness.</w:t>
+      </w:r>
+    </w:p>
+    <w:p>
+      <w:pPr>
+        <w:keepLines/>
+      </w:pPr>
     </w:p>
     <w:p>
       <w:pPr>
@@ -6899,6 +7207,34 @@
       <w:pPr>
         <w:keepLines/>
       </w:pPr>
+      <w:r>
+        <w:rPr>
+          <w:b/>
+        </w:rPr>
+        <w:t xml:space="preserve">Commercial route  </w:t>
+      </w:r>
+      <w:r>
+        <w:t>Edit into a rights-cleared print, ebook, audiobook, music, or serialized edition with professional copyedit and launch metadata.</w:t>
+      </w:r>
+    </w:p>
+    <w:p>
+      <w:pPr>
+        <w:keepLines/>
+      </w:pPr>
+      <w:r>
+        <w:rPr>
+          <w:b/>
+        </w:rPr>
+        <w:t xml:space="preserve">Civic Continuum role  </w:t>
+      </w:r>
+      <w:r>
+        <w:t>Audience and revenue lane: funds the mission, teaches the framework, and builds trust through useful rights-cleared products.</w:t>
+      </w:r>
+    </w:p>
+    <w:p>
+      <w:pPr>
+        <w:keepLines/>
+      </w:pPr>
     </w:p>
     <w:p>
       <w:pPr>
@@ -6983,6 +7319,34 @@
       <w:pPr>
         <w:keepLines/>
       </w:pPr>
+      <w:r>
+        <w:rPr>
+          <w:b/>
+        </w:rPr>
+        <w:t xml:space="preserve">Commercial route  </w:t>
+      </w:r>
+      <w:r>
+        <w:t>Package only after audience, rights, evidence, safety, and delivery format are defined.</w:t>
+      </w:r>
+    </w:p>
+    <w:p>
+      <w:pPr>
+        <w:keepLines/>
+      </w:pPr>
+      <w:r>
+        <w:rPr>
+          <w:b/>
+        </w:rPr>
+        <w:t xml:space="preserve">Civic Continuum role  </w:t>
+      </w:r>
+      <w:r>
+        <w:t>Portfolio support lane: preserves provenance, strengthens evidence, or supports delivery without overstating readiness.</w:t>
+      </w:r>
+    </w:p>
+    <w:p>
+      <w:pPr>
+        <w:keepLines/>
+      </w:pPr>
     </w:p>
     <w:p>
       <w:pPr>
@@ -7067,6 +7431,34 @@
       <w:pPr>
         <w:keepLines/>
       </w:pPr>
+      <w:r>
+        <w:rPr>
+          <w:b/>
+        </w:rPr>
+        <w:t xml:space="preserve">Commercial route  </w:t>
+      </w:r>
+      <w:r>
+        <w:t>Package only after audience, rights, evidence, safety, and delivery format are defined.</w:t>
+      </w:r>
+    </w:p>
+    <w:p>
+      <w:pPr>
+        <w:keepLines/>
+      </w:pPr>
+      <w:r>
+        <w:rPr>
+          <w:b/>
+        </w:rPr>
+        <w:t xml:space="preserve">Civic Continuum role  </w:t>
+      </w:r>
+      <w:r>
+        <w:t>Portfolio support lane: preserves provenance, strengthens evidence, or supports delivery without overstating readiness.</w:t>
+      </w:r>
+    </w:p>
+    <w:p>
+      <w:pPr>
+        <w:keepLines/>
+      </w:pPr>
     </w:p>
     <w:p>
       <w:pPr>
@@ -7151,6 +7543,34 @@
       <w:pPr>
         <w:keepLines/>
       </w:pPr>
+      <w:r>
+        <w:rPr>
+          <w:b/>
+        </w:rPr>
+        <w:t xml:space="preserve">Commercial route  </w:t>
+      </w:r>
+      <w:r>
+        <w:t>Publish as a sourced paper or brief; derive paid talks, workshops, consulting, licensing, or a reader-facing book only after review.</w:t>
+      </w:r>
+    </w:p>
+    <w:p>
+      <w:pPr>
+        <w:keepLines/>
+      </w:pPr>
+      <w:r>
+        <w:rPr>
+          <w:b/>
+        </w:rPr>
+        <w:t xml:space="preserve">Civic Continuum role  </w:t>
+      </w:r>
+      <w:r>
+        <w:t>Portfolio support lane: preserves provenance, strengthens evidence, or supports delivery without overstating readiness.</w:t>
+      </w:r>
+    </w:p>
+    <w:p>
+      <w:pPr>
+        <w:keepLines/>
+      </w:pPr>
     </w:p>
     <w:p>
       <w:pPr>
@@ -7235,6 +7655,34 @@
       <w:pPr>
         <w:keepLines/>
       </w:pPr>
+      <w:r>
+        <w:rPr>
+          <w:b/>
+        </w:rPr>
+        <w:t xml:space="preserve">Commercial route  </w:t>
+      </w:r>
+      <w:r>
+        <w:t>Publish as a sourced paper or brief; derive paid talks, workshops, consulting, licensing, or a reader-facing book only after review.</w:t>
+      </w:r>
+    </w:p>
+    <w:p>
+      <w:pPr>
+        <w:keepLines/>
+      </w:pPr>
+      <w:r>
+        <w:rPr>
+          <w:b/>
+        </w:rPr>
+        <w:t xml:space="preserve">Civic Continuum role  </w:t>
+      </w:r>
+      <w:r>
+        <w:t>Portfolio support lane: preserves provenance, strengthens evidence, or supports delivery without overstating readiness.</w:t>
+      </w:r>
+    </w:p>
+    <w:p>
+      <w:pPr>
+        <w:keepLines/>
+      </w:pPr>
     </w:p>
     <w:p>
       <w:pPr>
@@ -7319,6 +7767,34 @@
       <w:pPr>
         <w:keepLines/>
       </w:pPr>
+      <w:r>
+        <w:rPr>
+          <w:b/>
+        </w:rPr>
+        <w:t xml:space="preserve">Commercial route  </w:t>
+      </w:r>
+      <w:r>
+        <w:t>Publish as a sourced paper or brief; derive paid talks, workshops, consulting, licensing, or a reader-facing book only after review.</w:t>
+      </w:r>
+    </w:p>
+    <w:p>
+      <w:pPr>
+        <w:keepLines/>
+      </w:pPr>
+      <w:r>
+        <w:rPr>
+          <w:b/>
+        </w:rPr>
+        <w:t xml:space="preserve">Civic Continuum role  </w:t>
+      </w:r>
+      <w:r>
+        <w:t>Portfolio support lane: preserves provenance, strengthens evidence, or supports delivery without overstating readiness.</w:t>
+      </w:r>
+    </w:p>
+    <w:p>
+      <w:pPr>
+        <w:keepLines/>
+      </w:pPr>
     </w:p>
     <w:p>
       <w:pPr>
@@ -7403,6 +7879,34 @@
       <w:pPr>
         <w:keepLines/>
       </w:pPr>
+      <w:r>
+        <w:rPr>
+          <w:b/>
+        </w:rPr>
+        <w:t xml:space="preserve">Commercial route  </w:t>
+      </w:r>
+      <w:r>
+        <w:t>Package only after audience, rights, evidence, safety, and delivery format are defined.</w:t>
+      </w:r>
+    </w:p>
+    <w:p>
+      <w:pPr>
+        <w:keepLines/>
+      </w:pPr>
+      <w:r>
+        <w:rPr>
+          <w:b/>
+        </w:rPr>
+        <w:t xml:space="preserve">Civic Continuum role  </w:t>
+      </w:r>
+      <w:r>
+        <w:t>Portfolio support lane: preserves provenance, strengthens evidence, or supports delivery without overstating readiness.</w:t>
+      </w:r>
+    </w:p>
+    <w:p>
+      <w:pPr>
+        <w:keepLines/>
+      </w:pPr>
     </w:p>
     <w:p>
       <w:pPr>
@@ -7487,6 +7991,34 @@
       <w:pPr>
         <w:keepLines/>
       </w:pPr>
+      <w:r>
+        <w:rPr>
+          <w:b/>
+        </w:rPr>
+        <w:t xml:space="preserve">Commercial route  </w:t>
+      </w:r>
+      <w:r>
+        <w:t>Advance through prior art, requirements, simulation or bench proof, safety review, prototype, pilot, manufacturing, and truthful product launch.</w:t>
+      </w:r>
+    </w:p>
+    <w:p>
+      <w:pPr>
+        <w:keepLines/>
+      </w:pPr>
+      <w:r>
+        <w:rPr>
+          <w:b/>
+        </w:rPr>
+        <w:t xml:space="preserve">Civic Continuum role  </w:t>
+      </w:r>
+      <w:r>
+        <w:t>Physical proof lane: turns claims into measured prototypes, independent review, production evidence, and useful products.</w:t>
+      </w:r>
+    </w:p>
+    <w:p>
+      <w:pPr>
+        <w:keepLines/>
+      </w:pPr>
     </w:p>
     <w:p>
       <w:pPr>
@@ -7571,6 +8103,34 @@
       <w:pPr>
         <w:keepLines/>
       </w:pPr>
+      <w:r>
+        <w:rPr>
+          <w:b/>
+        </w:rPr>
+        <w:t xml:space="preserve">Commercial route  </w:t>
+      </w:r>
+      <w:r>
+        <w:t>Use privately for venture validation, partner outreach, and operating decisions; publish only a sanitized prospectus if useful.</w:t>
+      </w:r>
+    </w:p>
+    <w:p>
+      <w:pPr>
+        <w:keepLines/>
+      </w:pPr>
+      <w:r>
+        <w:rPr>
+          <w:b/>
+        </w:rPr>
+        <w:t xml:space="preserve">Civic Continuum role  </w:t>
+      </w:r>
+      <w:r>
+        <w:t>Portfolio support lane: preserves provenance, strengthens evidence, or supports delivery without overstating readiness.</w:t>
+      </w:r>
+    </w:p>
+    <w:p>
+      <w:pPr>
+        <w:keepLines/>
+      </w:pPr>
     </w:p>
     <w:p>
       <w:pPr>
@@ -7655,6 +8215,34 @@
       <w:pPr>
         <w:keepLines/>
       </w:pPr>
+      <w:r>
+        <w:rPr>
+          <w:b/>
+        </w:rPr>
+        <w:t xml:space="preserve">Commercial route  </w:t>
+      </w:r>
+      <w:r>
+        <w:t>Publish as a sourced paper or brief; derive paid talks, workshops, consulting, licensing, or a reader-facing book only after review.</w:t>
+      </w:r>
+    </w:p>
+    <w:p>
+      <w:pPr>
+        <w:keepLines/>
+      </w:pPr>
+      <w:r>
+        <w:rPr>
+          <w:b/>
+        </w:rPr>
+        <w:t xml:space="preserve">Civic Continuum role  </w:t>
+      </w:r>
+      <w:r>
+        <w:t>Physical proof lane: turns claims into measured prototypes, independent review, production evidence, and useful products.</w:t>
+      </w:r>
+    </w:p>
+    <w:p>
+      <w:pPr>
+        <w:keepLines/>
+      </w:pPr>
     </w:p>
     <w:p>
       <w:pPr>
@@ -7739,6 +8327,34 @@
       <w:pPr>
         <w:keepLines/>
       </w:pPr>
+      <w:r>
+        <w:rPr>
+          <w:b/>
+        </w:rPr>
+        <w:t xml:space="preserve">Commercial route  </w:t>
+      </w:r>
+      <w:r>
+        <w:t>Use privately for venture validation, partner outreach, and operating decisions; publish only a sanitized prospectus if useful.</w:t>
+      </w:r>
+    </w:p>
+    <w:p>
+      <w:pPr>
+        <w:keepLines/>
+      </w:pPr>
+      <w:r>
+        <w:rPr>
+          <w:b/>
+        </w:rPr>
+        <w:t xml:space="preserve">Civic Continuum role  </w:t>
+      </w:r>
+      <w:r>
+        <w:t>Portfolio support lane: preserves provenance, strengthens evidence, or supports delivery without overstating readiness.</w:t>
+      </w:r>
+    </w:p>
+    <w:p>
+      <w:pPr>
+        <w:keepLines/>
+      </w:pPr>
     </w:p>
     <w:p>
       <w:pPr>
@@ -7823,6 +8439,34 @@
       <w:pPr>
         <w:keepLines/>
       </w:pPr>
+      <w:r>
+        <w:rPr>
+          <w:b/>
+        </w:rPr>
+        <w:t xml:space="preserve">Commercial route  </w:t>
+      </w:r>
+      <w:r>
+        <w:t>Edit into a rights-cleared print, ebook, audiobook, music, or serialized edition with professional copyedit and launch metadata.</w:t>
+      </w:r>
+    </w:p>
+    <w:p>
+      <w:pPr>
+        <w:keepLines/>
+      </w:pPr>
+      <w:r>
+        <w:rPr>
+          <w:b/>
+        </w:rPr>
+        <w:t xml:space="preserve">Civic Continuum role  </w:t>
+      </w:r>
+      <w:r>
+        <w:t>Audience and revenue lane: funds the mission, teaches the framework, and builds trust through useful rights-cleared products.</w:t>
+      </w:r>
+    </w:p>
+    <w:p>
+      <w:pPr>
+        <w:keepLines/>
+      </w:pPr>
     </w:p>
     <w:p>
       <w:pPr>
@@ -7907,6 +8551,34 @@
       <w:pPr>
         <w:keepLines/>
       </w:pPr>
+      <w:r>
+        <w:rPr>
+          <w:b/>
+        </w:rPr>
+        <w:t xml:space="preserve">Commercial route  </w:t>
+      </w:r>
+      <w:r>
+        <w:t>Publish as a sourced paper or brief; derive paid talks, workshops, consulting, licensing, or a reader-facing book only after review.</w:t>
+      </w:r>
+    </w:p>
+    <w:p>
+      <w:pPr>
+        <w:keepLines/>
+      </w:pPr>
+      <w:r>
+        <w:rPr>
+          <w:b/>
+        </w:rPr>
+        <w:t xml:space="preserve">Civic Continuum role  </w:t>
+      </w:r>
+      <w:r>
+        <w:t>Portfolio support lane: preserves provenance, strengthens evidence, or supports delivery without overstating readiness.</w:t>
+      </w:r>
+    </w:p>
+    <w:p>
+      <w:pPr>
+        <w:keepLines/>
+      </w:pPr>
     </w:p>
     <w:p>
       <w:pPr>
@@ -7991,6 +8663,34 @@
       <w:pPr>
         <w:keepLines/>
       </w:pPr>
+      <w:r>
+        <w:rPr>
+          <w:b/>
+        </w:rPr>
+        <w:t xml:space="preserve">Commercial route  </w:t>
+      </w:r>
+      <w:r>
+        <w:t>Use privately for venture validation, partner outreach, and operating decisions; publish only a sanitized prospectus if useful.</w:t>
+      </w:r>
+    </w:p>
+    <w:p>
+      <w:pPr>
+        <w:keepLines/>
+      </w:pPr>
+      <w:r>
+        <w:rPr>
+          <w:b/>
+        </w:rPr>
+        <w:t xml:space="preserve">Civic Continuum role  </w:t>
+      </w:r>
+      <w:r>
+        <w:t>Portfolio support lane: preserves provenance, strengthens evidence, or supports delivery without overstating readiness.</w:t>
+      </w:r>
+    </w:p>
+    <w:p>
+      <w:pPr>
+        <w:keepLines/>
+      </w:pPr>
     </w:p>
     <w:p>
       <w:pPr>
@@ -8075,6 +8775,34 @@
       <w:pPr>
         <w:keepLines/>
       </w:pPr>
+      <w:r>
+        <w:rPr>
+          <w:b/>
+        </w:rPr>
+        <w:t xml:space="preserve">Commercial route  </w:t>
+      </w:r>
+      <w:r>
+        <w:t>Archive or protected source only; no direct sale.</w:t>
+      </w:r>
+    </w:p>
+    <w:p>
+      <w:pPr>
+        <w:keepLines/>
+      </w:pPr>
+      <w:r>
+        <w:rPr>
+          <w:b/>
+        </w:rPr>
+        <w:t xml:space="preserve">Civic Continuum role  </w:t>
+      </w:r>
+      <w:r>
+        <w:t>Physical proof lane: turns claims into measured prototypes, independent review, production evidence, and useful products.</w:t>
+      </w:r>
+    </w:p>
+    <w:p>
+      <w:pPr>
+        <w:keepLines/>
+      </w:pPr>
     </w:p>
     <w:p>
       <w:pPr>
@@ -8159,6 +8887,34 @@
       <w:pPr>
         <w:keepLines/>
       </w:pPr>
+      <w:r>
+        <w:rPr>
+          <w:b/>
+        </w:rPr>
+        <w:t xml:space="preserve">Commercial route  </w:t>
+      </w:r>
+      <w:r>
+        <w:t>Edit into a rights-cleared print, ebook, audiobook, music, or serialized edition with professional copyedit and launch metadata.</w:t>
+      </w:r>
+    </w:p>
+    <w:p>
+      <w:pPr>
+        <w:keepLines/>
+      </w:pPr>
+      <w:r>
+        <w:rPr>
+          <w:b/>
+        </w:rPr>
+        <w:t xml:space="preserve">Civic Continuum role  </w:t>
+      </w:r>
+      <w:r>
+        <w:t>Accountability practice lane: converts lived system failures into auditable methods, training, paid services, and institutional repair tools.</w:t>
+      </w:r>
+    </w:p>
+    <w:p>
+      <w:pPr>
+        <w:keepLines/>
+      </w:pPr>
     </w:p>
     <w:p>
       <w:pPr>
@@ -8243,6 +8999,34 @@
       <w:pPr>
         <w:keepLines/>
       </w:pPr>
+      <w:r>
+        <w:rPr>
+          <w:b/>
+        </w:rPr>
+        <w:t xml:space="preserve">Commercial route  </w:t>
+      </w:r>
+      <w:r>
+        <w:t>Publish as a sourced paper or brief; derive paid talks, workshops, consulting, licensing, or a reader-facing book only after review.</w:t>
+      </w:r>
+    </w:p>
+    <w:p>
+      <w:pPr>
+        <w:keepLines/>
+      </w:pPr>
+      <w:r>
+        <w:rPr>
+          <w:b/>
+        </w:rPr>
+        <w:t xml:space="preserve">Civic Continuum role  </w:t>
+      </w:r>
+      <w:r>
+        <w:t>Portfolio support lane: preserves provenance, strengthens evidence, or supports delivery without overstating readiness.</w:t>
+      </w:r>
+    </w:p>
+    <w:p>
+      <w:pPr>
+        <w:keepLines/>
+      </w:pPr>
     </w:p>
     <w:p>
       <w:pPr>
@@ -8327,6 +9111,34 @@
       <w:pPr>
         <w:keepLines/>
       </w:pPr>
+      <w:r>
+        <w:rPr>
+          <w:b/>
+        </w:rPr>
+        <w:t xml:space="preserve">Commercial route  </w:t>
+      </w:r>
+      <w:r>
+        <w:t>Publish as a sourced paper or brief; derive paid talks, workshops, consulting, licensing, or a reader-facing book only after review.</w:t>
+      </w:r>
+    </w:p>
+    <w:p>
+      <w:pPr>
+        <w:keepLines/>
+      </w:pPr>
+      <w:r>
+        <w:rPr>
+          <w:b/>
+        </w:rPr>
+        <w:t xml:space="preserve">Civic Continuum role  </w:t>
+      </w:r>
+      <w:r>
+        <w:t>Portfolio support lane: preserves provenance, strengthens evidence, or supports delivery without overstating readiness.</w:t>
+      </w:r>
+    </w:p>
+    <w:p>
+      <w:pPr>
+        <w:keepLines/>
+      </w:pPr>
     </w:p>
     <w:p>
       <w:pPr>
@@ -8411,6 +9223,34 @@
       <w:pPr>
         <w:keepLines/>
       </w:pPr>
+      <w:r>
+        <w:rPr>
+          <w:b/>
+        </w:rPr>
+        <w:t xml:space="preserve">Commercial route  </w:t>
+      </w:r>
+      <w:r>
+        <w:t>Package only after audience, rights, evidence, safety, and delivery format are defined.</w:t>
+      </w:r>
+    </w:p>
+    <w:p>
+      <w:pPr>
+        <w:keepLines/>
+      </w:pPr>
+      <w:r>
+        <w:rPr>
+          <w:b/>
+        </w:rPr>
+        <w:t xml:space="preserve">Civic Continuum role  </w:t>
+      </w:r>
+      <w:r>
+        <w:t>Portfolio support lane: preserves provenance, strengthens evidence, or supports delivery without overstating readiness.</w:t>
+      </w:r>
+    </w:p>
+    <w:p>
+      <w:pPr>
+        <w:keepLines/>
+      </w:pPr>
     </w:p>
     <w:p>
       <w:pPr>
@@ -8495,6 +9335,34 @@
       <w:pPr>
         <w:keepLines/>
       </w:pPr>
+      <w:r>
+        <w:rPr>
+          <w:b/>
+        </w:rPr>
+        <w:t xml:space="preserve">Commercial route  </w:t>
+      </w:r>
+      <w:r>
+        <w:t>Sell as a rights-cleared workbook, facilitator kit, cohort course, institutional license, or consulting package after review and pilot evidence.</w:t>
+      </w:r>
+    </w:p>
+    <w:p>
+      <w:pPr>
+        <w:keepLines/>
+      </w:pPr>
+      <w:r>
+        <w:rPr>
+          <w:b/>
+        </w:rPr>
+        <w:t xml:space="preserve">Civic Continuum role  </w:t>
+      </w:r>
+      <w:r>
+        <w:t>Physical proof lane: turns claims into measured prototypes, independent review, production evidence, and useful products.</w:t>
+      </w:r>
+    </w:p>
+    <w:p>
+      <w:pPr>
+        <w:keepLines/>
+      </w:pPr>
     </w:p>
     <w:p>
       <w:pPr>
@@ -8579,6 +9447,34 @@
       <w:pPr>
         <w:keepLines/>
       </w:pPr>
+      <w:r>
+        <w:rPr>
+          <w:b/>
+        </w:rPr>
+        <w:t xml:space="preserve">Commercial route  </w:t>
+      </w:r>
+      <w:r>
+        <w:t>Sell as a rights-cleared workbook, facilitator kit, cohort course, institutional license, or consulting package after review and pilot evidence.</w:t>
+      </w:r>
+    </w:p>
+    <w:p>
+      <w:pPr>
+        <w:keepLines/>
+      </w:pPr>
+      <w:r>
+        <w:rPr>
+          <w:b/>
+        </w:rPr>
+        <w:t xml:space="preserve">Civic Continuum role  </w:t>
+      </w:r>
+      <w:r>
+        <w:t>Audience and revenue lane: funds the mission, teaches the framework, and builds trust through useful rights-cleared products.</w:t>
+      </w:r>
+    </w:p>
+    <w:p>
+      <w:pPr>
+        <w:keepLines/>
+      </w:pPr>
     </w:p>
     <w:p>
       <w:pPr>
@@ -8663,6 +9559,34 @@
       <w:pPr>
         <w:keepLines/>
       </w:pPr>
+      <w:r>
+        <w:rPr>
+          <w:b/>
+        </w:rPr>
+        <w:t xml:space="preserve">Commercial route  </w:t>
+      </w:r>
+      <w:r>
+        <w:t>Sell as a rights-cleared workbook, facilitator kit, cohort course, institutional license, or consulting package after review and pilot evidence.</w:t>
+      </w:r>
+    </w:p>
+    <w:p>
+      <w:pPr>
+        <w:keepLines/>
+      </w:pPr>
+      <w:r>
+        <w:rPr>
+          <w:b/>
+        </w:rPr>
+        <w:t xml:space="preserve">Civic Continuum role  </w:t>
+      </w:r>
+      <w:r>
+        <w:t>Portfolio support lane: preserves provenance, strengthens evidence, or supports delivery without overstating readiness.</w:t>
+      </w:r>
+    </w:p>
+    <w:p>
+      <w:pPr>
+        <w:keepLines/>
+      </w:pPr>
     </w:p>
     <w:p>
       <w:pPr>
@@ -8747,6 +9671,34 @@
       <w:pPr>
         <w:keepLines/>
       </w:pPr>
+      <w:r>
+        <w:rPr>
+          <w:b/>
+        </w:rPr>
+        <w:t xml:space="preserve">Commercial route  </w:t>
+      </w:r>
+      <w:r>
+        <w:t>Sell as a rights-cleared workbook, facilitator kit, cohort course, institutional license, or consulting package after review and pilot evidence.</w:t>
+      </w:r>
+    </w:p>
+    <w:p>
+      <w:pPr>
+        <w:keepLines/>
+      </w:pPr>
+      <w:r>
+        <w:rPr>
+          <w:b/>
+        </w:rPr>
+        <w:t xml:space="preserve">Civic Continuum role  </w:t>
+      </w:r>
+      <w:r>
+        <w:t>Audience and revenue lane: funds the mission, teaches the framework, and builds trust through useful rights-cleared products.</w:t>
+      </w:r>
+    </w:p>
+    <w:p>
+      <w:pPr>
+        <w:keepLines/>
+      </w:pPr>
     </w:p>
     <w:p>
       <w:pPr>
@@ -8831,6 +9783,34 @@
       <w:pPr>
         <w:keepLines/>
       </w:pPr>
+      <w:r>
+        <w:rPr>
+          <w:b/>
+        </w:rPr>
+        <w:t xml:space="preserve">Commercial route  </w:t>
+      </w:r>
+      <w:r>
+        <w:t>Publish as a sourced paper or brief; derive paid talks, workshops, consulting, licensing, or a reader-facing book only after review.</w:t>
+      </w:r>
+    </w:p>
+    <w:p>
+      <w:pPr>
+        <w:keepLines/>
+      </w:pPr>
+      <w:r>
+        <w:rPr>
+          <w:b/>
+        </w:rPr>
+        <w:t xml:space="preserve">Civic Continuum role  </w:t>
+      </w:r>
+      <w:r>
+        <w:t>Portfolio support lane: preserves provenance, strengthens evidence, or supports delivery without overstating readiness.</w:t>
+      </w:r>
+    </w:p>
+    <w:p>
+      <w:pPr>
+        <w:keepLines/>
+      </w:pPr>
     </w:p>
     <w:p>
       <w:pPr>
@@ -8915,6 +9895,34 @@
       <w:pPr>
         <w:keepLines/>
       </w:pPr>
+      <w:r>
+        <w:rPr>
+          <w:b/>
+        </w:rPr>
+        <w:t xml:space="preserve">Commercial route  </w:t>
+      </w:r>
+      <w:r>
+        <w:t>Package only after audience, rights, evidence, safety, and delivery format are defined.</w:t>
+      </w:r>
+    </w:p>
+    <w:p>
+      <w:pPr>
+        <w:keepLines/>
+      </w:pPr>
+      <w:r>
+        <w:rPr>
+          <w:b/>
+        </w:rPr>
+        <w:t xml:space="preserve">Civic Continuum role  </w:t>
+      </w:r>
+      <w:r>
+        <w:t>Portfolio support lane: preserves provenance, strengthens evidence, or supports delivery without overstating readiness.</w:t>
+      </w:r>
+    </w:p>
+    <w:p>
+      <w:pPr>
+        <w:keepLines/>
+      </w:pPr>
     </w:p>
     <w:p>
       <w:pPr>
@@ -8999,6 +10007,34 @@
       <w:pPr>
         <w:keepLines/>
       </w:pPr>
+      <w:r>
+        <w:rPr>
+          <w:b/>
+        </w:rPr>
+        <w:t xml:space="preserve">Commercial route  </w:t>
+      </w:r>
+      <w:r>
+        <w:t>Publish as a sourced paper or brief; derive paid talks, workshops, consulting, licensing, or a reader-facing book only after review.</w:t>
+      </w:r>
+    </w:p>
+    <w:p>
+      <w:pPr>
+        <w:keepLines/>
+      </w:pPr>
+      <w:r>
+        <w:rPr>
+          <w:b/>
+        </w:rPr>
+        <w:t xml:space="preserve">Civic Continuum role  </w:t>
+      </w:r>
+      <w:r>
+        <w:t>Portfolio support lane: preserves provenance, strengthens evidence, or supports delivery without overstating readiness.</w:t>
+      </w:r>
+    </w:p>
+    <w:p>
+      <w:pPr>
+        <w:keepLines/>
+      </w:pPr>
     </w:p>
     <w:p>
       <w:pPr>
@@ -9083,6 +10119,34 @@
       <w:pPr>
         <w:keepLines/>
       </w:pPr>
+      <w:r>
+        <w:rPr>
+          <w:b/>
+        </w:rPr>
+        <w:t xml:space="preserve">Commercial route  </w:t>
+      </w:r>
+      <w:r>
+        <w:t>Archive or protected source only; no direct sale.</w:t>
+      </w:r>
+    </w:p>
+    <w:p>
+      <w:pPr>
+        <w:keepLines/>
+      </w:pPr>
+      <w:r>
+        <w:rPr>
+          <w:b/>
+        </w:rPr>
+        <w:t xml:space="preserve">Civic Continuum role  </w:t>
+      </w:r>
+      <w:r>
+        <w:t>Portfolio support lane: preserves provenance, strengthens evidence, or supports delivery without overstating readiness.</w:t>
+      </w:r>
+    </w:p>
+    <w:p>
+      <w:pPr>
+        <w:keepLines/>
+      </w:pPr>
     </w:p>
     <w:p>
       <w:pPr>
@@ -9167,6 +10231,34 @@
       <w:pPr>
         <w:keepLines/>
       </w:pPr>
+      <w:r>
+        <w:rPr>
+          <w:b/>
+        </w:rPr>
+        <w:t xml:space="preserve">Commercial route  </w:t>
+      </w:r>
+      <w:r>
+        <w:t>Package only after audience, rights, evidence, safety, and delivery format are defined.</w:t>
+      </w:r>
+    </w:p>
+    <w:p>
+      <w:pPr>
+        <w:keepLines/>
+      </w:pPr>
+      <w:r>
+        <w:rPr>
+          <w:b/>
+        </w:rPr>
+        <w:t xml:space="preserve">Civic Continuum role  </w:t>
+      </w:r>
+      <w:r>
+        <w:t>Physical proof lane: turns claims into measured prototypes, independent review, production evidence, and useful products.</w:t>
+      </w:r>
+    </w:p>
+    <w:p>
+      <w:pPr>
+        <w:keepLines/>
+      </w:pPr>
     </w:p>
     <w:p>
       <w:pPr>
@@ -9251,6 +10343,34 @@
       <w:pPr>
         <w:keepLines/>
       </w:pPr>
+      <w:r>
+        <w:rPr>
+          <w:b/>
+        </w:rPr>
+        <w:t xml:space="preserve">Commercial route  </w:t>
+      </w:r>
+      <w:r>
+        <w:t>Edit into a rights-cleared print, ebook, audiobook, music, or serialized edition with professional copyedit and launch metadata.</w:t>
+      </w:r>
+    </w:p>
+    <w:p>
+      <w:pPr>
+        <w:keepLines/>
+      </w:pPr>
+      <w:r>
+        <w:rPr>
+          <w:b/>
+        </w:rPr>
+        <w:t xml:space="preserve">Civic Continuum role  </w:t>
+      </w:r>
+      <w:r>
+        <w:t>Public framework lane: builds the Civic Continuum case for durable guardrails, shared reality, institutional memory, and stable self-governance.</w:t>
+      </w:r>
+    </w:p>
+    <w:p>
+      <w:pPr>
+        <w:keepLines/>
+      </w:pPr>
     </w:p>
     <w:p>
       <w:pPr>
@@ -9335,6 +10455,34 @@
       <w:pPr>
         <w:keepLines/>
       </w:pPr>
+      <w:r>
+        <w:rPr>
+          <w:b/>
+        </w:rPr>
+        <w:t xml:space="preserve">Commercial route  </w:t>
+      </w:r>
+      <w:r>
+        <w:t>Edit into a rights-cleared print, ebook, audiobook, music, or serialized edition with professional copyedit and launch metadata.</w:t>
+      </w:r>
+    </w:p>
+    <w:p>
+      <w:pPr>
+        <w:keepLines/>
+      </w:pPr>
+      <w:r>
+        <w:rPr>
+          <w:b/>
+        </w:rPr>
+        <w:t xml:space="preserve">Civic Continuum role  </w:t>
+      </w:r>
+      <w:r>
+        <w:t>Public framework lane: builds the Civic Continuum case for durable guardrails, shared reality, institutional memory, and stable self-governance.</w:t>
+      </w:r>
+    </w:p>
+    <w:p>
+      <w:pPr>
+        <w:keepLines/>
+      </w:pPr>
     </w:p>
     <w:p>
       <w:pPr>
@@ -9419,6 +10567,34 @@
       <w:pPr>
         <w:keepLines/>
       </w:pPr>
+      <w:r>
+        <w:rPr>
+          <w:b/>
+        </w:rPr>
+        <w:t xml:space="preserve">Commercial route  </w:t>
+      </w:r>
+      <w:r>
+        <w:t>Publish as a sourced paper or brief; derive paid talks, workshops, consulting, licensing, or a reader-facing book only after review.</w:t>
+      </w:r>
+    </w:p>
+    <w:p>
+      <w:pPr>
+        <w:keepLines/>
+      </w:pPr>
+      <w:r>
+        <w:rPr>
+          <w:b/>
+        </w:rPr>
+        <w:t xml:space="preserve">Civic Continuum role  </w:t>
+      </w:r>
+      <w:r>
+        <w:t>Accountability practice lane: converts lived system failures into auditable methods, training, paid services, and institutional repair tools.</w:t>
+      </w:r>
+    </w:p>
+    <w:p>
+      <w:pPr>
+        <w:keepLines/>
+      </w:pPr>
     </w:p>
     <w:p>
       <w:pPr>
@@ -9503,6 +10679,34 @@
       <w:pPr>
         <w:keepLines/>
       </w:pPr>
+      <w:r>
+        <w:rPr>
+          <w:b/>
+        </w:rPr>
+        <w:t xml:space="preserve">Commercial route  </w:t>
+      </w:r>
+      <w:r>
+        <w:t>Publish as a sourced paper or brief; derive paid talks, workshops, consulting, licensing, or a reader-facing book only after review.</w:t>
+      </w:r>
+    </w:p>
+    <w:p>
+      <w:pPr>
+        <w:keepLines/>
+      </w:pPr>
+      <w:r>
+        <w:rPr>
+          <w:b/>
+        </w:rPr>
+        <w:t xml:space="preserve">Civic Continuum role  </w:t>
+      </w:r>
+      <w:r>
+        <w:t>Physical proof lane: turns claims into measured prototypes, independent review, production evidence, and useful products.</w:t>
+      </w:r>
+    </w:p>
+    <w:p>
+      <w:pPr>
+        <w:keepLines/>
+      </w:pPr>
     </w:p>
     <w:p>
       <w:pPr>
@@ -9587,6 +10791,34 @@
       <w:pPr>
         <w:keepLines/>
       </w:pPr>
+      <w:r>
+        <w:rPr>
+          <w:b/>
+        </w:rPr>
+        <w:t xml:space="preserve">Commercial route  </w:t>
+      </w:r>
+      <w:r>
+        <w:t>Publish as a sourced paper or brief; derive paid talks, workshops, consulting, licensing, or a reader-facing book only after review.</w:t>
+      </w:r>
+    </w:p>
+    <w:p>
+      <w:pPr>
+        <w:keepLines/>
+      </w:pPr>
+      <w:r>
+        <w:rPr>
+          <w:b/>
+        </w:rPr>
+        <w:t xml:space="preserve">Civic Continuum role  </w:t>
+      </w:r>
+      <w:r>
+        <w:t>Public framework lane: builds the Civic Continuum case for durable guardrails, shared reality, institutional memory, and stable self-governance.</w:t>
+      </w:r>
+    </w:p>
+    <w:p>
+      <w:pPr>
+        <w:keepLines/>
+      </w:pPr>
     </w:p>
     <w:p>
       <w:pPr>
@@ -9671,6 +10903,34 @@
       <w:pPr>
         <w:keepLines/>
       </w:pPr>
+      <w:r>
+        <w:rPr>
+          <w:b/>
+        </w:rPr>
+        <w:t xml:space="preserve">Commercial route  </w:t>
+      </w:r>
+      <w:r>
+        <w:t>Publish as a sourced paper or brief; derive paid talks, workshops, consulting, licensing, or a reader-facing book only after review.</w:t>
+      </w:r>
+    </w:p>
+    <w:p>
+      <w:pPr>
+        <w:keepLines/>
+      </w:pPr>
+      <w:r>
+        <w:rPr>
+          <w:b/>
+        </w:rPr>
+        <w:t xml:space="preserve">Civic Continuum role  </w:t>
+      </w:r>
+      <w:r>
+        <w:t>Accountability practice lane: converts lived system failures into auditable methods, training, paid services, and institutional repair tools.</w:t>
+      </w:r>
+    </w:p>
+    <w:p>
+      <w:pPr>
+        <w:keepLines/>
+      </w:pPr>
     </w:p>
     <w:p>
       <w:pPr>
@@ -9755,6 +11015,34 @@
       <w:pPr>
         <w:keepLines/>
       </w:pPr>
+      <w:r>
+        <w:rPr>
+          <w:b/>
+        </w:rPr>
+        <w:t xml:space="preserve">Commercial route  </w:t>
+      </w:r>
+      <w:r>
+        <w:t>Publish as a sourced paper or brief; derive paid talks, workshops, consulting, licensing, or a reader-facing book only after review.</w:t>
+      </w:r>
+    </w:p>
+    <w:p>
+      <w:pPr>
+        <w:keepLines/>
+      </w:pPr>
+      <w:r>
+        <w:rPr>
+          <w:b/>
+        </w:rPr>
+        <w:t xml:space="preserve">Civic Continuum role  </w:t>
+      </w:r>
+      <w:r>
+        <w:t>Physical proof lane: turns claims into measured prototypes, independent review, production evidence, and useful products.</w:t>
+      </w:r>
+    </w:p>
+    <w:p>
+      <w:pPr>
+        <w:keepLines/>
+      </w:pPr>
     </w:p>
     <w:p>
       <w:pPr>
@@ -9839,6 +11127,34 @@
       <w:pPr>
         <w:keepLines/>
       </w:pPr>
+      <w:r>
+        <w:rPr>
+          <w:b/>
+        </w:rPr>
+        <w:t xml:space="preserve">Commercial route  </w:t>
+      </w:r>
+      <w:r>
+        <w:t>Publish as a sourced paper or brief; derive paid talks, workshops, consulting, licensing, or a reader-facing book only after review.</w:t>
+      </w:r>
+    </w:p>
+    <w:p>
+      <w:pPr>
+        <w:keepLines/>
+      </w:pPr>
+      <w:r>
+        <w:rPr>
+          <w:b/>
+        </w:rPr>
+        <w:t xml:space="preserve">Civic Continuum role  </w:t>
+      </w:r>
+      <w:r>
+        <w:t>Portfolio support lane: preserves provenance, strengthens evidence, or supports delivery without overstating readiness.</w:t>
+      </w:r>
+    </w:p>
+    <w:p>
+      <w:pPr>
+        <w:keepLines/>
+      </w:pPr>
     </w:p>
     <w:p>
       <w:pPr>
@@ -9923,6 +11239,34 @@
       <w:pPr>
         <w:keepLines/>
       </w:pPr>
+      <w:r>
+        <w:rPr>
+          <w:b/>
+        </w:rPr>
+        <w:t xml:space="preserve">Commercial route  </w:t>
+      </w:r>
+      <w:r>
+        <w:t>Publish as a sourced paper or brief; derive paid talks, workshops, consulting, licensing, or a reader-facing book only after review.</w:t>
+      </w:r>
+    </w:p>
+    <w:p>
+      <w:pPr>
+        <w:keepLines/>
+      </w:pPr>
+      <w:r>
+        <w:rPr>
+          <w:b/>
+        </w:rPr>
+        <w:t xml:space="preserve">Civic Continuum role  </w:t>
+      </w:r>
+      <w:r>
+        <w:t>Accountability practice lane: converts lived system failures into auditable methods, training, paid services, and institutional repair tools.</w:t>
+      </w:r>
+    </w:p>
+    <w:p>
+      <w:pPr>
+        <w:keepLines/>
+      </w:pPr>
     </w:p>
     <w:p>
       <w:pPr>
@@ -10007,6 +11351,34 @@
       <w:pPr>
         <w:keepLines/>
       </w:pPr>
+      <w:r>
+        <w:rPr>
+          <w:b/>
+        </w:rPr>
+        <w:t xml:space="preserve">Commercial route  </w:t>
+      </w:r>
+      <w:r>
+        <w:t>Package only after audience, rights, evidence, safety, and delivery format are defined.</w:t>
+      </w:r>
+    </w:p>
+    <w:p>
+      <w:pPr>
+        <w:keepLines/>
+      </w:pPr>
+      <w:r>
+        <w:rPr>
+          <w:b/>
+        </w:rPr>
+        <w:t xml:space="preserve">Civic Continuum role  </w:t>
+      </w:r>
+      <w:r>
+        <w:t>Accountability practice lane: converts lived system failures into auditable methods, training, paid services, and institutional repair tools.</w:t>
+      </w:r>
+    </w:p>
+    <w:p>
+      <w:pPr>
+        <w:keepLines/>
+      </w:pPr>
     </w:p>
     <w:p>
       <w:pPr>
@@ -10091,6 +11463,34 @@
       <w:pPr>
         <w:keepLines/>
       </w:pPr>
+      <w:r>
+        <w:rPr>
+          <w:b/>
+        </w:rPr>
+        <w:t xml:space="preserve">Commercial route  </w:t>
+      </w:r>
+      <w:r>
+        <w:t>Publish as a sourced paper or brief; derive paid talks, workshops, consulting, licensing, or a reader-facing book only after review.</w:t>
+      </w:r>
+    </w:p>
+    <w:p>
+      <w:pPr>
+        <w:keepLines/>
+      </w:pPr>
+      <w:r>
+        <w:rPr>
+          <w:b/>
+        </w:rPr>
+        <w:t xml:space="preserve">Civic Continuum role  </w:t>
+      </w:r>
+      <w:r>
+        <w:t>Accountability practice lane: converts lived system failures into auditable methods, training, paid services, and institutional repair tools.</w:t>
+      </w:r>
+    </w:p>
+    <w:p>
+      <w:pPr>
+        <w:keepLines/>
+      </w:pPr>
     </w:p>
     <w:p>
       <w:pPr>
@@ -10175,6 +11575,34 @@
       <w:pPr>
         <w:keepLines/>
       </w:pPr>
+      <w:r>
+        <w:rPr>
+          <w:b/>
+        </w:rPr>
+        <w:t xml:space="preserve">Commercial route  </w:t>
+      </w:r>
+      <w:r>
+        <w:t>Sell as a rights-cleared workbook, facilitator kit, cohort course, institutional license, or consulting package after review and pilot evidence.</w:t>
+      </w:r>
+    </w:p>
+    <w:p>
+      <w:pPr>
+        <w:keepLines/>
+      </w:pPr>
+      <w:r>
+        <w:rPr>
+          <w:b/>
+        </w:rPr>
+        <w:t xml:space="preserve">Civic Continuum role  </w:t>
+      </w:r>
+      <w:r>
+        <w:t>Accountability practice lane: converts lived system failures into auditable methods, training, paid services, and institutional repair tools.</w:t>
+      </w:r>
+    </w:p>
+    <w:p>
+      <w:pPr>
+        <w:keepLines/>
+      </w:pPr>
     </w:p>
     <w:p>
       <w:pPr>
@@ -10259,6 +11687,34 @@
       <w:pPr>
         <w:keepLines/>
       </w:pPr>
+      <w:r>
+        <w:rPr>
+          <w:b/>
+        </w:rPr>
+        <w:t xml:space="preserve">Commercial route  </w:t>
+      </w:r>
+      <w:r>
+        <w:t>Archive or protected source only; no direct sale.</w:t>
+      </w:r>
+    </w:p>
+    <w:p>
+      <w:pPr>
+        <w:keepLines/>
+      </w:pPr>
+      <w:r>
+        <w:rPr>
+          <w:b/>
+        </w:rPr>
+        <w:t xml:space="preserve">Civic Continuum role  </w:t>
+      </w:r>
+      <w:r>
+        <w:t>Accountability practice lane: converts lived system failures into auditable methods, training, paid services, and institutional repair tools.</w:t>
+      </w:r>
+    </w:p>
+    <w:p>
+      <w:pPr>
+        <w:keepLines/>
+      </w:pPr>
     </w:p>
     <w:p>
       <w:pPr>
@@ -10343,6 +11799,34 @@
       <w:pPr>
         <w:keepLines/>
       </w:pPr>
+      <w:r>
+        <w:rPr>
+          <w:b/>
+        </w:rPr>
+        <w:t xml:space="preserve">Commercial route  </w:t>
+      </w:r>
+      <w:r>
+        <w:t>Archive or protected source only; no direct sale.</w:t>
+      </w:r>
+    </w:p>
+    <w:p>
+      <w:pPr>
+        <w:keepLines/>
+      </w:pPr>
+      <w:r>
+        <w:rPr>
+          <w:b/>
+        </w:rPr>
+        <w:t xml:space="preserve">Civic Continuum role  </w:t>
+      </w:r>
+      <w:r>
+        <w:t>Portfolio support lane: preserves provenance, strengthens evidence, or supports delivery without overstating readiness.</w:t>
+      </w:r>
+    </w:p>
+    <w:p>
+      <w:pPr>
+        <w:keepLines/>
+      </w:pPr>
     </w:p>
     <w:p>
       <w:pPr>
@@ -10427,6 +11911,34 @@
       <w:pPr>
         <w:keepLines/>
       </w:pPr>
+      <w:r>
+        <w:rPr>
+          <w:b/>
+        </w:rPr>
+        <w:t xml:space="preserve">Commercial route  </w:t>
+      </w:r>
+      <w:r>
+        <w:t>Publish as a sourced paper or brief; derive paid talks, workshops, consulting, licensing, or a reader-facing book only after review.</w:t>
+      </w:r>
+    </w:p>
+    <w:p>
+      <w:pPr>
+        <w:keepLines/>
+      </w:pPr>
+      <w:r>
+        <w:rPr>
+          <w:b/>
+        </w:rPr>
+        <w:t xml:space="preserve">Civic Continuum role  </w:t>
+      </w:r>
+      <w:r>
+        <w:t>Portfolio support lane: preserves provenance, strengthens evidence, or supports delivery without overstating readiness.</w:t>
+      </w:r>
+    </w:p>
+    <w:p>
+      <w:pPr>
+        <w:keepLines/>
+      </w:pPr>
     </w:p>
     <w:p>
       <w:pPr>
@@ -10511,6 +12023,34 @@
       <w:pPr>
         <w:keepLines/>
       </w:pPr>
+      <w:r>
+        <w:rPr>
+          <w:b/>
+        </w:rPr>
+        <w:t xml:space="preserve">Commercial route  </w:t>
+      </w:r>
+      <w:r>
+        <w:t>Package only after audience, rights, evidence, safety, and delivery format are defined.</w:t>
+      </w:r>
+    </w:p>
+    <w:p>
+      <w:pPr>
+        <w:keepLines/>
+      </w:pPr>
+      <w:r>
+        <w:rPr>
+          <w:b/>
+        </w:rPr>
+        <w:t xml:space="preserve">Civic Continuum role  </w:t>
+      </w:r>
+      <w:r>
+        <w:t>Accountability practice lane: converts lived system failures into auditable methods, training, paid services, and institutional repair tools.</w:t>
+      </w:r>
+    </w:p>
+    <w:p>
+      <w:pPr>
+        <w:keepLines/>
+      </w:pPr>
     </w:p>
     <w:p>
       <w:pPr>
@@ -10595,6 +12135,34 @@
       <w:pPr>
         <w:keepLines/>
       </w:pPr>
+      <w:r>
+        <w:rPr>
+          <w:b/>
+        </w:rPr>
+        <w:t xml:space="preserve">Commercial route  </w:t>
+      </w:r>
+      <w:r>
+        <w:t>Package only after audience, rights, evidence, safety, and delivery format are defined.</w:t>
+      </w:r>
+    </w:p>
+    <w:p>
+      <w:pPr>
+        <w:keepLines/>
+      </w:pPr>
+      <w:r>
+        <w:rPr>
+          <w:b/>
+        </w:rPr>
+        <w:t xml:space="preserve">Civic Continuum role  </w:t>
+      </w:r>
+      <w:r>
+        <w:t>Portfolio support lane: preserves provenance, strengthens evidence, or supports delivery without overstating readiness.</w:t>
+      </w:r>
+    </w:p>
+    <w:p>
+      <w:pPr>
+        <w:keepLines/>
+      </w:pPr>
     </w:p>
     <w:p>
       <w:pPr>
@@ -10679,6 +12247,34 @@
       <w:pPr>
         <w:keepLines/>
       </w:pPr>
+      <w:r>
+        <w:rPr>
+          <w:b/>
+        </w:rPr>
+        <w:t xml:space="preserve">Commercial route  </w:t>
+      </w:r>
+      <w:r>
+        <w:t>Package only after audience, rights, evidence, safety, and delivery format are defined.</w:t>
+      </w:r>
+    </w:p>
+    <w:p>
+      <w:pPr>
+        <w:keepLines/>
+      </w:pPr>
+      <w:r>
+        <w:rPr>
+          <w:b/>
+        </w:rPr>
+        <w:t xml:space="preserve">Civic Continuum role  </w:t>
+      </w:r>
+      <w:r>
+        <w:t>Public framework lane: builds the Civic Continuum case for durable guardrails, shared reality, institutional memory, and stable self-governance.</w:t>
+      </w:r>
+    </w:p>
+    <w:p>
+      <w:pPr>
+        <w:keepLines/>
+      </w:pPr>
     </w:p>
     <w:p>
       <w:pPr>
@@ -10763,6 +12359,34 @@
       <w:pPr>
         <w:keepLines/>
       </w:pPr>
+      <w:r>
+        <w:rPr>
+          <w:b/>
+        </w:rPr>
+        <w:t xml:space="preserve">Commercial route  </w:t>
+      </w:r>
+      <w:r>
+        <w:t>Package only after audience, rights, evidence, safety, and delivery format are defined.</w:t>
+      </w:r>
+    </w:p>
+    <w:p>
+      <w:pPr>
+        <w:keepLines/>
+      </w:pPr>
+      <w:r>
+        <w:rPr>
+          <w:b/>
+        </w:rPr>
+        <w:t xml:space="preserve">Civic Continuum role  </w:t>
+      </w:r>
+      <w:r>
+        <w:t>Portfolio support lane: preserves provenance, strengthens evidence, or supports delivery without overstating readiness.</w:t>
+      </w:r>
+    </w:p>
+    <w:p>
+      <w:pPr>
+        <w:keepLines/>
+      </w:pPr>
     </w:p>
     <w:p>
       <w:pPr>
@@ -10841,6 +12465,1154 @@
       </w:r>
       <w:r>
         <w:t>Operationalize the scale; predefine cases and coding rules; test counterexamples; calibrate dominant-pattern claims; verify sources; obtain historians, comparative-politics, methods, and editorial review.</w:t>
+      </w:r>
+    </w:p>
+    <w:p>
+      <w:pPr>
+        <w:keepLines/>
+      </w:pPr>
+      <w:r>
+        <w:rPr>
+          <w:b/>
+        </w:rPr>
+        <w:t xml:space="preserve">Commercial route  </w:t>
+      </w:r>
+      <w:r>
+        <w:t>Package only after audience, rights, evidence, safety, and delivery format are defined.</w:t>
+      </w:r>
+    </w:p>
+    <w:p>
+      <w:pPr>
+        <w:keepLines/>
+      </w:pPr>
+      <w:r>
+        <w:rPr>
+          <w:b/>
+        </w:rPr>
+        <w:t xml:space="preserve">Civic Continuum role  </w:t>
+      </w:r>
+      <w:r>
+        <w:t>Public framework lane: builds the Civic Continuum case for durable guardrails, shared reality, institutional memory, and stable self-governance.</w:t>
+      </w:r>
+    </w:p>
+    <w:p>
+      <w:pPr>
+        <w:keepLines/>
+      </w:pPr>
+    </w:p>
+    <w:p>
+      <w:pPr>
+        <w:pStyle w:val="Heading2"/>
+        <w:keepLines/>
+      </w:pPr>
+      <w:r>
+        <w:t>60. How to Fix Us — A Systems-Level Treatment Framework for Stable Self-Governance</w:t>
+      </w:r>
+    </w:p>
+    <w:p>
+      <w:pPr>
+        <w:keepLines/>
+      </w:pPr>
+      <w:r>
+        <w:rPr>
+          <w:b/>
+        </w:rPr>
+        <w:t xml:space="preserve">Type  </w:t>
+      </w:r>
+      <w:r>
+        <w:t>Civilizational systems book and policy framework</w:t>
+      </w:r>
+    </w:p>
+    <w:p>
+      <w:pPr>
+        <w:keepLines/>
+      </w:pPr>
+      <w:r>
+        <w:rPr>
+          <w:b/>
+        </w:rPr>
+        <w:t xml:space="preserve">Release disposition  </w:t>
+      </w:r>
+      <w:r>
+        <w:t>Public book and policy-brief candidate after source and governance review</w:t>
+      </w:r>
+    </w:p>
+    <w:p>
+      <w:pPr>
+        <w:keepLines/>
+      </w:pPr>
+      <w:r>
+        <w:rPr>
+          <w:b/>
+        </w:rPr>
+        <w:t xml:space="preserve">Zenodo match  </w:t>
+      </w:r>
+      <w:r>
+        <w:t>Paired treatment volume within the human-sanity and civilizational-maturity family</w:t>
+      </w:r>
+    </w:p>
+    <w:p>
+      <w:pPr>
+        <w:keepLines/>
+      </w:pPr>
+      <w:r>
+        <w:rPr>
+          <w:b/>
+        </w:rPr>
+        <w:t xml:space="preserve">Working description  </w:t>
+      </w:r>
+      <w:r>
+        <w:t>A five-shift treatment framework centered on durable guardrails, power constraints, structural memory, design for human flaws, and rejection of savior narratives.</w:t>
+      </w:r>
+    </w:p>
+    <w:p>
+      <w:pPr>
+        <w:keepLines/>
+      </w:pPr>
+      <w:r>
+        <w:rPr>
+          <w:b/>
+        </w:rPr>
+        <w:t xml:space="preserve">Next evidence gate  </w:t>
+      </w:r>
+      <w:r>
+        <w:t>Merge duplicated Part II material; verify every source and policy example; distinguish normative proposals from tested interventions; add implementation, objections, tradeoffs, and jurisdictional limits; obtain governance, constitutional-law, economics, history, and editorial review.</w:t>
+      </w:r>
+    </w:p>
+    <w:p>
+      <w:pPr>
+        <w:keepLines/>
+      </w:pPr>
+      <w:r>
+        <w:rPr>
+          <w:b/>
+        </w:rPr>
+        <w:t xml:space="preserve">Commercial route  </w:t>
+      </w:r>
+      <w:r>
+        <w:t>Edit into a rights-cleared print, ebook, audiobook, music, or serialized edition with professional copyedit and launch metadata.</w:t>
+      </w:r>
+    </w:p>
+    <w:p>
+      <w:pPr>
+        <w:keepLines/>
+      </w:pPr>
+      <w:r>
+        <w:rPr>
+          <w:b/>
+        </w:rPr>
+        <w:t xml:space="preserve">Civic Continuum role  </w:t>
+      </w:r>
+      <w:r>
+        <w:t>Public framework lane: builds the Civic Continuum case for durable guardrails, shared reality, institutional memory, and stable self-governance.</w:t>
+      </w:r>
+    </w:p>
+    <w:p>
+      <w:pPr>
+        <w:keepLines/>
+      </w:pPr>
+    </w:p>
+    <w:p>
+      <w:pPr>
+        <w:pStyle w:val="Heading2"/>
+        <w:keepLines/>
+      </w:pPr>
+      <w:r>
+        <w:t>61. WTF Is Wrong With Us — A Systems-Level Analysis of Human Sanity, Risk, and Self-Regulation</w:t>
+      </w:r>
+    </w:p>
+    <w:p>
+      <w:pPr>
+        <w:keepLines/>
+      </w:pPr>
+      <w:r>
+        <w:rPr>
+          <w:b/>
+        </w:rPr>
+        <w:t xml:space="preserve">Type  </w:t>
+      </w:r>
+      <w:r>
+        <w:t>Civilizational systems book and research essay</w:t>
+      </w:r>
+    </w:p>
+    <w:p>
+      <w:pPr>
+        <w:keepLines/>
+      </w:pPr>
+      <w:r>
+        <w:rPr>
+          <w:b/>
+        </w:rPr>
+        <w:t xml:space="preserve">Release disposition  </w:t>
+      </w:r>
+      <w:r>
+        <w:t>Public book candidate after evidence, tone, and mental-health sensitivity review</w:t>
+      </w:r>
+    </w:p>
+    <w:p>
+      <w:pPr>
+        <w:keepLines/>
+      </w:pPr>
+      <w:r>
+        <w:rPr>
+          <w:b/>
+        </w:rPr>
+        <w:t xml:space="preserve">Zenodo match  </w:t>
+      </w:r>
+      <w:r>
+        <w:t>Diagnosis volume paired with How to Fix Us</w:t>
+      </w:r>
+    </w:p>
+    <w:p>
+      <w:pPr>
+        <w:keepLines/>
+      </w:pPr>
+      <w:r>
+        <w:rPr>
+          <w:b/>
+        </w:rPr>
+        <w:t xml:space="preserve">Working description  </w:t>
+      </w:r>
+      <w:r>
+        <w:t>An evidence-informed diagnosis of recurring collective self-harm, institutional abstraction, risk amplification, reform relapse, and the gap between technical power and ethical constraint.</w:t>
+      </w:r>
+    </w:p>
+    <w:p>
+      <w:pPr>
+        <w:keepLines/>
+      </w:pPr>
+      <w:r>
+        <w:rPr>
+          <w:b/>
+        </w:rPr>
+        <w:t xml:space="preserve">Next evidence gate  </w:t>
+      </w:r>
+      <w:r>
+        <w:t>Remove dialogue scaffolding and clinical-sounding species diagnosis unless clearly metaphorical; verify all citations; define the sanity index as an illustrative model; add counterevidence and limitations; obtain psychology, history, systems, risk, and editorial review.</w:t>
+      </w:r>
+    </w:p>
+    <w:p>
+      <w:pPr>
+        <w:keepLines/>
+      </w:pPr>
+      <w:r>
+        <w:rPr>
+          <w:b/>
+        </w:rPr>
+        <w:t xml:space="preserve">Commercial route  </w:t>
+      </w:r>
+      <w:r>
+        <w:t>Edit into a rights-cleared print, ebook, audiobook, music, or serialized edition with professional copyedit and launch metadata.</w:t>
+      </w:r>
+    </w:p>
+    <w:p>
+      <w:pPr>
+        <w:keepLines/>
+      </w:pPr>
+      <w:r>
+        <w:rPr>
+          <w:b/>
+        </w:rPr>
+        <w:t xml:space="preserve">Civic Continuum role  </w:t>
+      </w:r>
+      <w:r>
+        <w:t>Public framework lane: builds the Civic Continuum case for durable guardrails, shared reality, institutional memory, and stable self-governance.</w:t>
+      </w:r>
+    </w:p>
+    <w:p>
+      <w:pPr>
+        <w:keepLines/>
+      </w:pPr>
+    </w:p>
+    <w:p>
+      <w:pPr>
+        <w:pStyle w:val="Heading2"/>
+        <w:keepLines/>
+      </w:pPr>
+      <w:r>
+        <w:t>62. Aliens^.^.docx</w:t>
+      </w:r>
+    </w:p>
+    <w:p>
+      <w:pPr>
+        <w:keepLines/>
+      </w:pPr>
+      <w:r>
+        <w:rPr>
+          <w:b/>
+        </w:rPr>
+        <w:t xml:space="preserve">Type  </w:t>
+      </w:r>
+      <w:r>
+        <w:t>Raw developmental conversation and source notebook</w:t>
+      </w:r>
+    </w:p>
+    <w:p>
+      <w:pPr>
+        <w:keepLines/>
+      </w:pPr>
+      <w:r>
+        <w:rPr>
+          <w:b/>
+        </w:rPr>
+        <w:t xml:space="preserve">Release disposition  </w:t>
+      </w:r>
+      <w:r>
+        <w:t>Private source material; not market-ready</w:t>
+      </w:r>
+    </w:p>
+    <w:p>
+      <w:pPr>
+        <w:keepLines/>
+      </w:pPr>
+      <w:r>
+        <w:rPr>
+          <w:b/>
+        </w:rPr>
+        <w:t xml:space="preserve">Zenodo match  </w:t>
+      </w:r>
+      <w:r>
+        <w:t>Support source for the human-sanity and treatment volumes; not a separate work count</w:t>
+      </w:r>
+    </w:p>
+    <w:p>
+      <w:pPr>
+        <w:keepLines/>
+      </w:pPr>
+      <w:r>
+        <w:rPr>
+          <w:b/>
+        </w:rPr>
+        <w:t xml:space="preserve">Working description  </w:t>
+      </w:r>
+      <w:r>
+        <w:t>A long exploratory dialogue about alien metaphors, inhuman systems, civilizational risk, grounded reality testing, grief, accountability, and treatment frameworks.</w:t>
+      </w:r>
+    </w:p>
+    <w:p>
+      <w:pPr>
+        <w:keepLines/>
+      </w:pPr>
+      <w:r>
+        <w:rPr>
+          <w:b/>
+        </w:rPr>
+        <w:t xml:space="preserve">Next evidence gate  </w:t>
+      </w:r>
+      <w:r>
+        <w:t>Do not publish the raw conversation; extract original arguments with provenance; remove assistant-generated repetition and private material; retain grounded distinctions; use only as a controlled source notebook for the paired books.</w:t>
+      </w:r>
+    </w:p>
+    <w:p>
+      <w:pPr>
+        <w:keepLines/>
+      </w:pPr>
+      <w:r>
+        <w:rPr>
+          <w:b/>
+        </w:rPr>
+        <w:t xml:space="preserve">Commercial route  </w:t>
+      </w:r>
+      <w:r>
+        <w:t>Archive or protected source only; no direct sale.</w:t>
+      </w:r>
+    </w:p>
+    <w:p>
+      <w:pPr>
+        <w:keepLines/>
+      </w:pPr>
+      <w:r>
+        <w:rPr>
+          <w:b/>
+        </w:rPr>
+        <w:t xml:space="preserve">Civic Continuum role  </w:t>
+      </w:r>
+      <w:r>
+        <w:t>Audience and revenue lane: funds the mission, teaches the framework, and builds trust through useful rights-cleared products.</w:t>
+      </w:r>
+    </w:p>
+    <w:p>
+      <w:pPr>
+        <w:keepLines/>
+      </w:pPr>
+    </w:p>
+    <w:p>
+      <w:pPr>
+        <w:pStyle w:val="Heading2"/>
+        <w:keepLines/>
+      </w:pPr>
+      <w:r>
+        <w:t>63. Starfleet Academy — Division of Governance, Systems Integrity and Accountability</w:t>
+      </w:r>
+    </w:p>
+    <w:p>
+      <w:pPr>
+        <w:keepLines/>
+      </w:pPr>
+      <w:r>
+        <w:rPr>
+          <w:b/>
+        </w:rPr>
+        <w:t xml:space="preserve">Type  </w:t>
+      </w:r>
+      <w:r>
+        <w:t>Expanded fiction-framed curriculum, workbook, and capstone system</w:t>
+      </w:r>
+    </w:p>
+    <w:p>
+      <w:pPr>
+        <w:keepLines/>
+      </w:pPr>
+      <w:r>
+        <w:rPr>
+          <w:b/>
+        </w:rPr>
+        <w:t xml:space="preserve">Release disposition  </w:t>
+      </w:r>
+      <w:r>
+        <w:t>Rights-restricted educational product; rights-cleared original edition recommended</w:t>
+      </w:r>
+    </w:p>
+    <w:p>
+      <w:pPr>
+        <w:keepLines/>
+      </w:pPr>
+      <w:r>
+        <w:rPr>
+          <w:b/>
+        </w:rPr>
+        <w:t xml:space="preserve">Zenodo match  </w:t>
+      </w:r>
+      <w:r>
+        <w:t>Expanded component of the existing Starfleet Academy lineage; not a separate work count</w:t>
+      </w:r>
+    </w:p>
+    <w:p>
+      <w:pPr>
+        <w:keepLines/>
+      </w:pPr>
+      <w:r>
+        <w:rPr>
+          <w:b/>
+        </w:rPr>
+        <w:t xml:space="preserve">Working description  </w:t>
+      </w:r>
+      <w:r>
+        <w:t>A multi-volume governance and accountability program with course syllabi, labs, simulations, workbooks, worksheets, capstone defense, binder system, and accessibility-oriented progress tools.</w:t>
+      </w:r>
+    </w:p>
+    <w:p>
+      <w:pPr>
+        <w:keepLines/>
+      </w:pPr>
+      <w:r>
+        <w:rPr>
+          <w:b/>
+        </w:rPr>
+        <w:t xml:space="preserve">Next evidence gate  </w:t>
+      </w:r>
+      <w:r>
+        <w:t>Separate original pedagogy from Star Trek and other third-party characters and marks; remove fictional accreditation/transcript claims; verify readings; perform curriculum, accessibility, legal, rights, and assessment review; publish a renamed original academy edition.</w:t>
+      </w:r>
+    </w:p>
+    <w:p>
+      <w:pPr>
+        <w:keepLines/>
+      </w:pPr>
+      <w:r>
+        <w:rPr>
+          <w:b/>
+        </w:rPr>
+        <w:t xml:space="preserve">Commercial route  </w:t>
+      </w:r>
+      <w:r>
+        <w:t>Sell as a rights-cleared workbook, facilitator kit, cohort course, institutional license, or consulting package after review and pilot evidence.</w:t>
+      </w:r>
+    </w:p>
+    <w:p>
+      <w:pPr>
+        <w:keepLines/>
+      </w:pPr>
+      <w:r>
+        <w:rPr>
+          <w:b/>
+        </w:rPr>
+        <w:t xml:space="preserve">Civic Continuum role  </w:t>
+      </w:r>
+      <w:r>
+        <w:t>Audience and revenue lane: funds the mission, teaches the framework, and builds trust through useful rights-cleared products.</w:t>
+      </w:r>
+    </w:p>
+    <w:p>
+      <w:pPr>
+        <w:keepLines/>
+      </w:pPr>
+    </w:p>
+    <w:p>
+      <w:pPr>
+        <w:pStyle w:val="Heading2"/>
+        <w:keepLines/>
+      </w:pPr>
+      <w:r>
+        <w:t>64. Accounting Curriculum Lab 3 — Clean Ledger Skeleton</w:t>
+      </w:r>
+    </w:p>
+    <w:p>
+      <w:pPr>
+        <w:keepLines/>
+      </w:pPr>
+      <w:r>
+        <w:rPr>
+          <w:b/>
+        </w:rPr>
+        <w:t xml:space="preserve">Type  </w:t>
+      </w:r>
+      <w:r>
+        <w:t>Workbook lab and accounting-control template</w:t>
+      </w:r>
+    </w:p>
+    <w:p>
+      <w:pPr>
+        <w:keepLines/>
+      </w:pPr>
+      <w:r>
+        <w:rPr>
+          <w:b/>
+        </w:rPr>
+        <w:t xml:space="preserve">Release disposition  </w:t>
+      </w:r>
+      <w:r>
+        <w:t>Private training component; sanitized template can be sold</w:t>
+      </w:r>
+    </w:p>
+    <w:p>
+      <w:pPr>
+        <w:keepLines/>
+      </w:pPr>
+      <w:r>
+        <w:rPr>
+          <w:b/>
+        </w:rPr>
+        <w:t xml:space="preserve">Zenodo match  </w:t>
+      </w:r>
+      <w:r>
+        <w:t>Component of the Harm Without Awareness curriculum; not a separate work count</w:t>
+      </w:r>
+    </w:p>
+    <w:p>
+      <w:pPr>
+        <w:keepLines/>
+      </w:pPr>
+      <w:r>
+        <w:rPr>
+          <w:b/>
+        </w:rPr>
+        <w:t xml:space="preserve">Working description  </w:t>
+      </w:r>
+      <w:r>
+        <w:t>A zero-entry monthly ledger skeleton, artifact index, permissioning rules, balance-control formula, and freeze logic for unresolved discrepancies.</w:t>
+      </w:r>
+    </w:p>
+    <w:p>
+      <w:pPr>
+        <w:keepLines/>
+      </w:pPr>
+      <w:r>
+        <w:rPr>
+          <w:b/>
+        </w:rPr>
+        <w:t xml:space="preserve">Next evidence gate  </w:t>
+      </w:r>
+      <w:r>
+        <w:t>Correct grammar and conversational residue; validate accounting treatment of reversals and opening balances; replace illustrative records with clearly fictional examples; have an accountant, housing-law reviewer, and curriculum designer test the template.</w:t>
+      </w:r>
+    </w:p>
+    <w:p>
+      <w:pPr>
+        <w:keepLines/>
+      </w:pPr>
+      <w:r>
+        <w:rPr>
+          <w:b/>
+        </w:rPr>
+        <w:t xml:space="preserve">Commercial route  </w:t>
+      </w:r>
+      <w:r>
+        <w:t>Sell as a rights-cleared workbook, facilitator kit, cohort course, institutional license, or consulting package after review and pilot evidence.</w:t>
+      </w:r>
+    </w:p>
+    <w:p>
+      <w:pPr>
+        <w:keepLines/>
+      </w:pPr>
+      <w:r>
+        <w:rPr>
+          <w:b/>
+        </w:rPr>
+        <w:t xml:space="preserve">Civic Continuum role  </w:t>
+      </w:r>
+      <w:r>
+        <w:t>Accountability practice lane: converts lived system failures into auditable methods, training, paid services, and institutional repair tools.</w:t>
+      </w:r>
+    </w:p>
+    <w:p>
+      <w:pPr>
+        <w:keepLines/>
+      </w:pPr>
+    </w:p>
+    <w:p>
+      <w:pPr>
+        <w:pStyle w:val="Heading2"/>
+        <w:keepLines/>
+      </w:pPr>
+      <w:r>
+        <w:t>65. Harm Without Awareness — Training Modules for Others</w:t>
+      </w:r>
+    </w:p>
+    <w:p>
+      <w:pPr>
+        <w:keepLines/>
+      </w:pPr>
+      <w:r>
+        <w:rPr>
+          <w:b/>
+        </w:rPr>
+        <w:t xml:space="preserve">Type  </w:t>
+      </w:r>
+      <w:r>
+        <w:t>Professional training-track architecture</w:t>
+      </w:r>
+    </w:p>
+    <w:p>
+      <w:pPr>
+        <w:keepLines/>
+      </w:pPr>
+      <w:r>
+        <w:rPr>
+          <w:b/>
+        </w:rPr>
+        <w:t xml:space="preserve">Release disposition  </w:t>
+      </w:r>
+      <w:r>
+        <w:t>Commercial curriculum component after source, legal, and pedagogy review</w:t>
+      </w:r>
+    </w:p>
+    <w:p>
+      <w:pPr>
+        <w:keepLines/>
+      </w:pPr>
+      <w:r>
+        <w:rPr>
+          <w:b/>
+        </w:rPr>
+        <w:t xml:space="preserve">Zenodo match  </w:t>
+      </w:r>
+      <w:r>
+        <w:t>Component of the STSAE and Harm Without Awareness curriculum family; not a separate work count</w:t>
+      </w:r>
+    </w:p>
+    <w:p>
+      <w:pPr>
+        <w:keepLines/>
+      </w:pPr>
+      <w:r>
+        <w:rPr>
+          <w:b/>
+        </w:rPr>
+        <w:t xml:space="preserve">Working description  </w:t>
+      </w:r>
+      <w:r>
+        <w:t>Three audience-tiered tracks for tenants and frontline advocates, investigators and compliance staff, and policy or audit leadership, each with applied capstones.</w:t>
+      </w:r>
+    </w:p>
+    <w:p>
+      <w:pPr>
+        <w:keepLines/>
+      </w:pPr>
+      <w:r>
+        <w:rPr>
+          <w:b/>
+        </w:rPr>
+        <w:t xml:space="preserve">Next evidence gate  </w:t>
+      </w:r>
+      <w:r>
+        <w:t>Expand objectives, lesson plans, facilitator notes, timing, assessments, accessibility, trauma-aware safeguards, jurisdictional disclaimers, and evaluation metrics; pilot with compensated community reviewers.</w:t>
+      </w:r>
+    </w:p>
+    <w:p>
+      <w:pPr>
+        <w:keepLines/>
+      </w:pPr>
+      <w:r>
+        <w:rPr>
+          <w:b/>
+        </w:rPr>
+        <w:t xml:space="preserve">Commercial route  </w:t>
+      </w:r>
+      <w:r>
+        <w:t>Sell as a rights-cleared workbook, facilitator kit, cohort course, institutional license, or consulting package after review and pilot evidence.</w:t>
+      </w:r>
+    </w:p>
+    <w:p>
+      <w:pPr>
+        <w:keepLines/>
+      </w:pPr>
+      <w:r>
+        <w:rPr>
+          <w:b/>
+        </w:rPr>
+        <w:t xml:space="preserve">Civic Continuum role  </w:t>
+      </w:r>
+      <w:r>
+        <w:t>Accountability practice lane: converts lived system failures into auditable methods, training, paid services, and institutional repair tools.</w:t>
+      </w:r>
+    </w:p>
+    <w:p>
+      <w:pPr>
+        <w:keepLines/>
+      </w:pPr>
+    </w:p>
+    <w:p>
+      <w:pPr>
+        <w:pStyle w:val="Heading2"/>
+        <w:keepLines/>
+      </w:pPr>
+      <w:r>
+        <w:t>66. When Enforcement Outruns Accounting</w:t>
+      </w:r>
+    </w:p>
+    <w:p>
+      <w:pPr>
+        <w:keepLines/>
+      </w:pPr>
+      <w:r>
+        <w:rPr>
+          <w:b/>
+        </w:rPr>
+        <w:t xml:space="preserve">Type  </w:t>
+      </w:r>
+      <w:r>
+        <w:t>Housing accountability case study and professional training anchor</w:t>
+      </w:r>
+    </w:p>
+    <w:p>
+      <w:pPr>
+        <w:keepLines/>
+      </w:pPr>
+      <w:r>
+        <w:rPr>
+          <w:b/>
+        </w:rPr>
+        <w:t xml:space="preserve">Release disposition  </w:t>
+      </w:r>
+      <w:r>
+        <w:t>Strictly private case version; de-identified publication candidate</w:t>
+      </w:r>
+    </w:p>
+    <w:p>
+      <w:pPr>
+        <w:keepLines/>
+      </w:pPr>
+      <w:r>
+        <w:rPr>
+          <w:b/>
+        </w:rPr>
+        <w:t xml:space="preserve">Zenodo match  </w:t>
+      </w:r>
+      <w:r>
+        <w:t>Case-study component of the existing ledger-accountability family; not a separate work count</w:t>
+      </w:r>
+    </w:p>
+    <w:p>
+      <w:pPr>
+        <w:keepLines/>
+      </w:pPr>
+      <w:r>
+        <w:rPr>
+          <w:b/>
+        </w:rPr>
+        <w:t xml:space="preserve">Working description  </w:t>
+      </w:r>
+      <w:r>
+        <w:t>A document-based analysis of enforcement continuing despite disputed accounting, acknowledged rent-calculation errors, repayment-agreement questions, and third-party funding requirements.</w:t>
+      </w:r>
+    </w:p>
+    <w:p>
+      <w:pPr>
+        <w:keepLines/>
+      </w:pPr>
+      <w:r>
+        <w:rPr>
+          <w:b/>
+        </w:rPr>
+        <w:t xml:space="preserve">Next evidence gate  </w:t>
+      </w:r>
+      <w:r>
+        <w:t>Preserve the protected evidence separately; verify every case fact and quotation with counsel; distinguish allegation, admission, inference, and recommendation; produce a rigorously de-identified teaching case before publication.</w:t>
+      </w:r>
+    </w:p>
+    <w:p>
+      <w:pPr>
+        <w:keepLines/>
+      </w:pPr>
+      <w:r>
+        <w:rPr>
+          <w:b/>
+        </w:rPr>
+        <w:t xml:space="preserve">Commercial route  </w:t>
+      </w:r>
+      <w:r>
+        <w:t>Sell as a rights-cleared workbook, facilitator kit, cohort course, institutional license, or consulting package after review and pilot evidence.</w:t>
+      </w:r>
+    </w:p>
+    <w:p>
+      <w:pPr>
+        <w:keepLines/>
+      </w:pPr>
+      <w:r>
+        <w:rPr>
+          <w:b/>
+        </w:rPr>
+        <w:t xml:space="preserve">Civic Continuum role  </w:t>
+      </w:r>
+      <w:r>
+        <w:t>Accountability practice lane: converts lived system failures into auditable methods, training, paid services, and institutional repair tools.</w:t>
+      </w:r>
+    </w:p>
+    <w:p>
+      <w:pPr>
+        <w:keepLines/>
+      </w:pPr>
+    </w:p>
+    <w:p>
+      <w:pPr>
+        <w:pStyle w:val="Heading2"/>
+        <w:keepLines/>
+      </w:pPr>
+      <w:r>
+        <w:t>67. Human Dignity Is the Byproduct</w:t>
+      </w:r>
+    </w:p>
+    <w:p>
+      <w:pPr>
+        <w:keepLines/>
+      </w:pPr>
+      <w:r>
+        <w:rPr>
+          <w:b/>
+        </w:rPr>
+        <w:t xml:space="preserve">Type  </w:t>
+      </w:r>
+      <w:r>
+        <w:t>Housing operations and incentive-design policy paper</w:t>
+      </w:r>
+    </w:p>
+    <w:p>
+      <w:pPr>
+        <w:keepLines/>
+      </w:pPr>
+      <w:r>
+        <w:rPr>
+          <w:b/>
+        </w:rPr>
+        <w:t xml:space="preserve">Release disposition  </w:t>
+      </w:r>
+      <w:r>
+        <w:t>Public policy-brief and consulting candidate after evidence review</w:t>
+      </w:r>
+    </w:p>
+    <w:p>
+      <w:pPr>
+        <w:keepLines/>
+      </w:pPr>
+      <w:r>
+        <w:rPr>
+          <w:b/>
+        </w:rPr>
+        <w:t xml:space="preserve">Zenodo match  </w:t>
+      </w:r>
+      <w:r>
+        <w:t>No match in the recovered 60-record set</w:t>
+      </w:r>
+    </w:p>
+    <w:p>
+      <w:pPr>
+        <w:keepLines/>
+      </w:pPr>
+      <w:r>
+        <w:rPr>
+          <w:b/>
+        </w:rPr>
+        <w:t xml:space="preserve">Working description  </w:t>
+      </w:r>
+      <w:r>
+        <w:t>An incentive-design argument that ledger clarity, early resolution, verified accounting, and outcome-based performance can improve both institutional results and resident dignity.</w:t>
+      </w:r>
+    </w:p>
+    <w:p>
+      <w:pPr>
+        <w:keepLines/>
+      </w:pPr>
+      <w:r>
+        <w:rPr>
+          <w:b/>
+        </w:rPr>
+        <w:t xml:space="preserve">Next evidence gate  </w:t>
+      </w:r>
+      <w:r>
+        <w:t>Test financial and behavioral claims; replace absolutes with measurable hypotheses; add cost model, metrics, failure cases, labor implications, and implementation plan; obtain housing operations, finance, labor, legal, tenant, and editorial review.</w:t>
+      </w:r>
+    </w:p>
+    <w:p>
+      <w:pPr>
+        <w:keepLines/>
+      </w:pPr>
+      <w:r>
+        <w:rPr>
+          <w:b/>
+        </w:rPr>
+        <w:t xml:space="preserve">Commercial route  </w:t>
+      </w:r>
+      <w:r>
+        <w:t>Publish as a sourced paper or brief; derive paid talks, workshops, consulting, licensing, or a reader-facing book only after review.</w:t>
+      </w:r>
+    </w:p>
+    <w:p>
+      <w:pPr>
+        <w:keepLines/>
+      </w:pPr>
+      <w:r>
+        <w:rPr>
+          <w:b/>
+        </w:rPr>
+        <w:t xml:space="preserve">Civic Continuum role  </w:t>
+      </w:r>
+      <w:r>
+        <w:t>Accountability practice lane: converts lived system failures into auditable methods, training, paid services, and institutional repair tools.</w:t>
+      </w:r>
+    </w:p>
+    <w:p>
+      <w:pPr>
+        <w:keepLines/>
+      </w:pPr>
+    </w:p>
+    <w:p>
+      <w:pPr>
+        <w:pStyle w:val="Heading2"/>
+        <w:keepLines/>
+      </w:pPr>
+      <w:r>
+        <w:t>68. Socio-Technical Systems Accountability Engineer — Harm Without Awareness</w:t>
+      </w:r>
+    </w:p>
+    <w:p>
+      <w:pPr>
+        <w:keepLines/>
+      </w:pPr>
+      <w:r>
+        <w:rPr>
+          <w:b/>
+        </w:rPr>
+        <w:t xml:space="preserve">Type  </w:t>
+      </w:r>
+      <w:r>
+        <w:t>Professional field manual, curriculum, and service methodology</w:t>
+      </w:r>
+    </w:p>
+    <w:p>
+      <w:pPr>
+        <w:keepLines/>
+      </w:pPr>
+      <w:r>
+        <w:rPr>
+          <w:b/>
+        </w:rPr>
+        <w:t xml:space="preserve">Release disposition  </w:t>
+      </w:r>
+      <w:r>
+        <w:t>Flagship commercial training and consulting candidate after completion and review</w:t>
+      </w:r>
+    </w:p>
+    <w:p>
+      <w:pPr>
+        <w:keepLines/>
+      </w:pPr>
+      <w:r>
+        <w:rPr>
+          <w:b/>
+        </w:rPr>
+        <w:t xml:space="preserve">Zenodo match  </w:t>
+      </w:r>
+      <w:r>
+        <w:t>Canonical candidate for the STSAE and Harm Without Awareness family</w:t>
+      </w:r>
+    </w:p>
+    <w:p>
+      <w:pPr>
+        <w:keepLines/>
+      </w:pPr>
+      <w:r>
+        <w:rPr>
+          <w:b/>
+        </w:rPr>
+        <w:t xml:space="preserve">Working description  </w:t>
+      </w:r>
+      <w:r>
+        <w:t>A field manual defining the accountability-engineer role, artifact-based analysis, mechanism and effect statements, structural maps, counter-documentation, counter-design, and a twelve-week curriculum.</w:t>
+      </w:r>
+    </w:p>
+    <w:p>
+      <w:pPr>
+        <w:keepLines/>
+      </w:pPr>
+      <w:r>
+        <w:rPr>
+          <w:b/>
+        </w:rPr>
+        <w:t xml:space="preserve">Next evidence gate  </w:t>
+      </w:r>
+      <w:r>
+        <w:t>Replace all placeholder sections marked unchanged; remove chat residue and unsupported universal claims; verify scholarship; add worked examples, assessment rubrics, ethics, scope-of-practice, accessibility, and legal boundaries; pilot the method and document outcomes.</w:t>
+      </w:r>
+    </w:p>
+    <w:p>
+      <w:pPr>
+        <w:keepLines/>
+      </w:pPr>
+      <w:r>
+        <w:rPr>
+          <w:b/>
+        </w:rPr>
+        <w:t xml:space="preserve">Commercial route  </w:t>
+      </w:r>
+      <w:r>
+        <w:t>Sell as a rights-cleared workbook, facilitator kit, cohort course, institutional license, or consulting package after review and pilot evidence.</w:t>
+      </w:r>
+    </w:p>
+    <w:p>
+      <w:pPr>
+        <w:keepLines/>
+      </w:pPr>
+      <w:r>
+        <w:rPr>
+          <w:b/>
+        </w:rPr>
+        <w:t xml:space="preserve">Civic Continuum role  </w:t>
+      </w:r>
+      <w:r>
+        <w:t>Accountability practice lane: converts lived system failures into auditable methods, training, paid services, and institutional repair tools.</w:t>
+      </w:r>
+    </w:p>
+    <w:p>
+      <w:pPr>
+        <w:keepLines/>
+      </w:pPr>
+    </w:p>
+    <w:p>
+      <w:pPr>
+        <w:pStyle w:val="Heading2"/>
+        <w:keepLines/>
+      </w:pPr>
+      <w:r>
+        <w:t>69. The Batman Training Protocol and Productivity System</w:t>
+      </w:r>
+    </w:p>
+    <w:p>
+      <w:pPr>
+        <w:keepLines/>
+      </w:pPr>
+      <w:r>
+        <w:rPr>
+          <w:b/>
+        </w:rPr>
+        <w:t xml:space="preserve">Type  </w:t>
+      </w:r>
+      <w:r>
+        <w:t>Consumer fitness and productivity planner</w:t>
+      </w:r>
+    </w:p>
+    <w:p>
+      <w:pPr>
+        <w:keepLines/>
+      </w:pPr>
+      <w:r>
+        <w:rPr>
+          <w:b/>
+        </w:rPr>
+        <w:t xml:space="preserve">Release disposition  </w:t>
+      </w:r>
+      <w:r>
+        <w:t>Rights-restricted draft; sell only as a renamed original system after safety review</w:t>
+      </w:r>
+    </w:p>
+    <w:p>
+      <w:pPr>
+        <w:keepLines/>
+      </w:pPr>
+      <w:r>
+        <w:rPr>
+          <w:b/>
+        </w:rPr>
+        <w:t xml:space="preserve">Zenodo match  </w:t>
+      </w:r>
+      <w:r>
+        <w:t>No match in the recovered 60-record set</w:t>
+      </w:r>
+    </w:p>
+    <w:p>
+      <w:pPr>
+        <w:keepLines/>
+      </w:pPr>
+      <w:r>
+        <w:rPr>
+          <w:b/>
+        </w:rPr>
+        <w:t xml:space="preserve">Working description  </w:t>
+      </w:r>
+      <w:r>
+        <w:t>A themed weekly conditioning schedule, six productivity protocols, and daily readiness checklist combining exercise, logging, environment design, reminders, and minimum viable progress.</w:t>
+      </w:r>
+    </w:p>
+    <w:p>
+      <w:pPr>
+        <w:keepLines/>
+      </w:pPr>
+      <w:r>
+        <w:rPr>
+          <w:b/>
+        </w:rPr>
+        <w:t xml:space="preserve">Next evidence gate  </w:t>
+      </w:r>
+      <w:r>
+        <w:t>Remove Batman, Batcave, Oracle, Gotham, and related marks from a commercial edition; add progressive levels, rest, screening, injury modification, nutrition and sleep boundaries; eliminate unsafe intensity assumptions; obtain certified trainer, sports-medicine, accessibility, and rights review.</w:t>
+      </w:r>
+    </w:p>
+    <w:p>
+      <w:pPr>
+        <w:keepLines/>
+      </w:pPr>
+      <w:r>
+        <w:rPr>
+          <w:b/>
+        </w:rPr>
+        <w:t xml:space="preserve">Commercial route  </w:t>
+      </w:r>
+      <w:r>
+        <w:t>Sell as a rights-cleared workbook, facilitator kit, cohort course, institutional license, or consulting package after review and pilot evidence.</w:t>
+      </w:r>
+    </w:p>
+    <w:p>
+      <w:pPr>
+        <w:keepLines/>
+      </w:pPr>
+      <w:r>
+        <w:rPr>
+          <w:b/>
+        </w:rPr>
+        <w:t xml:space="preserve">Civic Continuum role  </w:t>
+      </w:r>
+      <w:r>
+        <w:t>Audience and revenue lane: funds the mission, teaches the framework, and builds trust through useful rights-cleared products.</w:t>
       </w:r>
     </w:p>
     <w:p>
